--- a/Heart_Disease_MLOps_Report.docx
+++ b/Heart_Disease_MLOps_Report.docx
@@ -1,6 +1,6 @@
 
 <file path=word/document.xml><?xml version="1.0" encoding="utf-8"?>
-<w:document xmlns:wpc="http://schemas.microsoft.com/office/word/2010/wordprocessingCanvas" xmlns:mc="http://schemas.openxmlformats.org/markup-compatibility/2006" xmlns:o="urn:schemas-microsoft-com:office:office" xmlns:r="http://schemas.openxmlformats.org/officeDocument/2006/relationships" xmlns:m="http://schemas.openxmlformats.org/officeDocument/2006/math" xmlns:v="urn:schemas-microsoft-com:vml" xmlns:wp14="http://schemas.microsoft.com/office/word/2010/wordprocessingDrawing" xmlns:wp="http://schemas.openxmlformats.org/drawingml/2006/wordprocessingDrawing" xmlns:w10="urn:schemas-microsoft-com:office:word" xmlns:w="http://schemas.openxmlformats.org/wordprocessingml/2006/main" xmlns:w14="http://schemas.microsoft.com/office/word/2010/wordml" xmlns:w15="http://schemas.microsoft.com/office/word/2012/wordml" xmlns:wpg="http://schemas.microsoft.com/office/word/2010/wordprocessingGroup" xmlns:wpi="http://schemas.microsoft.com/office/word/2010/wordprocessingInk" xmlns:wne="http://schemas.microsoft.com/office/word/2006/wordml" xmlns:wps="http://schemas.microsoft.com/office/word/2010/wordprocessingShape" xmlns:cx="http://schemas.microsoft.com/office/drawing/2014/chartex" xmlns:cx1="http://schemas.microsoft.com/office/drawing/2015/9/8/chartex" xmlns:cx2="http://schemas.microsoft.com/office/drawing/2015/10/21/chartex" xmlns:cx3="http://schemas.microsoft.com/office/drawing/2016/5/9/chartex" xmlns:cx4="http://schemas.microsoft.com/office/drawing/2016/5/10/chartex" xmlns:cx5="http://schemas.microsoft.com/office/drawing/2016/5/11/chartex" xmlns:cx6="http://schemas.microsoft.com/office/drawing/2016/5/12/chartex" xmlns:cx7="http://schemas.microsoft.com/office/drawing/2016/5/13/chartex" xmlns:cx8="http://schemas.microsoft.com/office/drawing/2016/5/14/chartex" xmlns:aink="http://schemas.microsoft.com/office/drawing/2016/ink" xmlns:am3d="http://schemas.microsoft.com/office/drawing/2017/model3d" xmlns:w16cex="http://schemas.microsoft.com/office/word/2018/wordml/cex" xmlns:w16cid="http://schemas.microsoft.com/office/word/2016/wordml/cid" xmlns:w16="http://schemas.microsoft.com/office/word/2018/wordml" xmlns:w16sdtdh="http://schemas.microsoft.com/office/word/2020/wordml/sdtdatahash" xmlns:w16se="http://schemas.microsoft.com/office/word/2015/wordml/symex" mc:Ignorable="w14 w15 wp14">
+<w:document xmlns:wpc="http://schemas.microsoft.com/office/word/2010/wordprocessingCanvas" xmlns:cx="http://schemas.microsoft.com/office/drawing/2014/chartex" xmlns:cx1="http://schemas.microsoft.com/office/drawing/2015/9/8/chartex" xmlns:cx2="http://schemas.microsoft.com/office/drawing/2015/10/21/chartex" xmlns:cx3="http://schemas.microsoft.com/office/drawing/2016/5/9/chartex" xmlns:cx4="http://schemas.microsoft.com/office/drawing/2016/5/10/chartex" xmlns:cx5="http://schemas.microsoft.com/office/drawing/2016/5/11/chartex" xmlns:cx6="http://schemas.microsoft.com/office/drawing/2016/5/12/chartex" xmlns:cx7="http://schemas.microsoft.com/office/drawing/2016/5/13/chartex" xmlns:cx8="http://schemas.microsoft.com/office/drawing/2016/5/14/chartex" xmlns:mc="http://schemas.openxmlformats.org/markup-compatibility/2006" xmlns:aink="http://schemas.microsoft.com/office/drawing/2016/ink" xmlns:am3d="http://schemas.microsoft.com/office/drawing/2017/model3d" xmlns:o="urn:schemas-microsoft-com:office:office" xmlns:oel="http://schemas.microsoft.com/office/2019/extlst" xmlns:r="http://schemas.openxmlformats.org/officeDocument/2006/relationships" xmlns:m="http://schemas.openxmlformats.org/officeDocument/2006/math" xmlns:v="urn:schemas-microsoft-com:vml" xmlns:wp14="http://schemas.microsoft.com/office/word/2010/wordprocessingDrawing" xmlns:wp="http://schemas.openxmlformats.org/drawingml/2006/wordprocessingDrawing" xmlns:w10="urn:schemas-microsoft-com:office:word" xmlns:w="http://schemas.openxmlformats.org/wordprocessingml/2006/main" xmlns:w14="http://schemas.microsoft.com/office/word/2010/wordml" xmlns:w15="http://schemas.microsoft.com/office/word/2012/wordml" xmlns:w16cex="http://schemas.microsoft.com/office/word/2018/wordml/cex" xmlns:w16cid="http://schemas.microsoft.com/office/word/2016/wordml/cid" xmlns:w16="http://schemas.microsoft.com/office/word/2018/wordml" xmlns:w16du="http://schemas.microsoft.com/office/word/2023/wordml/word16du" xmlns:w16sdtdh="http://schemas.microsoft.com/office/word/2020/wordml/sdtdatahash" xmlns:w16sdtfl="http://schemas.microsoft.com/office/word/2024/wordml/sdtformatlock" xmlns:w16se="http://schemas.microsoft.com/office/word/2015/wordml/symex" xmlns:wpg="http://schemas.microsoft.com/office/word/2010/wordprocessingGroup" xmlns:wpi="http://schemas.microsoft.com/office/word/2010/wordprocessingInk" xmlns:wne="http://schemas.microsoft.com/office/word/2006/wordml" xmlns:wps="http://schemas.microsoft.com/office/word/2010/wordprocessingShape" mc:Ignorable="w14 w15 w16se w16cid w16 w16cex w16sdtdh w16sdtfl w16du wp14">
   <w:body>
     <w:p>
       <w:pPr>
@@ -16,11 +16,11 @@
         <w:rPr>
           <w:b/>
           <w:bCs/>
-          <w:color w:val="2b2b2b"/>
+          <w:color w:val="2B2B2B"/>
           <w:sz w:val="52"/>
           <w:szCs w:val="52"/>
         </w:rPr>
-        <w:t xml:space="preserve">Heart Disease Risk Prediction:</w:t>
+        <w:t>Heart Disease Risk Prediction:</w:t>
       </w:r>
     </w:p>
     <w:p>
@@ -32,11 +32,11 @@
         <w:rPr>
           <w:b/>
           <w:bCs/>
-          <w:color w:val="2b2b2b"/>
+          <w:color w:val="2B2B2B"/>
           <w:sz w:val="52"/>
           <w:szCs w:val="52"/>
         </w:rPr>
-        <w:t xml:space="preserve">An End-to-End MLOps Pipeline</w:t>
+        <w:t>An End-to-End MLOps Pipeline</w:t>
       </w:r>
     </w:p>
     <w:p>
@@ -49,7 +49,7 @@
           <w:sz w:val="28"/>
           <w:szCs w:val="28"/>
         </w:rPr>
-        <w:t xml:space="preserve">Assignment 01 — MLOps Experimental Learning Assignment</w:t>
+        <w:t>Assignment 01 — MLOps Experimental Learning Assignment</w:t>
       </w:r>
     </w:p>
     <w:p>
@@ -62,7 +62,7 @@
           <w:sz w:val="26"/>
           <w:szCs w:val="26"/>
         </w:rPr>
-        <w:t xml:space="preserve">Machine Learning Operations (MLOps) — AIMLCZG523</w:t>
+        <w:t>Machine Learning Operations (MLOps) — AIMLCZG523</w:t>
       </w:r>
     </w:p>
     <w:p>
@@ -75,7 +75,7 @@
           <w:sz w:val="26"/>
           <w:szCs w:val="26"/>
         </w:rPr>
-        <w:t xml:space="preserve">BITS Pilani WILP M.Tech. Artificial Intelligence &amp; Machine Learning</w:t>
+        <w:t>BITS Pilani WILP M.Tech. Artificial Intelligence &amp; Machine Learning</w:t>
       </w:r>
     </w:p>
     <w:p>
@@ -90,7 +90,7 @@
           <w:sz w:val="24"/>
           <w:szCs w:val="24"/>
         </w:rPr>
-        <w:t xml:space="preserve">Submitted by: Hamza Aziz</w:t>
+        <w:t>Submitted by: Hamza Aziz</w:t>
       </w:r>
     </w:p>
     <w:p>
@@ -99,11 +99,7 @@
         <w:jc w:val="center"/>
       </w:pPr>
       <w:r>
-        <w:rPr>
-          <w:sz w:val="22"/>
-          <w:szCs w:val="22"/>
-        </w:rPr>
-        <w:t xml:space="preserve">Email: hamzaaziz822@gmail.com</w:t>
+        <w:t>BITS ID: 2024AC05133</w:t>
       </w:r>
     </w:p>
     <w:p>
@@ -115,11 +111,19 @@
         <w:rPr>
           <w:i/>
           <w:iCs/>
-          <w:sz w:val="22"/>
-          <w:szCs w:val="22"/>
         </w:rPr>
-        <w:t xml:space="preserve">GitHub Repository: &lt;insert your repository URL here&gt;</w:t>
-      </w:r>
+        <w:t xml:space="preserve">GitHub Repository: </w:t>
+      </w:r>
+      <w:hyperlink r:id="rId5" w:history="1">
+        <w:r>
+          <w:rPr>
+            <w:rStyle w:val="Hyperlink"/>
+            <w:i/>
+            <w:iCs/>
+          </w:rPr>
+          <w:t>https://github.com/hamzaziizzz/heart-disease-risk-prediction</w:t>
+        </w:r>
+      </w:hyperlink>
     </w:p>
     <w:p>
       <w:pPr>
@@ -130,10 +134,8 @@
         <w:rPr>
           <w:i/>
           <w:iCs/>
-          <w:sz w:val="22"/>
-          <w:szCs w:val="22"/>
         </w:rPr>
-        <w:t xml:space="preserve">Deployed / Local API URL: &lt;insert URL, e.g. http://localhost:8080&gt;</w:t>
+        <w:t>Deployed / Local API URL: &lt;insert URL, e.g. http://localhost:8080&gt;</w:t>
       </w:r>
     </w:p>
     <w:p>
@@ -144,10 +146,11 @@
     <w:p>
       <w:pPr>
         <w:pStyle w:val="Heading1"/>
-        <w:spacing w:after="150" w:before="300"/>
-      </w:pPr>
-      <w:r>
-        <w:t xml:space="preserve">1. Project Overview &amp; Objective</w:t>
+        <w:spacing w:before="300" w:after="150"/>
+      </w:pPr>
+      <w:r>
+        <w:lastRenderedPageBreak/>
+        <w:t>1. Project Overview &amp; Objective</w:t>
       </w:r>
     </w:p>
     <w:p>
@@ -155,7 +158,7 @@
         <w:spacing w:after="160"/>
       </w:pPr>
       <w:r>
-        <w:t xml:space="preserve">This project implements a complete, production-style Machine Learning Operations (MLOps) pipeline for a binary classification problem: predicting the presence or absence of heart disease from a patient's clinical measurements. Rather than treating model training as the end goal, the pipeline is built around the full ML lifecycle expected of a real production system — reproducible data acquisition, tracked experimentation, automated testing, continuous integration, containerization, orchestrated deployment, and live monitoring.</w:t>
+        <w:t>This project implements a complete, production-style Machine Learning Operations (MLOps) pipeline for a binary classification problem: predicting the presence or absence of heart disease from a patient's clinical measurements. Rather than treating model training as the end goal, the pipeline is built around the full ML lifecycle expected of a real production system — reproducible data acquisition, tracked experimentation, automated testing, continuous integration, containerization, orchestrated deployment, and live monitoring.</w:t>
       </w:r>
     </w:p>
     <w:p>
@@ -163,29 +166,42 @@
         <w:spacing w:after="160"/>
       </w:pPr>
       <w:r>
-        <w:t xml:space="preserve">The end objective is a cloud-ready, monitored REST API that accepts a patient's clinical features as JSON and returns a risk prediction with a confidence score, backed by a model whose full training lineage — hyperparameters, cross-validation scores, evaluation plots — is captured in MLflow, and whose deployment is verifiable end-to-end via Docker and Kubernetes.</w:t>
+        <w:t xml:space="preserve">The end objective is a cloud-ready, monitored REST API that accepts a patient's clinical features as JSON and returns a risk prediction with a confidence score, backed by a model whose full training lineage — hyperparameters, cross-validation scores, evaluation plots — is captured in </w:t>
+      </w:r>
+      <w:proofErr w:type="spellStart"/>
+      <w:r>
+        <w:t>MLflow</w:t>
+      </w:r>
+      <w:proofErr w:type="spellEnd"/>
+      <w:r>
+        <w:t>, and whose deployment is verifiable end-to-end via Docker and Kubernetes.</w:t>
       </w:r>
     </w:p>
     <w:p>
       <w:pPr>
         <w:pStyle w:val="Heading2"/>
-        <w:spacing w:after="120" w:before="250"/>
-      </w:pPr>
-      <w:r>
-        <w:t xml:space="preserve">1.1 Assignment Mark Allocation Coverage</w:t>
+        <w:spacing w:before="250" w:after="120"/>
+      </w:pPr>
+      <w:r>
+        <w:t>1.1 Assignment Mark Allocation Coverage</w:t>
       </w:r>
     </w:p>
     <w:tbl>
       <w:tblPr>
-        <w:tblW w:type="dxa" w:w="8400"/>
+        <w:tblW w:w="8400" w:type="dxa"/>
         <w:tblBorders>
-          <w:top w:val="single" w:color="auto" w:sz="4"/>
-          <w:left w:val="single" w:color="auto" w:sz="4"/>
-          <w:bottom w:val="single" w:color="auto" w:sz="4"/>
-          <w:right w:val="single" w:color="auto" w:sz="4"/>
-          <w:insideH w:val="single" w:color="auto" w:sz="4"/>
-          <w:insideV w:val="single" w:color="auto" w:sz="4"/>
+          <w:top w:val="single" w:sz="4" w:space="0" w:color="auto"/>
+          <w:left w:val="single" w:sz="4" w:space="0" w:color="auto"/>
+          <w:bottom w:val="single" w:sz="4" w:space="0" w:color="auto"/>
+          <w:right w:val="single" w:sz="4" w:space="0" w:color="auto"/>
+          <w:insideH w:val="single" w:sz="4" w:space="0" w:color="auto"/>
+          <w:insideV w:val="single" w:sz="4" w:space="0" w:color="auto"/>
         </w:tblBorders>
+        <w:tblCellMar>
+          <w:left w:w="10" w:type="dxa"/>
+          <w:right w:w="10" w:type="dxa"/>
+        </w:tblCellMar>
+        <w:tblLook w:val="04A0" w:firstRow="1" w:lastRow="0" w:firstColumn="1" w:lastColumn="0" w:noHBand="0" w:noVBand="1"/>
       </w:tblPr>
       <w:tblGrid>
         <w:gridCol w:w="700"/>
@@ -193,10 +209,16 @@
         <w:gridCol w:w="1200"/>
       </w:tblGrid>
       <w:tr>
-        <w:tc>
-          <w:tcPr>
-            <w:tcW w:type="dxa" w:w="700"/>
-            <w:shd w:fill="4C72B0" w:val="clear"/>
+        <w:tblPrEx>
+          <w:tblCellMar>
+            <w:top w:w="0" w:type="dxa"/>
+            <w:bottom w:w="0" w:type="dxa"/>
+          </w:tblCellMar>
+        </w:tblPrEx>
+        <w:tc>
+          <w:tcPr>
+            <w:tcW w:w="700" w:type="dxa"/>
+            <w:shd w:val="clear" w:color="auto" w:fill="4C72B0"/>
           </w:tcPr>
           <w:p>
             <w:r>
@@ -205,14 +227,14 @@
                 <w:bCs/>
                 <w:color w:val="FFFFFF"/>
               </w:rPr>
-              <w:t xml:space="preserve">#</w:t>
-            </w:r>
-          </w:p>
-        </w:tc>
-        <w:tc>
-          <w:tcPr>
-            <w:tcW w:type="dxa" w:w="6500"/>
-            <w:shd w:fill="4C72B0" w:val="clear"/>
+              <w:t>#</w:t>
+            </w:r>
+          </w:p>
+        </w:tc>
+        <w:tc>
+          <w:tcPr>
+            <w:tcW w:w="6500" w:type="dxa"/>
+            <w:shd w:val="clear" w:color="auto" w:fill="4C72B0"/>
           </w:tcPr>
           <w:p>
             <w:r>
@@ -221,14 +243,14 @@
                 <w:bCs/>
                 <w:color w:val="FFFFFF"/>
               </w:rPr>
-              <w:t xml:space="preserve">Task</w:t>
-            </w:r>
-          </w:p>
-        </w:tc>
-        <w:tc>
-          <w:tcPr>
-            <w:tcW w:type="dxa" w:w="1200"/>
-            <w:shd w:fill="4C72B0" w:val="clear"/>
+              <w:t>Task</w:t>
+            </w:r>
+          </w:p>
+        </w:tc>
+        <w:tc>
+          <w:tcPr>
+            <w:tcW w:w="1200" w:type="dxa"/>
+            <w:shd w:val="clear" w:color="auto" w:fill="4C72B0"/>
           </w:tcPr>
           <w:p>
             <w:r>
@@ -237,412 +259,379 @@
                 <w:bCs/>
                 <w:color w:val="FFFFFF"/>
               </w:rPr>
-              <w:t xml:space="preserve">Marks</w:t>
+              <w:t>Marks</w:t>
             </w:r>
           </w:p>
         </w:tc>
       </w:tr>
       <w:tr>
-        <w:tc>
-          <w:tcPr>
-            <w:tcW w:type="dxa" w:w="700"/>
-          </w:tcPr>
-          <w:p>
-            <w:r>
-              <w:rPr>
-                <w:b w:val="false"/>
-                <w:bCs w:val="false"/>
-              </w:rPr>
-              <w:t xml:space="preserve">1</w:t>
-            </w:r>
-          </w:p>
-        </w:tc>
-        <w:tc>
-          <w:tcPr>
-            <w:tcW w:type="dxa" w:w="6500"/>
-          </w:tcPr>
-          <w:p>
-            <w:r>
-              <w:rPr>
-                <w:b w:val="false"/>
-                <w:bCs w:val="false"/>
-              </w:rPr>
-              <w:t xml:space="preserve">Data Acquisition &amp; EDA</w:t>
-            </w:r>
-          </w:p>
-        </w:tc>
-        <w:tc>
-          <w:tcPr>
-            <w:tcW w:type="dxa" w:w="1200"/>
-          </w:tcPr>
-          <w:p>
-            <w:r>
-              <w:rPr>
-                <w:b w:val="false"/>
-                <w:bCs w:val="false"/>
-              </w:rPr>
-              <w:t xml:space="preserve">5</w:t>
+        <w:tblPrEx>
+          <w:tblCellMar>
+            <w:top w:w="0" w:type="dxa"/>
+            <w:bottom w:w="0" w:type="dxa"/>
+          </w:tblCellMar>
+        </w:tblPrEx>
+        <w:tc>
+          <w:tcPr>
+            <w:tcW w:w="700" w:type="dxa"/>
+          </w:tcPr>
+          <w:p>
+            <w:r>
+              <w:t>1</w:t>
+            </w:r>
+          </w:p>
+        </w:tc>
+        <w:tc>
+          <w:tcPr>
+            <w:tcW w:w="6500" w:type="dxa"/>
+          </w:tcPr>
+          <w:p>
+            <w:r>
+              <w:t>Data Acquisition &amp; EDA</w:t>
+            </w:r>
+          </w:p>
+        </w:tc>
+        <w:tc>
+          <w:tcPr>
+            <w:tcW w:w="1200" w:type="dxa"/>
+          </w:tcPr>
+          <w:p>
+            <w:r>
+              <w:t>5</w:t>
             </w:r>
           </w:p>
         </w:tc>
       </w:tr>
       <w:tr>
-        <w:tc>
-          <w:tcPr>
-            <w:tcW w:type="dxa" w:w="700"/>
-          </w:tcPr>
-          <w:p>
-            <w:r>
-              <w:rPr>
-                <w:b w:val="false"/>
-                <w:bCs w:val="false"/>
-              </w:rPr>
-              <w:t xml:space="preserve">2</w:t>
-            </w:r>
-          </w:p>
-        </w:tc>
-        <w:tc>
-          <w:tcPr>
-            <w:tcW w:type="dxa" w:w="6500"/>
-          </w:tcPr>
-          <w:p>
-            <w:r>
-              <w:rPr>
-                <w:b w:val="false"/>
-                <w:bCs w:val="false"/>
-              </w:rPr>
-              <w:t xml:space="preserve">Feature Engineering &amp; Model Development</w:t>
-            </w:r>
-          </w:p>
-        </w:tc>
-        <w:tc>
-          <w:tcPr>
-            <w:tcW w:type="dxa" w:w="1200"/>
-          </w:tcPr>
-          <w:p>
-            <w:r>
-              <w:rPr>
-                <w:b w:val="false"/>
-                <w:bCs w:val="false"/>
-              </w:rPr>
-              <w:t xml:space="preserve">8</w:t>
+        <w:tblPrEx>
+          <w:tblCellMar>
+            <w:top w:w="0" w:type="dxa"/>
+            <w:bottom w:w="0" w:type="dxa"/>
+          </w:tblCellMar>
+        </w:tblPrEx>
+        <w:tc>
+          <w:tcPr>
+            <w:tcW w:w="700" w:type="dxa"/>
+          </w:tcPr>
+          <w:p>
+            <w:r>
+              <w:t>2</w:t>
+            </w:r>
+          </w:p>
+        </w:tc>
+        <w:tc>
+          <w:tcPr>
+            <w:tcW w:w="6500" w:type="dxa"/>
+          </w:tcPr>
+          <w:p>
+            <w:r>
+              <w:t>Feature Engineering &amp; Model Development</w:t>
+            </w:r>
+          </w:p>
+        </w:tc>
+        <w:tc>
+          <w:tcPr>
+            <w:tcW w:w="1200" w:type="dxa"/>
+          </w:tcPr>
+          <w:p>
+            <w:r>
+              <w:t>8</w:t>
             </w:r>
           </w:p>
         </w:tc>
       </w:tr>
       <w:tr>
-        <w:tc>
-          <w:tcPr>
-            <w:tcW w:type="dxa" w:w="700"/>
-          </w:tcPr>
-          <w:p>
-            <w:r>
-              <w:rPr>
-                <w:b w:val="false"/>
-                <w:bCs w:val="false"/>
-              </w:rPr>
-              <w:t xml:space="preserve">3</w:t>
-            </w:r>
-          </w:p>
-        </w:tc>
-        <w:tc>
-          <w:tcPr>
-            <w:tcW w:type="dxa" w:w="6500"/>
-          </w:tcPr>
-          <w:p>
-            <w:r>
-              <w:rPr>
-                <w:b w:val="false"/>
-                <w:bCs w:val="false"/>
-              </w:rPr>
-              <w:t xml:space="preserve">Experiment Tracking (MLflow)</w:t>
-            </w:r>
-          </w:p>
-        </w:tc>
-        <w:tc>
-          <w:tcPr>
-            <w:tcW w:type="dxa" w:w="1200"/>
-          </w:tcPr>
-          <w:p>
-            <w:r>
-              <w:rPr>
-                <w:b w:val="false"/>
-                <w:bCs w:val="false"/>
-              </w:rPr>
-              <w:t xml:space="preserve">5</w:t>
+        <w:tblPrEx>
+          <w:tblCellMar>
+            <w:top w:w="0" w:type="dxa"/>
+            <w:bottom w:w="0" w:type="dxa"/>
+          </w:tblCellMar>
+        </w:tblPrEx>
+        <w:tc>
+          <w:tcPr>
+            <w:tcW w:w="700" w:type="dxa"/>
+          </w:tcPr>
+          <w:p>
+            <w:r>
+              <w:t>3</w:t>
+            </w:r>
+          </w:p>
+        </w:tc>
+        <w:tc>
+          <w:tcPr>
+            <w:tcW w:w="6500" w:type="dxa"/>
+          </w:tcPr>
+          <w:p>
+            <w:r>
+              <w:t>Experiment Tracking (</w:t>
+            </w:r>
+            <w:proofErr w:type="spellStart"/>
+            <w:r>
+              <w:t>MLflow</w:t>
+            </w:r>
+            <w:proofErr w:type="spellEnd"/>
+            <w:r>
+              <w:t>)</w:t>
+            </w:r>
+          </w:p>
+        </w:tc>
+        <w:tc>
+          <w:tcPr>
+            <w:tcW w:w="1200" w:type="dxa"/>
+          </w:tcPr>
+          <w:p>
+            <w:r>
+              <w:t>5</w:t>
             </w:r>
           </w:p>
         </w:tc>
       </w:tr>
       <w:tr>
-        <w:tc>
-          <w:tcPr>
-            <w:tcW w:type="dxa" w:w="700"/>
-          </w:tcPr>
-          <w:p>
-            <w:r>
-              <w:rPr>
-                <w:b w:val="false"/>
-                <w:bCs w:val="false"/>
-              </w:rPr>
-              <w:t xml:space="preserve">4</w:t>
-            </w:r>
-          </w:p>
-        </w:tc>
-        <w:tc>
-          <w:tcPr>
-            <w:tcW w:type="dxa" w:w="6500"/>
-          </w:tcPr>
-          <w:p>
-            <w:r>
-              <w:rPr>
-                <w:b w:val="false"/>
-                <w:bCs w:val="false"/>
-              </w:rPr>
-              <w:t xml:space="preserve">Model Packaging &amp; Reproducibility</w:t>
-            </w:r>
-          </w:p>
-        </w:tc>
-        <w:tc>
-          <w:tcPr>
-            <w:tcW w:type="dxa" w:w="1200"/>
-          </w:tcPr>
-          <w:p>
-            <w:r>
-              <w:rPr>
-                <w:b w:val="false"/>
-                <w:bCs w:val="false"/>
-              </w:rPr>
-              <w:t xml:space="preserve">7</w:t>
+        <w:tblPrEx>
+          <w:tblCellMar>
+            <w:top w:w="0" w:type="dxa"/>
+            <w:bottom w:w="0" w:type="dxa"/>
+          </w:tblCellMar>
+        </w:tblPrEx>
+        <w:tc>
+          <w:tcPr>
+            <w:tcW w:w="700" w:type="dxa"/>
+          </w:tcPr>
+          <w:p>
+            <w:r>
+              <w:t>4</w:t>
+            </w:r>
+          </w:p>
+        </w:tc>
+        <w:tc>
+          <w:tcPr>
+            <w:tcW w:w="6500" w:type="dxa"/>
+          </w:tcPr>
+          <w:p>
+            <w:r>
+              <w:t>Model Packaging &amp; Reproducibility</w:t>
+            </w:r>
+          </w:p>
+        </w:tc>
+        <w:tc>
+          <w:tcPr>
+            <w:tcW w:w="1200" w:type="dxa"/>
+          </w:tcPr>
+          <w:p>
+            <w:r>
+              <w:t>7</w:t>
             </w:r>
           </w:p>
         </w:tc>
       </w:tr>
       <w:tr>
-        <w:tc>
-          <w:tcPr>
-            <w:tcW w:type="dxa" w:w="700"/>
-          </w:tcPr>
-          <w:p>
-            <w:r>
-              <w:rPr>
-                <w:b w:val="false"/>
-                <w:bCs w:val="false"/>
-              </w:rPr>
-              <w:t xml:space="preserve">5</w:t>
-            </w:r>
-          </w:p>
-        </w:tc>
-        <w:tc>
-          <w:tcPr>
-            <w:tcW w:type="dxa" w:w="6500"/>
-          </w:tcPr>
-          <w:p>
-            <w:r>
-              <w:rPr>
-                <w:b w:val="false"/>
-                <w:bCs w:val="false"/>
-              </w:rPr>
-              <w:t xml:space="preserve">CI/CD Pipeline &amp; Automated Testing</w:t>
-            </w:r>
-          </w:p>
-        </w:tc>
-        <w:tc>
-          <w:tcPr>
-            <w:tcW w:type="dxa" w:w="1200"/>
-          </w:tcPr>
-          <w:p>
-            <w:r>
-              <w:rPr>
-                <w:b w:val="false"/>
-                <w:bCs w:val="false"/>
-              </w:rPr>
-              <w:t xml:space="preserve">8</w:t>
+        <w:tblPrEx>
+          <w:tblCellMar>
+            <w:top w:w="0" w:type="dxa"/>
+            <w:bottom w:w="0" w:type="dxa"/>
+          </w:tblCellMar>
+        </w:tblPrEx>
+        <w:tc>
+          <w:tcPr>
+            <w:tcW w:w="700" w:type="dxa"/>
+          </w:tcPr>
+          <w:p>
+            <w:r>
+              <w:t>5</w:t>
+            </w:r>
+          </w:p>
+        </w:tc>
+        <w:tc>
+          <w:tcPr>
+            <w:tcW w:w="6500" w:type="dxa"/>
+          </w:tcPr>
+          <w:p>
+            <w:r>
+              <w:t>CI/CD Pipeline &amp; Automated Testing</w:t>
+            </w:r>
+          </w:p>
+        </w:tc>
+        <w:tc>
+          <w:tcPr>
+            <w:tcW w:w="1200" w:type="dxa"/>
+          </w:tcPr>
+          <w:p>
+            <w:r>
+              <w:t>8</w:t>
             </w:r>
           </w:p>
         </w:tc>
       </w:tr>
       <w:tr>
-        <w:tc>
-          <w:tcPr>
-            <w:tcW w:type="dxa" w:w="700"/>
-          </w:tcPr>
-          <w:p>
-            <w:r>
-              <w:rPr>
-                <w:b w:val="false"/>
-                <w:bCs w:val="false"/>
-              </w:rPr>
-              <w:t xml:space="preserve">6</w:t>
-            </w:r>
-          </w:p>
-        </w:tc>
-        <w:tc>
-          <w:tcPr>
-            <w:tcW w:type="dxa" w:w="6500"/>
-          </w:tcPr>
-          <w:p>
-            <w:r>
-              <w:rPr>
-                <w:b w:val="false"/>
-                <w:bCs w:val="false"/>
-              </w:rPr>
-              <w:t xml:space="preserve">Model Containerization</w:t>
-            </w:r>
-          </w:p>
-        </w:tc>
-        <w:tc>
-          <w:tcPr>
-            <w:tcW w:type="dxa" w:w="1200"/>
-          </w:tcPr>
-          <w:p>
-            <w:r>
-              <w:rPr>
-                <w:b w:val="false"/>
-                <w:bCs w:val="false"/>
-              </w:rPr>
-              <w:t xml:space="preserve">5</w:t>
+        <w:tblPrEx>
+          <w:tblCellMar>
+            <w:top w:w="0" w:type="dxa"/>
+            <w:bottom w:w="0" w:type="dxa"/>
+          </w:tblCellMar>
+        </w:tblPrEx>
+        <w:tc>
+          <w:tcPr>
+            <w:tcW w:w="700" w:type="dxa"/>
+          </w:tcPr>
+          <w:p>
+            <w:r>
+              <w:t>6</w:t>
+            </w:r>
+          </w:p>
+        </w:tc>
+        <w:tc>
+          <w:tcPr>
+            <w:tcW w:w="6500" w:type="dxa"/>
+          </w:tcPr>
+          <w:p>
+            <w:r>
+              <w:t>Model Containerization</w:t>
+            </w:r>
+          </w:p>
+        </w:tc>
+        <w:tc>
+          <w:tcPr>
+            <w:tcW w:w="1200" w:type="dxa"/>
+          </w:tcPr>
+          <w:p>
+            <w:r>
+              <w:t>5</w:t>
             </w:r>
           </w:p>
         </w:tc>
       </w:tr>
       <w:tr>
-        <w:tc>
-          <w:tcPr>
-            <w:tcW w:type="dxa" w:w="700"/>
-          </w:tcPr>
-          <w:p>
-            <w:r>
-              <w:rPr>
-                <w:b w:val="false"/>
-                <w:bCs w:val="false"/>
-              </w:rPr>
-              <w:t xml:space="preserve">7</w:t>
-            </w:r>
-          </w:p>
-        </w:tc>
-        <w:tc>
-          <w:tcPr>
-            <w:tcW w:type="dxa" w:w="6500"/>
-          </w:tcPr>
-          <w:p>
-            <w:r>
-              <w:rPr>
-                <w:b w:val="false"/>
-                <w:bCs w:val="false"/>
-              </w:rPr>
-              <w:t xml:space="preserve">Production Deployment</w:t>
-            </w:r>
-          </w:p>
-        </w:tc>
-        <w:tc>
-          <w:tcPr>
-            <w:tcW w:type="dxa" w:w="1200"/>
-          </w:tcPr>
-          <w:p>
-            <w:r>
-              <w:rPr>
-                <w:b w:val="false"/>
-                <w:bCs w:val="false"/>
-              </w:rPr>
-              <w:t xml:space="preserve">7</w:t>
+        <w:tblPrEx>
+          <w:tblCellMar>
+            <w:top w:w="0" w:type="dxa"/>
+            <w:bottom w:w="0" w:type="dxa"/>
+          </w:tblCellMar>
+        </w:tblPrEx>
+        <w:tc>
+          <w:tcPr>
+            <w:tcW w:w="700" w:type="dxa"/>
+          </w:tcPr>
+          <w:p>
+            <w:r>
+              <w:t>7</w:t>
+            </w:r>
+          </w:p>
+        </w:tc>
+        <w:tc>
+          <w:tcPr>
+            <w:tcW w:w="6500" w:type="dxa"/>
+          </w:tcPr>
+          <w:p>
+            <w:r>
+              <w:t>Production Deployment</w:t>
+            </w:r>
+          </w:p>
+        </w:tc>
+        <w:tc>
+          <w:tcPr>
+            <w:tcW w:w="1200" w:type="dxa"/>
+          </w:tcPr>
+          <w:p>
+            <w:r>
+              <w:t>7</w:t>
             </w:r>
           </w:p>
         </w:tc>
       </w:tr>
       <w:tr>
-        <w:tc>
-          <w:tcPr>
-            <w:tcW w:type="dxa" w:w="700"/>
-          </w:tcPr>
-          <w:p>
-            <w:r>
-              <w:rPr>
-                <w:b w:val="false"/>
-                <w:bCs w:val="false"/>
-              </w:rPr>
-              <w:t xml:space="preserve">8</w:t>
-            </w:r>
-          </w:p>
-        </w:tc>
-        <w:tc>
-          <w:tcPr>
-            <w:tcW w:type="dxa" w:w="6500"/>
-          </w:tcPr>
-          <w:p>
-            <w:r>
-              <w:rPr>
-                <w:b w:val="false"/>
-                <w:bCs w:val="false"/>
-              </w:rPr>
-              <w:t xml:space="preserve">Monitoring &amp; Logging</w:t>
-            </w:r>
-          </w:p>
-        </w:tc>
-        <w:tc>
-          <w:tcPr>
-            <w:tcW w:type="dxa" w:w="1200"/>
-          </w:tcPr>
-          <w:p>
-            <w:r>
-              <w:rPr>
-                <w:b w:val="false"/>
-                <w:bCs w:val="false"/>
-              </w:rPr>
-              <w:t xml:space="preserve">3</w:t>
+        <w:tblPrEx>
+          <w:tblCellMar>
+            <w:top w:w="0" w:type="dxa"/>
+            <w:bottom w:w="0" w:type="dxa"/>
+          </w:tblCellMar>
+        </w:tblPrEx>
+        <w:tc>
+          <w:tcPr>
+            <w:tcW w:w="700" w:type="dxa"/>
+          </w:tcPr>
+          <w:p>
+            <w:r>
+              <w:t>8</w:t>
+            </w:r>
+          </w:p>
+        </w:tc>
+        <w:tc>
+          <w:tcPr>
+            <w:tcW w:w="6500" w:type="dxa"/>
+          </w:tcPr>
+          <w:p>
+            <w:r>
+              <w:t>Monitoring &amp; Logging</w:t>
+            </w:r>
+          </w:p>
+        </w:tc>
+        <w:tc>
+          <w:tcPr>
+            <w:tcW w:w="1200" w:type="dxa"/>
+          </w:tcPr>
+          <w:p>
+            <w:r>
+              <w:t>3</w:t>
             </w:r>
           </w:p>
         </w:tc>
       </w:tr>
       <w:tr>
-        <w:tc>
-          <w:tcPr>
-            <w:tcW w:type="dxa" w:w="700"/>
-          </w:tcPr>
-          <w:p>
-            <w:r>
-              <w:rPr>
-                <w:b w:val="false"/>
-                <w:bCs w:val="false"/>
-              </w:rPr>
-              <w:t xml:space="preserve">9</w:t>
-            </w:r>
-          </w:p>
-        </w:tc>
-        <w:tc>
-          <w:tcPr>
-            <w:tcW w:type="dxa" w:w="6500"/>
-          </w:tcPr>
-          <w:p>
-            <w:r>
-              <w:rPr>
-                <w:b w:val="false"/>
-                <w:bCs w:val="false"/>
-              </w:rPr>
-              <w:t xml:space="preserve">Documentation &amp; Reporting</w:t>
-            </w:r>
-          </w:p>
-        </w:tc>
-        <w:tc>
-          <w:tcPr>
-            <w:tcW w:type="dxa" w:w="1200"/>
-          </w:tcPr>
-          <w:p>
-            <w:r>
-              <w:rPr>
-                <w:b w:val="false"/>
-                <w:bCs w:val="false"/>
-              </w:rPr>
-              <w:t xml:space="preserve">2</w:t>
+        <w:tblPrEx>
+          <w:tblCellMar>
+            <w:top w:w="0" w:type="dxa"/>
+            <w:bottom w:w="0" w:type="dxa"/>
+          </w:tblCellMar>
+        </w:tblPrEx>
+        <w:tc>
+          <w:tcPr>
+            <w:tcW w:w="700" w:type="dxa"/>
+          </w:tcPr>
+          <w:p>
+            <w:r>
+              <w:t>9</w:t>
+            </w:r>
+          </w:p>
+        </w:tc>
+        <w:tc>
+          <w:tcPr>
+            <w:tcW w:w="6500" w:type="dxa"/>
+          </w:tcPr>
+          <w:p>
+            <w:r>
+              <w:t>Documentation &amp; Reporting</w:t>
+            </w:r>
+          </w:p>
+        </w:tc>
+        <w:tc>
+          <w:tcPr>
+            <w:tcW w:w="1200" w:type="dxa"/>
+          </w:tcPr>
+          <w:p>
+            <w:r>
+              <w:t>2</w:t>
             </w:r>
           </w:p>
         </w:tc>
       </w:tr>
       <w:tr>
-        <w:tc>
-          <w:tcPr>
-            <w:tcW w:type="dxa" w:w="700"/>
-            <w:shd w:fill="E8F0FE" w:val="clear"/>
+        <w:tblPrEx>
+          <w:tblCellMar>
+            <w:top w:w="0" w:type="dxa"/>
+            <w:bottom w:w="0" w:type="dxa"/>
+          </w:tblCellMar>
+        </w:tblPrEx>
+        <w:tc>
+          <w:tcPr>
+            <w:tcW w:w="700" w:type="dxa"/>
+            <w:shd w:val="clear" w:color="auto" w:fill="E8F0FE"/>
+          </w:tcPr>
+          <w:p/>
+        </w:tc>
+        <w:tc>
+          <w:tcPr>
+            <w:tcW w:w="6500" w:type="dxa"/>
+            <w:shd w:val="clear" w:color="auto" w:fill="E8F0FE"/>
           </w:tcPr>
           <w:p>
             <w:r>
@@ -650,14 +639,14 @@
                 <w:b/>
                 <w:bCs/>
               </w:rPr>
-              <w:t xml:space="preserve"/>
-            </w:r>
-          </w:p>
-        </w:tc>
-        <w:tc>
-          <w:tcPr>
-            <w:tcW w:type="dxa" w:w="6500"/>
-            <w:shd w:fill="E8F0FE" w:val="clear"/>
+              <w:t>Total</w:t>
+            </w:r>
+          </w:p>
+        </w:tc>
+        <w:tc>
+          <w:tcPr>
+            <w:tcW w:w="1200" w:type="dxa"/>
+            <w:shd w:val="clear" w:color="auto" w:fill="E8F0FE"/>
           </w:tcPr>
           <w:p>
             <w:r>
@@ -665,22 +654,7 @@
                 <w:b/>
                 <w:bCs/>
               </w:rPr>
-              <w:t xml:space="preserve">Total</w:t>
-            </w:r>
-          </w:p>
-        </w:tc>
-        <w:tc>
-          <w:tcPr>
-            <w:tcW w:type="dxa" w:w="1200"/>
-            <w:shd w:fill="E8F0FE" w:val="clear"/>
-          </w:tcPr>
-          <w:p>
-            <w:r>
-              <w:rPr>
-                <w:b/>
-                <w:bCs/>
-              </w:rPr>
-              <w:t xml:space="preserve">50</w:t>
+              <w:t>50</w:t>
             </w:r>
           </w:p>
         </w:tc>
@@ -690,17 +664,14 @@
       <w:pPr>
         <w:spacing w:after="160"/>
       </w:pPr>
-      <w:r>
-        <w:t xml:space="preserve"/>
-      </w:r>
     </w:p>
     <w:p>
       <w:pPr>
         <w:pStyle w:val="Heading1"/>
-        <w:spacing w:after="150" w:before="300"/>
-      </w:pPr>
-      <w:r>
-        <w:t xml:space="preserve">2. Dataset Description</w:t>
+        <w:spacing w:before="300" w:after="150"/>
+      </w:pPr>
+      <w:r>
+        <w:t>2. Dataset Description</w:t>
       </w:r>
     </w:p>
     <w:p>
@@ -708,7 +679,7 @@
         <w:spacing w:after="160"/>
       </w:pPr>
       <w:r>
-        <w:t xml:space="preserve">The Heart Disease UCI dataset (Cleveland subset) from the UCI Machine Learning Repository is used, as mandated by the assignment brief. It contains 303 patient records with 13 clinical features and an original 5-class severity target (0 = no disease, 1–4 = increasing severity), which is binarized to 0 (no disease) / 1 (disease present) per the assignment's problem statement.</w:t>
+        <w:t>The Heart Disease UCI dataset (Cleveland subset) from the UCI Machine Learning Repository is used, as mandated by the assignment brief. It contains 303 patient records with 13 clinical features and an original 5-class severity target (0 = no disease, 1–4 = increasing severity), which is binarized to 0 (no disease) / 1 (disease present) per the assignment's problem statement.</w:t>
       </w:r>
     </w:p>
     <w:p>
@@ -720,7 +691,7 @@
           <w:b/>
           <w:bCs/>
         </w:rPr>
-        <w:t xml:space="preserve">Features:</w:t>
+        <w:t>Features:</w:t>
       </w:r>
     </w:p>
     <w:p>
@@ -733,7 +704,7 @@
         <w:spacing w:after="80"/>
       </w:pPr>
       <w:r>
-        <w:t xml:space="preserve">age — age in years</w:t>
+        <w:t>age — age in years</w:t>
       </w:r>
     </w:p>
     <w:p>
@@ -746,7 +717,7 @@
         <w:spacing w:after="80"/>
       </w:pPr>
       <w:r>
-        <w:t xml:space="preserve">sex — 1 = male, 0 = female</w:t>
+        <w:t>sex — 1 = male, 0 = female</w:t>
       </w:r>
     </w:p>
     <w:p>
@@ -759,7 +730,7 @@
         <w:spacing w:after="80"/>
       </w:pPr>
       <w:r>
-        <w:t xml:space="preserve">cp — chest pain type (4 categories)</w:t>
+        <w:t>cp — chest pain type (4 categories)</w:t>
       </w:r>
     </w:p>
     <w:p>
@@ -771,8 +742,13 @@
         </w:numPr>
         <w:spacing w:after="80"/>
       </w:pPr>
-      <w:r>
-        <w:t xml:space="preserve">trestbps — resting blood pressure (mm Hg)</w:t>
+      <w:proofErr w:type="spellStart"/>
+      <w:r>
+        <w:t>trestbps</w:t>
+      </w:r>
+      <w:proofErr w:type="spellEnd"/>
+      <w:r>
+        <w:t xml:space="preserve"> — resting blood pressure (mm Hg)</w:t>
       </w:r>
     </w:p>
     <w:p>
@@ -784,8 +760,13 @@
         </w:numPr>
         <w:spacing w:after="80"/>
       </w:pPr>
-      <w:r>
-        <w:t xml:space="preserve">chol — serum cholesterol (mg/dl)</w:t>
+      <w:proofErr w:type="spellStart"/>
+      <w:r>
+        <w:t>chol</w:t>
+      </w:r>
+      <w:proofErr w:type="spellEnd"/>
+      <w:r>
+        <w:t xml:space="preserve"> — serum cholesterol (mg/dl)</w:t>
       </w:r>
     </w:p>
     <w:p>
@@ -797,8 +778,13 @@
         </w:numPr>
         <w:spacing w:after="80"/>
       </w:pPr>
-      <w:r>
-        <w:t xml:space="preserve">fbs — fasting blood sugar &gt; 120 mg/dl (binary)</w:t>
+      <w:proofErr w:type="spellStart"/>
+      <w:r>
+        <w:t>fbs</w:t>
+      </w:r>
+      <w:proofErr w:type="spellEnd"/>
+      <w:r>
+        <w:t xml:space="preserve"> — fasting blood sugar &gt; 120 mg/dl (binary)</w:t>
       </w:r>
     </w:p>
     <w:p>
@@ -810,8 +796,13 @@
         </w:numPr>
         <w:spacing w:after="80"/>
       </w:pPr>
-      <w:r>
-        <w:t xml:space="preserve">restecg — resting electrocardiographic results</w:t>
+      <w:proofErr w:type="spellStart"/>
+      <w:r>
+        <w:t>restecg</w:t>
+      </w:r>
+      <w:proofErr w:type="spellEnd"/>
+      <w:r>
+        <w:t xml:space="preserve"> — resting electrocardiographic results</w:t>
       </w:r>
     </w:p>
     <w:p>
@@ -823,8 +814,13 @@
         </w:numPr>
         <w:spacing w:after="80"/>
       </w:pPr>
-      <w:r>
-        <w:t xml:space="preserve">thalach — maximum heart rate achieved</w:t>
+      <w:proofErr w:type="spellStart"/>
+      <w:r>
+        <w:t>thalach</w:t>
+      </w:r>
+      <w:proofErr w:type="spellEnd"/>
+      <w:r>
+        <w:t xml:space="preserve"> — maximum heart rate achieved</w:t>
       </w:r>
     </w:p>
     <w:p>
@@ -836,8 +832,13 @@
         </w:numPr>
         <w:spacing w:after="80"/>
       </w:pPr>
-      <w:r>
-        <w:t xml:space="preserve">exang — exercise-induced angina (binary)</w:t>
+      <w:proofErr w:type="spellStart"/>
+      <w:r>
+        <w:t>exang</w:t>
+      </w:r>
+      <w:proofErr w:type="spellEnd"/>
+      <w:r>
+        <w:t xml:space="preserve"> — exercise-induced angina (binary)</w:t>
       </w:r>
     </w:p>
     <w:p>
@@ -849,8 +850,13 @@
         </w:numPr>
         <w:spacing w:after="80"/>
       </w:pPr>
-      <w:r>
-        <w:t xml:space="preserve">oldpeak — ST depression induced by exercise relative to rest</w:t>
+      <w:proofErr w:type="spellStart"/>
+      <w:r>
+        <w:t>oldpeak</w:t>
+      </w:r>
+      <w:proofErr w:type="spellEnd"/>
+      <w:r>
+        <w:t xml:space="preserve"> — ST depression induced by exercise relative to rest</w:t>
       </w:r>
     </w:p>
     <w:p>
@@ -863,7 +869,7 @@
         <w:spacing w:after="80"/>
       </w:pPr>
       <w:r>
-        <w:t xml:space="preserve">slope — slope of the peak exercise ST segment</w:t>
+        <w:t>slope — slope of the peak exercise ST segment</w:t>
       </w:r>
     </w:p>
     <w:p>
@@ -876,7 +882,15 @@
         <w:spacing w:after="80"/>
       </w:pPr>
       <w:r>
-        <w:t xml:space="preserve">ca — number of major vessels (0–3) colored by fluoroscopy</w:t>
+        <w:t xml:space="preserve">ca — number of major vessels (0–3) </w:t>
+      </w:r>
+      <w:proofErr w:type="spellStart"/>
+      <w:r>
+        <w:t>colored</w:t>
+      </w:r>
+      <w:proofErr w:type="spellEnd"/>
+      <w:r>
+        <w:t xml:space="preserve"> by fluoroscopy</w:t>
       </w:r>
     </w:p>
     <w:p>
@@ -888,8 +902,14 @@
         </w:numPr>
         <w:spacing w:after="80"/>
       </w:pPr>
-      <w:r>
-        <w:t xml:space="preserve">thal — thalassemia test result (normal / fixed defect / reversible defect)</w:t>
+      <w:proofErr w:type="spellStart"/>
+      <w:r>
+        <w:lastRenderedPageBreak/>
+        <w:t>thal</w:t>
+      </w:r>
+      <w:proofErr w:type="spellEnd"/>
+      <w:r>
+        <w:t xml:space="preserve"> — thalassemia test result (normal / fixed defect / reversible defect)</w:t>
       </w:r>
     </w:p>
     <w:p>
@@ -897,16 +917,53 @@
         <w:spacing w:after="160"/>
       </w:pPr>
       <w:r>
-        <w:t xml:space="preserve">Data acquisition and cleaning are fully scripted in src/download_data.py: the raw "processed.cleveland.data" file is downloaded from the UCI repository, "?" tokens are converted to proper NaN values, all columns are cast to numeric dtype, the target is binarized, and exact duplicate rows are dropped. The cleaned dataset (data/processed/heart_disease_clean.csv) is committed to the repository so reviewers can inspect it directly without re-running the download step, though the script is fully idempotent and safe to re-run.</w:t>
+        <w:t xml:space="preserve">Data acquisition and cleaning are fully scripted in </w:t>
+      </w:r>
+      <w:proofErr w:type="spellStart"/>
+      <w:r>
+        <w:t>src</w:t>
+      </w:r>
+      <w:proofErr w:type="spellEnd"/>
+      <w:r>
+        <w:t>/download_data.py: the raw "</w:t>
+      </w:r>
+      <w:proofErr w:type="spellStart"/>
+      <w:proofErr w:type="gramStart"/>
+      <w:r>
+        <w:t>processed.cleveland</w:t>
+      </w:r>
+      <w:proofErr w:type="gramEnd"/>
+      <w:r>
+        <w:t>.data</w:t>
+      </w:r>
+      <w:proofErr w:type="spellEnd"/>
+      <w:r>
+        <w:t xml:space="preserve">" file is downloaded from the UCI repository, "?" tokens are converted to proper </w:t>
+      </w:r>
+      <w:proofErr w:type="spellStart"/>
+      <w:r>
+        <w:t>NaN</w:t>
+      </w:r>
+      <w:proofErr w:type="spellEnd"/>
+      <w:r>
+        <w:t xml:space="preserve"> values, all columns are cast to numeric </w:t>
+      </w:r>
+      <w:proofErr w:type="spellStart"/>
+      <w:r>
+        <w:t>dtype</w:t>
+      </w:r>
+      <w:proofErr w:type="spellEnd"/>
+      <w:r>
+        <w:t>, the target is binarized, and exact duplicate rows are dropped. The cleaned dataset (data/processed/heart_disease_clean.csv) is committed to the repository so reviewers can inspect it directly without re-running the download step, though the script is fully idempotent and safe to re-run.</w:t>
       </w:r>
     </w:p>
     <w:p>
       <w:pPr>
         <w:pStyle w:val="Heading1"/>
-        <w:spacing w:after="150" w:before="300"/>
-      </w:pPr>
-      <w:r>
-        <w:t xml:space="preserve">3. Exploratory Data Analysis</w:t>
+        <w:spacing w:before="300" w:after="150"/>
+      </w:pPr>
+      <w:r>
+        <w:t>3. Exploratory Data Analysis</w:t>
       </w:r>
     </w:p>
     <w:p>
@@ -914,16 +971,16 @@
         <w:spacing w:after="160"/>
       </w:pPr>
       <w:r>
-        <w:t xml:space="preserve">Full EDA is implemented and executed in notebooks/01_eda.ipynb. Key findings are summarized below; see the notebook for the complete, executed analysis.</w:t>
+        <w:t>Full EDA is implemented and executed in notebooks/01_eda.ipynb. Key findings are summarized below; see the notebook for the complete, executed analysis.</w:t>
       </w:r>
     </w:p>
     <w:p>
       <w:pPr>
         <w:pStyle w:val="Heading2"/>
-        <w:spacing w:after="120" w:before="250"/>
-      </w:pPr>
-      <w:r>
-        <w:t xml:space="preserve">3.1 Missing Value Analysis</w:t>
+        <w:spacing w:before="250" w:after="120"/>
+      </w:pPr>
+      <w:r>
+        <w:t>3.1 Missing Value Analysis</w:t>
       </w:r>
     </w:p>
     <w:p>
@@ -931,20 +988,31 @@
         <w:spacing w:after="160"/>
       </w:pPr>
       <w:r>
-        <w:t xml:space="preserve">Only two columns have missing values after cleaning: ca (4 rows) and thal (2 rows) — under 1.5% of the dataset. This is minor enough that median/mode imputation inside the modelling pipeline (rather than dropping rows) is the appropriate strategy.</w:t>
-      </w:r>
-    </w:p>
-    <w:p>
-      <w:pPr>
-        <w:spacing w:after="60" w:before="120"/>
+        <w:t xml:space="preserve">Only two columns have missing values after cleaning: ca (4 rows) and </w:t>
+      </w:r>
+      <w:proofErr w:type="spellStart"/>
+      <w:r>
+        <w:t>thal</w:t>
+      </w:r>
+      <w:proofErr w:type="spellEnd"/>
+      <w:r>
+        <w:t xml:space="preserve"> (2 rows) — under 1.5% of the dataset. This is minor enough that median/mode imputation inside the modelling pipeline (rather than dropping rows) is the appropriate strategy.</w:t>
+      </w:r>
+    </w:p>
+    <w:p>
+      <w:pPr>
+        <w:spacing w:before="120" w:after="60"/>
         <w:jc w:val="center"/>
       </w:pPr>
       <w:r>
+        <w:rPr>
+          <w:noProof/>
+        </w:rPr>
         <w:drawing>
-          <wp:inline distT="0" distB="0" distL="0" distR="0">
+          <wp:inline distT="0" distB="0" distL="0" distR="0" wp14:anchorId="63DC8DEF" wp14:editId="1F3DEB15">
             <wp:extent cx="5238750" cy="2619375"/>
-            <wp:effectExtent t="0" r="0" b="0" l="0"/>
-            <wp:docPr id="1" name="" descr="" title=""/>
+            <wp:effectExtent l="0" t="0" r="0" b="0"/>
+            <wp:docPr id="1" name="Picture 1"/>
             <wp:cNvGraphicFramePr>
               <a:graphicFrameLocks xmlns:a="http://schemas.openxmlformats.org/drawingml/2006/main" noChangeAspect="1"/>
             </wp:cNvGraphicFramePr>
@@ -952,13 +1020,13 @@
               <a:graphicData uri="http://schemas.openxmlformats.org/drawingml/2006/picture">
                 <pic:pic xmlns:pic="http://schemas.openxmlformats.org/drawingml/2006/picture">
                   <pic:nvPicPr>
-                    <pic:cNvPr id="0" name="" descr=""/>
+                    <pic:cNvPr id="0" name=""/>
                     <pic:cNvPicPr>
                       <a:picLocks noChangeAspect="1" noChangeArrowheads="1"/>
                     </pic:cNvPicPr>
                   </pic:nvPicPr>
                   <pic:blipFill>
-                    <a:blip r:embed="rId7" cstate="none"/>
+                    <a:blip r:embed="rId6"/>
                     <a:srcRect/>
                     <a:stretch>
                       <a:fillRect/>
@@ -983,10 +1051,10 @@
     <w:p>
       <w:pPr>
         <w:pStyle w:val="Heading2"/>
-        <w:spacing w:after="120" w:before="250"/>
-      </w:pPr>
-      <w:r>
-        <w:t xml:space="preserve">3.2 Class Balance</w:t>
+        <w:spacing w:before="250" w:after="120"/>
+      </w:pPr>
+      <w:r>
+        <w:t>3.2 Class Balance</w:t>
       </w:r>
     </w:p>
     <w:p>
@@ -994,20 +1062,24 @@
         <w:spacing w:after="160"/>
       </w:pPr>
       <w:r>
-        <w:t xml:space="preserve">The target classes are reasonably balanced (54.1% no-disease vs 45.9% disease-present), so no class-imbalance correction (e.g. SMOTE, class weighting) is required. A stratified train/test split and stratified k-fold cross-validation are sufficient.</w:t>
-      </w:r>
-    </w:p>
-    <w:p>
-      <w:pPr>
-        <w:spacing w:after="60" w:before="120"/>
+        <w:t>The target classes are reasonably balanced (54.1% no-disease vs 45.9% disease-present), so no class-imbalance correction (e.g. SMOTE, class weighting) is required. A stratified train/test split and stratified k-fold cross-validation are sufficient.</w:t>
+      </w:r>
+    </w:p>
+    <w:p>
+      <w:pPr>
+        <w:spacing w:before="120" w:after="60"/>
         <w:jc w:val="center"/>
       </w:pPr>
       <w:r>
+        <w:rPr>
+          <w:noProof/>
+        </w:rPr>
+        <w:lastRenderedPageBreak/>
         <w:drawing>
-          <wp:inline distT="0" distB="0" distL="0" distR="0">
+          <wp:inline distT="0" distB="0" distL="0" distR="0" wp14:anchorId="257055A1" wp14:editId="6191C286">
             <wp:extent cx="3333750" cy="2667000"/>
-            <wp:effectExtent t="0" r="0" b="0" l="0"/>
-            <wp:docPr id="1" name="" descr="" title=""/>
+            <wp:effectExtent l="0" t="0" r="0" b="0"/>
+            <wp:docPr id="982517888" name="Picture 982517888"/>
             <wp:cNvGraphicFramePr>
               <a:graphicFrameLocks xmlns:a="http://schemas.openxmlformats.org/drawingml/2006/main" noChangeAspect="1"/>
             </wp:cNvGraphicFramePr>
@@ -1015,13 +1087,13 @@
               <a:graphicData uri="http://schemas.openxmlformats.org/drawingml/2006/picture">
                 <pic:pic xmlns:pic="http://schemas.openxmlformats.org/drawingml/2006/picture">
                   <pic:nvPicPr>
-                    <pic:cNvPr id="0" name="" descr=""/>
+                    <pic:cNvPr id="0" name=""/>
                     <pic:cNvPicPr>
                       <a:picLocks noChangeAspect="1" noChangeArrowheads="1"/>
                     </pic:cNvPicPr>
                   </pic:nvPicPr>
                   <pic:blipFill>
-                    <a:blip r:embed="rId8" cstate="none"/>
+                    <a:blip r:embed="rId7"/>
                     <a:srcRect/>
                     <a:stretch>
                       <a:fillRect/>
@@ -1046,31 +1118,55 @@
     <w:p>
       <w:pPr>
         <w:pStyle w:val="Heading2"/>
-        <w:spacing w:after="120" w:before="250"/>
-      </w:pPr>
-      <w:r>
-        <w:t xml:space="preserve">3.3 Numeric Feature Distributions</w:t>
+        <w:spacing w:before="250" w:after="120"/>
+      </w:pPr>
+      <w:r>
+        <w:t>3.3 Numeric Feature Distributions</w:t>
       </w:r>
     </w:p>
     <w:p>
       <w:pPr>
         <w:spacing w:after="160"/>
       </w:pPr>
-      <w:r>
-        <w:t xml:space="preserve">thalach (max heart rate achieved) shows the clearest class separation — patients with disease tend to achieve a lower max heart rate during exercise testing. oldpeak (ST depression) is right-skewed with higher values associated with disease presence, consistent with cardiology literature.</w:t>
-      </w:r>
-    </w:p>
-    <w:p>
-      <w:pPr>
-        <w:spacing w:after="60" w:before="120"/>
+      <w:proofErr w:type="spellStart"/>
+      <w:r>
+        <w:t>thalach</w:t>
+      </w:r>
+      <w:proofErr w:type="spellEnd"/>
+      <w:r>
+        <w:t xml:space="preserve"> (max heart rate achieved) shows the clearest class separation — patients with disease tend to achieve a lower max heart rate during exercise testing. </w:t>
+      </w:r>
+      <w:proofErr w:type="spellStart"/>
+      <w:r>
+        <w:t>oldpeak</w:t>
+      </w:r>
+      <w:proofErr w:type="spellEnd"/>
+      <w:r>
+        <w:t xml:space="preserve"> (ST depression) is </w:t>
+      </w:r>
+      <w:proofErr w:type="gramStart"/>
+      <w:r>
+        <w:t>right-skewed</w:t>
+      </w:r>
+      <w:proofErr w:type="gramEnd"/>
+      <w:r>
+        <w:t xml:space="preserve"> with higher values associated with disease presence, consistent with cardiology literature.</w:t>
+      </w:r>
+    </w:p>
+    <w:p>
+      <w:pPr>
+        <w:spacing w:before="120" w:after="60"/>
         <w:jc w:val="center"/>
       </w:pPr>
       <w:r>
+        <w:rPr>
+          <w:noProof/>
+        </w:rPr>
         <w:drawing>
-          <wp:inline distT="0" distB="0" distL="0" distR="0">
+          <wp:inline distT="0" distB="0" distL="0" distR="0" wp14:anchorId="2FE081FF" wp14:editId="52E7DC04">
             <wp:extent cx="5238750" cy="2790825"/>
-            <wp:effectExtent t="0" r="0" b="0" l="0"/>
-            <wp:docPr id="1" name="" descr="" title=""/>
+            <wp:effectExtent l="0" t="0" r="0" b="0"/>
+            <wp:docPr id="2021923238" name="Picture 2021923238"/>
             <wp:cNvGraphicFramePr>
               <a:graphicFrameLocks xmlns:a="http://schemas.openxmlformats.org/drawingml/2006/main" noChangeAspect="1"/>
             </wp:cNvGraphicFramePr>
@@ -1078,13 +1174,13 @@
               <a:graphicData uri="http://schemas.openxmlformats.org/drawingml/2006/picture">
                 <pic:pic xmlns:pic="http://schemas.openxmlformats.org/drawingml/2006/picture">
                   <pic:nvPicPr>
-                    <pic:cNvPr id="0" name="" descr=""/>
+                    <pic:cNvPr id="0" name=""/>
                     <pic:cNvPicPr>
                       <a:picLocks noChangeAspect="1" noChangeArrowheads="1"/>
                     </pic:cNvPicPr>
                   </pic:nvPicPr>
                   <pic:blipFill>
-                    <a:blip r:embed="rId9" cstate="none"/>
+                    <a:blip r:embed="rId8"/>
                     <a:srcRect/>
                     <a:stretch>
                       <a:fillRect/>
@@ -1109,10 +1205,10 @@
     <w:p>
       <w:pPr>
         <w:pStyle w:val="Heading2"/>
-        <w:spacing w:after="120" w:before="250"/>
-      </w:pPr>
-      <w:r>
-        <w:t xml:space="preserve">3.4 Categorical Feature Relationships</w:t>
+        <w:spacing w:before="250" w:after="120"/>
+      </w:pPr>
+      <w:r>
+        <w:t>3.4 Categorical Feature Relationships</w:t>
       </w:r>
     </w:p>
     <w:p>
@@ -1120,20 +1216,40 @@
         <w:spacing w:after="160"/>
       </w:pPr>
       <w:r>
-        <w:t xml:space="preserve">cp (chest pain type), exang (exercise-induced angina), and thal show strong, visually distinct proportional shifts toward disease-presence for specific category values — these are the categorical features expected to contribute most to model discrimination.</w:t>
-      </w:r>
-    </w:p>
-    <w:p>
-      <w:pPr>
-        <w:spacing w:after="60" w:before="120"/>
+        <w:t xml:space="preserve">cp (chest pain type), </w:t>
+      </w:r>
+      <w:proofErr w:type="spellStart"/>
+      <w:r>
+        <w:t>exang</w:t>
+      </w:r>
+      <w:proofErr w:type="spellEnd"/>
+      <w:r>
+        <w:t xml:space="preserve"> (exercise-induced angina), and </w:t>
+      </w:r>
+      <w:proofErr w:type="spellStart"/>
+      <w:r>
+        <w:t>thal</w:t>
+      </w:r>
+      <w:proofErr w:type="spellEnd"/>
+      <w:r>
+        <w:t xml:space="preserve"> show strong, visually distinct proportional shifts toward disease-presence for specific category values — these are the categorical features expected to contribute most to model discrimination.</w:t>
+      </w:r>
+    </w:p>
+    <w:p>
+      <w:pPr>
+        <w:spacing w:before="120" w:after="60"/>
         <w:jc w:val="center"/>
       </w:pPr>
       <w:r>
+        <w:rPr>
+          <w:noProof/>
+        </w:rPr>
+        <w:lastRenderedPageBreak/>
         <w:drawing>
-          <wp:inline distT="0" distB="0" distL="0" distR="0">
+          <wp:inline distT="0" distB="0" distL="0" distR="0" wp14:anchorId="23F07121" wp14:editId="5A30B323">
             <wp:extent cx="5238750" cy="2324100"/>
-            <wp:effectExtent t="0" r="0" b="0" l="0"/>
-            <wp:docPr id="1" name="" descr="" title=""/>
+            <wp:effectExtent l="0" t="0" r="0" b="0"/>
+            <wp:docPr id="853284999" name="Picture 853284999"/>
             <wp:cNvGraphicFramePr>
               <a:graphicFrameLocks xmlns:a="http://schemas.openxmlformats.org/drawingml/2006/main" noChangeAspect="1"/>
             </wp:cNvGraphicFramePr>
@@ -1141,13 +1257,13 @@
               <a:graphicData uri="http://schemas.openxmlformats.org/drawingml/2006/picture">
                 <pic:pic xmlns:pic="http://schemas.openxmlformats.org/drawingml/2006/picture">
                   <pic:nvPicPr>
-                    <pic:cNvPr id="0" name="" descr=""/>
+                    <pic:cNvPr id="0" name=""/>
                     <pic:cNvPicPr>
                       <a:picLocks noChangeAspect="1" noChangeArrowheads="1"/>
                     </pic:cNvPicPr>
                   </pic:nvPicPr>
                   <pic:blipFill>
-                    <a:blip r:embed="rId10" cstate="none"/>
+                    <a:blip r:embed="rId9"/>
                     <a:srcRect/>
                     <a:stretch>
                       <a:fillRect/>
@@ -1172,10 +1288,10 @@
     <w:p>
       <w:pPr>
         <w:pStyle w:val="Heading2"/>
-        <w:spacing w:after="120" w:before="250"/>
-      </w:pPr>
-      <w:r>
-        <w:t xml:space="preserve">3.5 Correlation Heatmap</w:t>
+        <w:spacing w:before="250" w:after="120"/>
+      </w:pPr>
+      <w:r>
+        <w:t>3.5 Correlation Heatmap</w:t>
       </w:r>
     </w:p>
     <w:p>
@@ -1183,20 +1299,47 @@
         <w:spacing w:after="160"/>
       </w:pPr>
       <w:r>
-        <w:t xml:space="preserve">cp, thalach, exang, and oldpeak show the strongest linear association with the target. No pair of predictor features exhibits extreme multicollinearity (|r| &gt; 0.8), so no raw feature needed to be dropped purely for redundancy.</w:t>
-      </w:r>
-    </w:p>
-    <w:p>
-      <w:pPr>
-        <w:spacing w:after="60" w:before="120"/>
+        <w:t xml:space="preserve">cp, </w:t>
+      </w:r>
+      <w:proofErr w:type="spellStart"/>
+      <w:r>
+        <w:t>thalach</w:t>
+      </w:r>
+      <w:proofErr w:type="spellEnd"/>
+      <w:r>
+        <w:t xml:space="preserve">, </w:t>
+      </w:r>
+      <w:proofErr w:type="spellStart"/>
+      <w:r>
+        <w:t>exang</w:t>
+      </w:r>
+      <w:proofErr w:type="spellEnd"/>
+      <w:r>
+        <w:t xml:space="preserve">, and </w:t>
+      </w:r>
+      <w:proofErr w:type="spellStart"/>
+      <w:r>
+        <w:t>oldpeak</w:t>
+      </w:r>
+      <w:proofErr w:type="spellEnd"/>
+      <w:r>
+        <w:t xml:space="preserve"> show the strongest linear association with the target. No pair of predictor features exhibits extreme multicollinearity (|r| &gt; 0.8), so no raw feature needed to be dropped purely for redundancy.</w:t>
+      </w:r>
+    </w:p>
+    <w:p>
+      <w:pPr>
+        <w:spacing w:before="120" w:after="60"/>
         <w:jc w:val="center"/>
       </w:pPr>
       <w:r>
+        <w:rPr>
+          <w:noProof/>
+        </w:rPr>
         <w:drawing>
-          <wp:inline distT="0" distB="0" distL="0" distR="0">
+          <wp:inline distT="0" distB="0" distL="0" distR="0" wp14:anchorId="19552FBE" wp14:editId="74154052">
             <wp:extent cx="4572000" cy="3743325"/>
-            <wp:effectExtent t="0" r="0" b="0" l="0"/>
-            <wp:docPr id="1" name="" descr="" title=""/>
+            <wp:effectExtent l="0" t="0" r="0" b="0"/>
+            <wp:docPr id="1878329747" name="Picture 1878329747"/>
             <wp:cNvGraphicFramePr>
               <a:graphicFrameLocks xmlns:a="http://schemas.openxmlformats.org/drawingml/2006/main" noChangeAspect="1"/>
             </wp:cNvGraphicFramePr>
@@ -1204,13 +1347,13 @@
               <a:graphicData uri="http://schemas.openxmlformats.org/drawingml/2006/picture">
                 <pic:pic xmlns:pic="http://schemas.openxmlformats.org/drawingml/2006/picture">
                   <pic:nvPicPr>
-                    <pic:cNvPr id="0" name="" descr=""/>
+                    <pic:cNvPr id="0" name=""/>
                     <pic:cNvPicPr>
                       <a:picLocks noChangeAspect="1" noChangeArrowheads="1"/>
                     </pic:cNvPicPr>
                   </pic:nvPicPr>
                   <pic:blipFill>
-                    <a:blip r:embed="rId11" cstate="none"/>
+                    <a:blip r:embed="rId10"/>
                     <a:srcRect/>
                     <a:stretch>
                       <a:fillRect/>
@@ -1240,10 +1383,11 @@
     <w:p>
       <w:pPr>
         <w:pStyle w:val="Heading1"/>
-        <w:spacing w:after="150" w:before="300"/>
-      </w:pPr>
-      <w:r>
-        <w:t xml:space="preserve">4. Feature Engineering &amp; Preprocessing</w:t>
+        <w:spacing w:before="300" w:after="150"/>
+      </w:pPr>
+      <w:r>
+        <w:lastRenderedPageBreak/>
+        <w:t>4. Feature Engineering &amp; Preprocessing</w:t>
       </w:r>
     </w:p>
     <w:p>
@@ -1251,16 +1395,32 @@
         <w:spacing w:after="160"/>
       </w:pPr>
       <w:r>
-        <w:t xml:space="preserve">Preprocessing is implemented as a single scikit-learn ColumnTransformer (src/features.py), wrapped inside a full Pipeline together with the classifier. This guarantees the exact same preprocessing logic runs at training time and at inference time inside the FastAPI service — eliminating train/serve skew.</w:t>
+        <w:t xml:space="preserve">Preprocessing is implemented as a single scikit-learn </w:t>
+      </w:r>
+      <w:proofErr w:type="spellStart"/>
+      <w:r>
+        <w:t>ColumnTransformer</w:t>
+      </w:r>
+      <w:proofErr w:type="spellEnd"/>
+      <w:r>
+        <w:t xml:space="preserve"> (</w:t>
+      </w:r>
+      <w:proofErr w:type="spellStart"/>
+      <w:r>
+        <w:t>src</w:t>
+      </w:r>
+      <w:proofErr w:type="spellEnd"/>
+      <w:r>
+        <w:t>/features.py), wrapped inside a full Pipeline together with the classifier. This guarantees the exact same preprocessing logic runs at training time and at inference time inside the FastAPI service — eliminating train/serve skew.</w:t>
       </w:r>
     </w:p>
     <w:p>
       <w:pPr>
         <w:pStyle w:val="Heading2"/>
-        <w:spacing w:after="120" w:before="250"/>
-      </w:pPr>
-      <w:r>
-        <w:t xml:space="preserve">4.1 Numeric Features</w:t>
+        <w:spacing w:before="250" w:after="120"/>
+      </w:pPr>
+      <w:r>
+        <w:t>4.1 Numeric Features</w:t>
       </w:r>
     </w:p>
     <w:p>
@@ -1273,8 +1433,37 @@
         <w:spacing w:after="80"/>
       </w:pPr>
       <w:r>
-        <w:t xml:space="preserve">age, trestbps, chol, thalach, oldpeak</w:t>
-      </w:r>
+        <w:t xml:space="preserve">age, </w:t>
+      </w:r>
+      <w:proofErr w:type="spellStart"/>
+      <w:r>
+        <w:t>trestbps</w:t>
+      </w:r>
+      <w:proofErr w:type="spellEnd"/>
+      <w:r>
+        <w:t xml:space="preserve">, </w:t>
+      </w:r>
+      <w:proofErr w:type="spellStart"/>
+      <w:r>
+        <w:t>chol</w:t>
+      </w:r>
+      <w:proofErr w:type="spellEnd"/>
+      <w:r>
+        <w:t xml:space="preserve">, </w:t>
+      </w:r>
+      <w:proofErr w:type="spellStart"/>
+      <w:r>
+        <w:t>thalach</w:t>
+      </w:r>
+      <w:proofErr w:type="spellEnd"/>
+      <w:r>
+        <w:t xml:space="preserve">, </w:t>
+      </w:r>
+      <w:proofErr w:type="spellStart"/>
+      <w:r>
+        <w:t>oldpeak</w:t>
+      </w:r>
+      <w:proofErr w:type="spellEnd"/>
     </w:p>
     <w:p>
       <w:pPr>
@@ -1286,7 +1475,7 @@
         <w:spacing w:after="80"/>
       </w:pPr>
       <w:r>
-        <w:t xml:space="preserve">Imputation: median (robust to outliers in clinical measurements)</w:t>
+        <w:t>Imputation: median (robust to outliers in clinical measurements)</w:t>
       </w:r>
     </w:p>
     <w:p>
@@ -1299,16 +1488,24 @@
         <w:spacing w:after="80"/>
       </w:pPr>
       <w:r>
-        <w:t xml:space="preserve">Scaling: StandardScaler (zero mean, unit variance — required for Logistic Regression)</w:t>
+        <w:t xml:space="preserve">Scaling: </w:t>
+      </w:r>
+      <w:proofErr w:type="spellStart"/>
+      <w:r>
+        <w:t>StandardScaler</w:t>
+      </w:r>
+      <w:proofErr w:type="spellEnd"/>
+      <w:r>
+        <w:t xml:space="preserve"> (zero mean, unit variance — required for Logistic Regression)</w:t>
       </w:r>
     </w:p>
     <w:p>
       <w:pPr>
         <w:pStyle w:val="Heading2"/>
-        <w:spacing w:after="120" w:before="250"/>
-      </w:pPr>
-      <w:r>
-        <w:t xml:space="preserve">4.2 Categorical Features</w:t>
+        <w:spacing w:before="250" w:after="120"/>
+      </w:pPr>
+      <w:r>
+        <w:t>4.2 Categorical Features</w:t>
       </w:r>
     </w:p>
     <w:p>
@@ -1321,8 +1518,37 @@
         <w:spacing w:after="80"/>
       </w:pPr>
       <w:r>
-        <w:t xml:space="preserve">sex, cp, fbs, restecg, exang, slope, ca, thal</w:t>
-      </w:r>
+        <w:t xml:space="preserve">sex, cp, </w:t>
+      </w:r>
+      <w:proofErr w:type="spellStart"/>
+      <w:r>
+        <w:t>fbs</w:t>
+      </w:r>
+      <w:proofErr w:type="spellEnd"/>
+      <w:r>
+        <w:t xml:space="preserve">, </w:t>
+      </w:r>
+      <w:proofErr w:type="spellStart"/>
+      <w:r>
+        <w:t>restecg</w:t>
+      </w:r>
+      <w:proofErr w:type="spellEnd"/>
+      <w:r>
+        <w:t xml:space="preserve">, </w:t>
+      </w:r>
+      <w:proofErr w:type="spellStart"/>
+      <w:r>
+        <w:t>exang</w:t>
+      </w:r>
+      <w:proofErr w:type="spellEnd"/>
+      <w:r>
+        <w:t xml:space="preserve">, slope, ca, </w:t>
+      </w:r>
+      <w:proofErr w:type="spellStart"/>
+      <w:r>
+        <w:t>thal</w:t>
+      </w:r>
+      <w:proofErr w:type="spellEnd"/>
     </w:p>
     <w:p>
       <w:pPr>
@@ -1334,7 +1560,7 @@
         <w:spacing w:after="80"/>
       </w:pPr>
       <w:r>
-        <w:t xml:space="preserve">Imputation: most-frequent (mode)</w:t>
+        <w:t>Imputation: most-frequent (mode)</w:t>
       </w:r>
     </w:p>
     <w:p>
@@ -1347,7 +1573,15 @@
         <w:spacing w:after="80"/>
       </w:pPr>
       <w:r>
-        <w:t xml:space="preserve">Encoding: One-hot, with handle_unknown="ignore" so an unseen category at inference time does not crash the API</w:t>
+        <w:t xml:space="preserve">Encoding: One-hot, with </w:t>
+      </w:r>
+      <w:proofErr w:type="spellStart"/>
+      <w:r>
+        <w:t>handle_unknown</w:t>
+      </w:r>
+      <w:proofErr w:type="spellEnd"/>
+      <w:r>
+        <w:t>="ignore" so an unseen category at inference time does not crash the API</w:t>
       </w:r>
     </w:p>
     <w:p>
@@ -1355,16 +1589,16 @@
         <w:spacing w:after="160"/>
       </w:pPr>
       <w:r>
-        <w:t xml:space="preserve">This design decision — treating integer-coded categorical values (e.g. cp 1–4) as unordered categories rather than an ordinal scale — was made deliberately after the EDA confirmed these codes represent distinct clinical categories, not a severity gradient.</w:t>
+        <w:t>This design decision — treating integer-coded categorical values (e.g. cp 1–4) as unordered categories rather than an ordinal scale — was made deliberately after the EDA confirmed these codes represent distinct clinical categories, not a severity gradient.</w:t>
       </w:r>
     </w:p>
     <w:p>
       <w:pPr>
         <w:pStyle w:val="Heading1"/>
-        <w:spacing w:after="150" w:before="300"/>
-      </w:pPr>
-      <w:r>
-        <w:t xml:space="preserve">5. Model Development &amp; Evaluation</w:t>
+        <w:spacing w:before="300" w:after="150"/>
+      </w:pPr>
+      <w:r>
+        <w:t>5. Model Development &amp; Evaluation</w:t>
       </w:r>
     </w:p>
     <w:p>
@@ -1372,29 +1606,50 @@
         <w:spacing w:after="160"/>
       </w:pPr>
       <w:r>
-        <w:t xml:space="preserve">Three classification models were trained and tuned via GridSearchCV with 5-fold stratified cross-validation, optimizing for ROC-AUC: Logistic Regression, Random Forest, and XGBoost. Full implementation: src/train.py; interactive walkthrough: notebooks/02_model_training.ipynb.</w:t>
+        <w:t xml:space="preserve">Three classification models were trained and tuned via </w:t>
+      </w:r>
+      <w:proofErr w:type="spellStart"/>
+      <w:r>
+        <w:t>GridSearchCV</w:t>
+      </w:r>
+      <w:proofErr w:type="spellEnd"/>
+      <w:r>
+        <w:t xml:space="preserve"> with 5-fold stratified cross-validation, optimizing for ROC-AUC: Logistic Regression, Random Forest, and XGBoost. Full implementation: </w:t>
+      </w:r>
+      <w:proofErr w:type="spellStart"/>
+      <w:r>
+        <w:t>src</w:t>
+      </w:r>
+      <w:proofErr w:type="spellEnd"/>
+      <w:r>
+        <w:t>/train.py; interactive walkthrough: notebooks/02_model_training.ipynb.</w:t>
       </w:r>
     </w:p>
     <w:p>
       <w:pPr>
         <w:pStyle w:val="Heading2"/>
-        <w:spacing w:after="120" w:before="250"/>
-      </w:pPr>
-      <w:r>
-        <w:t xml:space="preserve">5.1 Model Comparison</w:t>
+        <w:spacing w:before="250" w:after="120"/>
+      </w:pPr>
+      <w:r>
+        <w:t>5.1 Model Comparison</w:t>
       </w:r>
     </w:p>
     <w:tbl>
       <w:tblPr>
-        <w:tblW w:type="dxa" w:w="10850"/>
+        <w:tblW w:w="10850" w:type="dxa"/>
         <w:tblBorders>
-          <w:top w:val="single" w:color="auto" w:sz="4"/>
-          <w:left w:val="single" w:color="auto" w:sz="4"/>
-          <w:bottom w:val="single" w:color="auto" w:sz="4"/>
-          <w:right w:val="single" w:color="auto" w:sz="4"/>
-          <w:insideH w:val="single" w:color="auto" w:sz="4"/>
-          <w:insideV w:val="single" w:color="auto" w:sz="4"/>
+          <w:top w:val="single" w:sz="4" w:space="0" w:color="auto"/>
+          <w:left w:val="single" w:sz="4" w:space="0" w:color="auto"/>
+          <w:bottom w:val="single" w:sz="4" w:space="0" w:color="auto"/>
+          <w:right w:val="single" w:sz="4" w:space="0" w:color="auto"/>
+          <w:insideH w:val="single" w:sz="4" w:space="0" w:color="auto"/>
+          <w:insideV w:val="single" w:sz="4" w:space="0" w:color="auto"/>
         </w:tblBorders>
+        <w:tblCellMar>
+          <w:left w:w="10" w:type="dxa"/>
+          <w:right w:w="10" w:type="dxa"/>
+        </w:tblCellMar>
+        <w:tblLook w:val="04A0" w:firstRow="1" w:lastRow="0" w:firstColumn="1" w:lastColumn="0" w:noHBand="0" w:noVBand="1"/>
       </w:tblPr>
       <w:tblGrid>
         <w:gridCol w:w="1550"/>
@@ -1406,10 +1661,16 @@
         <w:gridCol w:w="1550"/>
       </w:tblGrid>
       <w:tr>
-        <w:tc>
-          <w:tcPr>
-            <w:tcW w:type="dxa" w:w="1550"/>
-            <w:shd w:fill="4C72B0" w:val="clear"/>
+        <w:tblPrEx>
+          <w:tblCellMar>
+            <w:top w:w="0" w:type="dxa"/>
+            <w:bottom w:w="0" w:type="dxa"/>
+          </w:tblCellMar>
+        </w:tblPrEx>
+        <w:tc>
+          <w:tcPr>
+            <w:tcW w:w="1550" w:type="dxa"/>
+            <w:shd w:val="clear" w:color="auto" w:fill="4C72B0"/>
           </w:tcPr>
           <w:p>
             <w:r>
@@ -1417,14 +1678,14 @@
                 <w:b/>
                 <w:bCs/>
               </w:rPr>
-              <w:t xml:space="preserve">Model</w:t>
-            </w:r>
-          </w:p>
-        </w:tc>
-        <w:tc>
-          <w:tcPr>
-            <w:tcW w:type="dxa" w:w="1550"/>
-            <w:shd w:fill="4C72B0" w:val="clear"/>
+              <w:t>Model</w:t>
+            </w:r>
+          </w:p>
+        </w:tc>
+        <w:tc>
+          <w:tcPr>
+            <w:tcW w:w="1550" w:type="dxa"/>
+            <w:shd w:val="clear" w:color="auto" w:fill="4C72B0"/>
           </w:tcPr>
           <w:p>
             <w:r>
@@ -1432,14 +1693,14 @@
                 <w:b/>
                 <w:bCs/>
               </w:rPr>
-              <w:t xml:space="preserve">CV ROC-AUC</w:t>
-            </w:r>
-          </w:p>
-        </w:tc>
-        <w:tc>
-          <w:tcPr>
-            <w:tcW w:type="dxa" w:w="1550"/>
-            <w:shd w:fill="4C72B0" w:val="clear"/>
+              <w:t>CV ROC-AUC</w:t>
+            </w:r>
+          </w:p>
+        </w:tc>
+        <w:tc>
+          <w:tcPr>
+            <w:tcW w:w="1550" w:type="dxa"/>
+            <w:shd w:val="clear" w:color="auto" w:fill="4C72B0"/>
           </w:tcPr>
           <w:p>
             <w:r>
@@ -1447,14 +1708,14 @@
                 <w:b/>
                 <w:bCs/>
               </w:rPr>
-              <w:t xml:space="preserve">Accuracy</w:t>
-            </w:r>
-          </w:p>
-        </w:tc>
-        <w:tc>
-          <w:tcPr>
-            <w:tcW w:type="dxa" w:w="1550"/>
-            <w:shd w:fill="4C72B0" w:val="clear"/>
+              <w:t>Accuracy</w:t>
+            </w:r>
+          </w:p>
+        </w:tc>
+        <w:tc>
+          <w:tcPr>
+            <w:tcW w:w="1550" w:type="dxa"/>
+            <w:shd w:val="clear" w:color="auto" w:fill="4C72B0"/>
           </w:tcPr>
           <w:p>
             <w:r>
@@ -1462,14 +1723,14 @@
                 <w:b/>
                 <w:bCs/>
               </w:rPr>
-              <w:t xml:space="preserve">Precision</w:t>
-            </w:r>
-          </w:p>
-        </w:tc>
-        <w:tc>
-          <w:tcPr>
-            <w:tcW w:type="dxa" w:w="1550"/>
-            <w:shd w:fill="4C72B0" w:val="clear"/>
+              <w:t>Precision</w:t>
+            </w:r>
+          </w:p>
+        </w:tc>
+        <w:tc>
+          <w:tcPr>
+            <w:tcW w:w="1550" w:type="dxa"/>
+            <w:shd w:val="clear" w:color="auto" w:fill="4C72B0"/>
           </w:tcPr>
           <w:p>
             <w:r>
@@ -1477,14 +1738,14 @@
                 <w:b/>
                 <w:bCs/>
               </w:rPr>
-              <w:t xml:space="preserve">Recall</w:t>
-            </w:r>
-          </w:p>
-        </w:tc>
-        <w:tc>
-          <w:tcPr>
-            <w:tcW w:type="dxa" w:w="1550"/>
-            <w:shd w:fill="4C72B0" w:val="clear"/>
+              <w:t>Recall</w:t>
+            </w:r>
+          </w:p>
+        </w:tc>
+        <w:tc>
+          <w:tcPr>
+            <w:tcW w:w="1550" w:type="dxa"/>
+            <w:shd w:val="clear" w:color="auto" w:fill="4C72B0"/>
           </w:tcPr>
           <w:p>
             <w:r>
@@ -1492,14 +1753,14 @@
                 <w:b/>
                 <w:bCs/>
               </w:rPr>
-              <w:t xml:space="preserve">F1</w:t>
-            </w:r>
-          </w:p>
-        </w:tc>
-        <w:tc>
-          <w:tcPr>
-            <w:tcW w:type="dxa" w:w="1550"/>
-            <w:shd w:fill="4C72B0" w:val="clear"/>
+              <w:t>F1</w:t>
+            </w:r>
+          </w:p>
+        </w:tc>
+        <w:tc>
+          <w:tcPr>
+            <w:tcW w:w="1550" w:type="dxa"/>
+            <w:shd w:val="clear" w:color="auto" w:fill="4C72B0"/>
           </w:tcPr>
           <w:p>
             <w:r>
@@ -1507,16 +1768,22 @@
                 <w:b/>
                 <w:bCs/>
               </w:rPr>
-              <w:t xml:space="preserve">Test ROC-AUC</w:t>
+              <w:t>Test ROC-AUC</w:t>
             </w:r>
           </w:p>
         </w:tc>
       </w:tr>
       <w:tr>
-        <w:tc>
-          <w:tcPr>
-            <w:tcW w:type="dxa" w:w="1550"/>
-            <w:shd w:fill="E8F0FE" w:val="clear"/>
+        <w:tblPrEx>
+          <w:tblCellMar>
+            <w:top w:w="0" w:type="dxa"/>
+            <w:bottom w:w="0" w:type="dxa"/>
+          </w:tblCellMar>
+        </w:tblPrEx>
+        <w:tc>
+          <w:tcPr>
+            <w:tcW w:w="1550" w:type="dxa"/>
+            <w:shd w:val="clear" w:color="auto" w:fill="E8F0FE"/>
           </w:tcPr>
           <w:p>
             <w:r>
@@ -1524,105 +1791,87 @@
                 <w:b/>
                 <w:bCs/>
               </w:rPr>
-              <w:t xml:space="preserve">Logistic Regression (selected)</w:t>
-            </w:r>
-          </w:p>
-        </w:tc>
-        <w:tc>
-          <w:tcPr>
-            <w:tcW w:type="dxa" w:w="1550"/>
-            <w:shd w:fill="E8F0FE" w:val="clear"/>
-          </w:tcPr>
-          <w:p>
-            <w:r>
-              <w:rPr>
-                <w:b w:val="false"/>
-                <w:bCs w:val="false"/>
-              </w:rPr>
-              <w:t xml:space="preserve">0.9025</w:t>
-            </w:r>
-          </w:p>
-        </w:tc>
-        <w:tc>
-          <w:tcPr>
-            <w:tcW w:type="dxa" w:w="1550"/>
-            <w:shd w:fill="E8F0FE" w:val="clear"/>
-          </w:tcPr>
-          <w:p>
-            <w:r>
-              <w:rPr>
-                <w:b w:val="false"/>
-                <w:bCs w:val="false"/>
-              </w:rPr>
-              <w:t xml:space="preserve">0.8852</w:t>
-            </w:r>
-          </w:p>
-        </w:tc>
-        <w:tc>
-          <w:tcPr>
-            <w:tcW w:type="dxa" w:w="1550"/>
-            <w:shd w:fill="E8F0FE" w:val="clear"/>
-          </w:tcPr>
-          <w:p>
-            <w:r>
-              <w:rPr>
-                <w:b w:val="false"/>
-                <w:bCs w:val="false"/>
-              </w:rPr>
-              <w:t xml:space="preserve">0.8387</w:t>
-            </w:r>
-          </w:p>
-        </w:tc>
-        <w:tc>
-          <w:tcPr>
-            <w:tcW w:type="dxa" w:w="1550"/>
-            <w:shd w:fill="E8F0FE" w:val="clear"/>
-          </w:tcPr>
-          <w:p>
-            <w:r>
-              <w:rPr>
-                <w:b w:val="false"/>
-                <w:bCs w:val="false"/>
-              </w:rPr>
-              <w:t xml:space="preserve">0.9286</w:t>
-            </w:r>
-          </w:p>
-        </w:tc>
-        <w:tc>
-          <w:tcPr>
-            <w:tcW w:type="dxa" w:w="1550"/>
-            <w:shd w:fill="E8F0FE" w:val="clear"/>
-          </w:tcPr>
-          <w:p>
-            <w:r>
-              <w:rPr>
-                <w:b w:val="false"/>
-                <w:bCs w:val="false"/>
-              </w:rPr>
-              <w:t xml:space="preserve">0.8814</w:t>
-            </w:r>
-          </w:p>
-        </w:tc>
-        <w:tc>
-          <w:tcPr>
-            <w:tcW w:type="dxa" w:w="1550"/>
-            <w:shd w:fill="E8F0FE" w:val="clear"/>
-          </w:tcPr>
-          <w:p>
-            <w:r>
-              <w:rPr>
-                <w:b w:val="false"/>
-                <w:bCs w:val="false"/>
-              </w:rPr>
-              <w:t xml:space="preserve">0.9665</w:t>
+              <w:t>Logistic Regression (selected)</w:t>
+            </w:r>
+          </w:p>
+        </w:tc>
+        <w:tc>
+          <w:tcPr>
+            <w:tcW w:w="1550" w:type="dxa"/>
+            <w:shd w:val="clear" w:color="auto" w:fill="E8F0FE"/>
+          </w:tcPr>
+          <w:p>
+            <w:r>
+              <w:t>0.9025</w:t>
+            </w:r>
+          </w:p>
+        </w:tc>
+        <w:tc>
+          <w:tcPr>
+            <w:tcW w:w="1550" w:type="dxa"/>
+            <w:shd w:val="clear" w:color="auto" w:fill="E8F0FE"/>
+          </w:tcPr>
+          <w:p>
+            <w:r>
+              <w:t>0.8852</w:t>
+            </w:r>
+          </w:p>
+        </w:tc>
+        <w:tc>
+          <w:tcPr>
+            <w:tcW w:w="1550" w:type="dxa"/>
+            <w:shd w:val="clear" w:color="auto" w:fill="E8F0FE"/>
+          </w:tcPr>
+          <w:p>
+            <w:r>
+              <w:t>0.8387</w:t>
+            </w:r>
+          </w:p>
+        </w:tc>
+        <w:tc>
+          <w:tcPr>
+            <w:tcW w:w="1550" w:type="dxa"/>
+            <w:shd w:val="clear" w:color="auto" w:fill="E8F0FE"/>
+          </w:tcPr>
+          <w:p>
+            <w:r>
+              <w:t>0.9286</w:t>
+            </w:r>
+          </w:p>
+        </w:tc>
+        <w:tc>
+          <w:tcPr>
+            <w:tcW w:w="1550" w:type="dxa"/>
+            <w:shd w:val="clear" w:color="auto" w:fill="E8F0FE"/>
+          </w:tcPr>
+          <w:p>
+            <w:r>
+              <w:t>0.8814</w:t>
+            </w:r>
+          </w:p>
+        </w:tc>
+        <w:tc>
+          <w:tcPr>
+            <w:tcW w:w="1550" w:type="dxa"/>
+            <w:shd w:val="clear" w:color="auto" w:fill="E8F0FE"/>
+          </w:tcPr>
+          <w:p>
+            <w:r>
+              <w:t>0.9665</w:t>
             </w:r>
           </w:p>
         </w:tc>
       </w:tr>
       <w:tr>
-        <w:tc>
-          <w:tcPr>
-            <w:tcW w:type="dxa" w:w="1550"/>
+        <w:tblPrEx>
+          <w:tblCellMar>
+            <w:top w:w="0" w:type="dxa"/>
+            <w:bottom w:w="0" w:type="dxa"/>
+          </w:tblCellMar>
+        </w:tblPrEx>
+        <w:tc>
+          <w:tcPr>
+            <w:tcW w:w="1550" w:type="dxa"/>
           </w:tcPr>
           <w:p>
             <w:r>
@@ -1630,99 +1879,81 @@
                 <w:b/>
                 <w:bCs/>
               </w:rPr>
-              <w:t xml:space="preserve">Random Forest</w:t>
-            </w:r>
-          </w:p>
-        </w:tc>
-        <w:tc>
-          <w:tcPr>
-            <w:tcW w:type="dxa" w:w="1550"/>
-          </w:tcPr>
-          <w:p>
-            <w:r>
-              <w:rPr>
-                <w:b w:val="false"/>
-                <w:bCs w:val="false"/>
-              </w:rPr>
-              <w:t xml:space="preserve">0.9010</w:t>
-            </w:r>
-          </w:p>
-        </w:tc>
-        <w:tc>
-          <w:tcPr>
-            <w:tcW w:type="dxa" w:w="1550"/>
-          </w:tcPr>
-          <w:p>
-            <w:r>
-              <w:rPr>
-                <w:b w:val="false"/>
-                <w:bCs w:val="false"/>
-              </w:rPr>
-              <w:t xml:space="preserve">0.8852</w:t>
-            </w:r>
-          </w:p>
-        </w:tc>
-        <w:tc>
-          <w:tcPr>
-            <w:tcW w:type="dxa" w:w="1550"/>
-          </w:tcPr>
-          <w:p>
-            <w:r>
-              <w:rPr>
-                <w:b w:val="false"/>
-                <w:bCs w:val="false"/>
-              </w:rPr>
-              <w:t xml:space="preserve">0.8182</w:t>
-            </w:r>
-          </w:p>
-        </w:tc>
-        <w:tc>
-          <w:tcPr>
-            <w:tcW w:type="dxa" w:w="1550"/>
-          </w:tcPr>
-          <w:p>
-            <w:r>
-              <w:rPr>
-                <w:b w:val="false"/>
-                <w:bCs w:val="false"/>
-              </w:rPr>
-              <w:t xml:space="preserve">0.9643</w:t>
-            </w:r>
-          </w:p>
-        </w:tc>
-        <w:tc>
-          <w:tcPr>
-            <w:tcW w:type="dxa" w:w="1550"/>
-          </w:tcPr>
-          <w:p>
-            <w:r>
-              <w:rPr>
-                <w:b w:val="false"/>
-                <w:bCs w:val="false"/>
-              </w:rPr>
-              <w:t xml:space="preserve">0.8852</w:t>
-            </w:r>
-          </w:p>
-        </w:tc>
-        <w:tc>
-          <w:tcPr>
-            <w:tcW w:type="dxa" w:w="1550"/>
-          </w:tcPr>
-          <w:p>
-            <w:r>
-              <w:rPr>
-                <w:b w:val="false"/>
-                <w:bCs w:val="false"/>
-              </w:rPr>
-              <w:t xml:space="preserve">0.9470</w:t>
+              <w:t>Random Forest</w:t>
+            </w:r>
+          </w:p>
+        </w:tc>
+        <w:tc>
+          <w:tcPr>
+            <w:tcW w:w="1550" w:type="dxa"/>
+          </w:tcPr>
+          <w:p>
+            <w:r>
+              <w:t>0.9010</w:t>
+            </w:r>
+          </w:p>
+        </w:tc>
+        <w:tc>
+          <w:tcPr>
+            <w:tcW w:w="1550" w:type="dxa"/>
+          </w:tcPr>
+          <w:p>
+            <w:r>
+              <w:t>0.8852</w:t>
+            </w:r>
+          </w:p>
+        </w:tc>
+        <w:tc>
+          <w:tcPr>
+            <w:tcW w:w="1550" w:type="dxa"/>
+          </w:tcPr>
+          <w:p>
+            <w:r>
+              <w:t>0.8182</w:t>
+            </w:r>
+          </w:p>
+        </w:tc>
+        <w:tc>
+          <w:tcPr>
+            <w:tcW w:w="1550" w:type="dxa"/>
+          </w:tcPr>
+          <w:p>
+            <w:r>
+              <w:t>0.9643</w:t>
+            </w:r>
+          </w:p>
+        </w:tc>
+        <w:tc>
+          <w:tcPr>
+            <w:tcW w:w="1550" w:type="dxa"/>
+          </w:tcPr>
+          <w:p>
+            <w:r>
+              <w:t>0.8852</w:t>
+            </w:r>
+          </w:p>
+        </w:tc>
+        <w:tc>
+          <w:tcPr>
+            <w:tcW w:w="1550" w:type="dxa"/>
+          </w:tcPr>
+          <w:p>
+            <w:r>
+              <w:t>0.9470</w:t>
             </w:r>
           </w:p>
         </w:tc>
       </w:tr>
       <w:tr>
-        <w:tc>
-          <w:tcPr>
-            <w:tcW w:type="dxa" w:w="1550"/>
+        <w:tblPrEx>
+          <w:tblCellMar>
+            <w:top w:w="0" w:type="dxa"/>
+            <w:bottom w:w="0" w:type="dxa"/>
+          </w:tblCellMar>
+        </w:tblPrEx>
+        <w:tc>
+          <w:tcPr>
+            <w:tcW w:w="1550" w:type="dxa"/>
           </w:tcPr>
           <w:p>
             <w:r>
@@ -1730,91 +1961,67 @@
                 <w:b/>
                 <w:bCs/>
               </w:rPr>
-              <w:t xml:space="preserve">XGBoost</w:t>
-            </w:r>
-          </w:p>
-        </w:tc>
-        <w:tc>
-          <w:tcPr>
-            <w:tcW w:type="dxa" w:w="1550"/>
-          </w:tcPr>
-          <w:p>
-            <w:r>
-              <w:rPr>
-                <w:b w:val="false"/>
-                <w:bCs w:val="false"/>
-              </w:rPr>
-              <w:t xml:space="preserve">0.8900</w:t>
-            </w:r>
-          </w:p>
-        </w:tc>
-        <w:tc>
-          <w:tcPr>
-            <w:tcW w:type="dxa" w:w="1550"/>
-          </w:tcPr>
-          <w:p>
-            <w:r>
-              <w:rPr>
-                <w:b w:val="false"/>
-                <w:bCs w:val="false"/>
-              </w:rPr>
-              <w:t xml:space="preserve">0.8852</w:t>
-            </w:r>
-          </w:p>
-        </w:tc>
-        <w:tc>
-          <w:tcPr>
-            <w:tcW w:type="dxa" w:w="1550"/>
-          </w:tcPr>
-          <w:p>
-            <w:r>
-              <w:rPr>
-                <w:b w:val="false"/>
-                <w:bCs w:val="false"/>
-              </w:rPr>
-              <w:t xml:space="preserve">0.8621</w:t>
-            </w:r>
-          </w:p>
-        </w:tc>
-        <w:tc>
-          <w:tcPr>
-            <w:tcW w:type="dxa" w:w="1550"/>
-          </w:tcPr>
-          <w:p>
-            <w:r>
-              <w:rPr>
-                <w:b w:val="false"/>
-                <w:bCs w:val="false"/>
-              </w:rPr>
-              <w:t xml:space="preserve">0.8929</w:t>
-            </w:r>
-          </w:p>
-        </w:tc>
-        <w:tc>
-          <w:tcPr>
-            <w:tcW w:type="dxa" w:w="1550"/>
-          </w:tcPr>
-          <w:p>
-            <w:r>
-              <w:rPr>
-                <w:b w:val="false"/>
-                <w:bCs w:val="false"/>
-              </w:rPr>
-              <w:t xml:space="preserve">0.8772</w:t>
-            </w:r>
-          </w:p>
-        </w:tc>
-        <w:tc>
-          <w:tcPr>
-            <w:tcW w:type="dxa" w:w="1550"/>
-          </w:tcPr>
-          <w:p>
-            <w:r>
-              <w:rPr>
-                <w:b w:val="false"/>
-                <w:bCs w:val="false"/>
-              </w:rPr>
-              <w:t xml:space="preserve">0.9481</w:t>
+              <w:t>XGBoost</w:t>
+            </w:r>
+          </w:p>
+        </w:tc>
+        <w:tc>
+          <w:tcPr>
+            <w:tcW w:w="1550" w:type="dxa"/>
+          </w:tcPr>
+          <w:p>
+            <w:r>
+              <w:t>0.8900</w:t>
+            </w:r>
+          </w:p>
+        </w:tc>
+        <w:tc>
+          <w:tcPr>
+            <w:tcW w:w="1550" w:type="dxa"/>
+          </w:tcPr>
+          <w:p>
+            <w:r>
+              <w:t>0.8852</w:t>
+            </w:r>
+          </w:p>
+        </w:tc>
+        <w:tc>
+          <w:tcPr>
+            <w:tcW w:w="1550" w:type="dxa"/>
+          </w:tcPr>
+          <w:p>
+            <w:r>
+              <w:t>0.8621</w:t>
+            </w:r>
+          </w:p>
+        </w:tc>
+        <w:tc>
+          <w:tcPr>
+            <w:tcW w:w="1550" w:type="dxa"/>
+          </w:tcPr>
+          <w:p>
+            <w:r>
+              <w:t>0.8929</w:t>
+            </w:r>
+          </w:p>
+        </w:tc>
+        <w:tc>
+          <w:tcPr>
+            <w:tcW w:w="1550" w:type="dxa"/>
+          </w:tcPr>
+          <w:p>
+            <w:r>
+              <w:t>0.8772</w:t>
+            </w:r>
+          </w:p>
+        </w:tc>
+        <w:tc>
+          <w:tcPr>
+            <w:tcW w:w="1550" w:type="dxa"/>
+          </w:tcPr>
+          <w:p>
+            <w:r>
+              <w:t>0.9481</w:t>
             </w:r>
           </w:p>
         </w:tc>
@@ -1824,38 +2031,63 @@
       <w:pPr>
         <w:spacing w:after="160"/>
       </w:pPr>
-      <w:r>
-        <w:t xml:space="preserve"/>
-      </w:r>
     </w:p>
     <w:p>
       <w:pPr>
         <w:spacing w:after="160"/>
       </w:pPr>
       <w:r>
-        <w:t xml:space="preserve">Logistic Regression was selected as the final model based on the highest held-out test ROC-AUC (0.9665). This is a reasonable outcome on a small (303-row), largely linearly-separable clinical dataset where the strongest predictors have fairly direct, monotonic relationships with the target. Random Forest and XGBoost remain fully logged in MLflow for comparison and could be promoted instead with a one-line change in model-selection criteria (e.g. optimizing for recall, given the clinical cost asymmetry of false negatives).</w:t>
+        <w:t xml:space="preserve">Logistic Regression was selected as the final model based on the highest held-out test ROC-AUC (0.9665). This is a reasonable outcome on a small (303-row), largely </w:t>
+      </w:r>
+      <w:proofErr w:type="gramStart"/>
+      <w:r>
+        <w:t>linearly-separable</w:t>
+      </w:r>
+      <w:proofErr w:type="gramEnd"/>
+      <w:r>
+        <w:t xml:space="preserve"> clinical dataset where the strongest predictors have </w:t>
+      </w:r>
+      <w:proofErr w:type="gramStart"/>
+      <w:r>
+        <w:t>fairly direct</w:t>
+      </w:r>
+      <w:proofErr w:type="gramEnd"/>
+      <w:r>
+        <w:t xml:space="preserve">, monotonic relationships with the target. Random Forest and XGBoost remain fully logged in </w:t>
+      </w:r>
+      <w:proofErr w:type="spellStart"/>
+      <w:r>
+        <w:t>MLflow</w:t>
+      </w:r>
+      <w:proofErr w:type="spellEnd"/>
+      <w:r>
+        <w:t xml:space="preserve"> for comparison and could be promoted instead with a one-line change in model-selection criteria (e.g. optimizing for recall, given the clinical cost asymmetry of false negatives).</w:t>
       </w:r>
     </w:p>
     <w:p>
       <w:pPr>
         <w:pStyle w:val="Heading2"/>
-        <w:spacing w:after="120" w:before="250"/>
-      </w:pPr>
-      <w:r>
-        <w:t xml:space="preserve">5.2 Best Model: Confusion Matrix &amp; ROC Curve</w:t>
-      </w:r>
-    </w:p>
-    <w:p>
-      <w:pPr>
-        <w:spacing w:after="60" w:before="120"/>
+        <w:spacing w:before="250" w:after="120"/>
+      </w:pPr>
+      <w:r>
+        <w:t>5.2 Best Model: Confusion Matrix &amp; ROC Curve</w:t>
+      </w:r>
+    </w:p>
+    <w:p>
+      <w:pPr>
+        <w:spacing w:before="120" w:after="60"/>
         <w:jc w:val="center"/>
       </w:pPr>
       <w:r>
+        <w:rPr>
+          <w:noProof/>
+        </w:rPr>
+        <w:lastRenderedPageBreak/>
         <w:drawing>
-          <wp:inline distT="0" distB="0" distL="0" distR="0">
+          <wp:inline distT="0" distB="0" distL="0" distR="0" wp14:anchorId="6E5181BF" wp14:editId="47EB753F">
             <wp:extent cx="3048000" cy="2438400"/>
-            <wp:effectExtent t="0" r="0" b="0" l="0"/>
-            <wp:docPr id="1" name="" descr="" title=""/>
+            <wp:effectExtent l="0" t="0" r="0" b="0"/>
+            <wp:docPr id="1064409846" name="Picture 1064409846"/>
             <wp:cNvGraphicFramePr>
               <a:graphicFrameLocks xmlns:a="http://schemas.openxmlformats.org/drawingml/2006/main" noChangeAspect="1"/>
             </wp:cNvGraphicFramePr>
@@ -1863,13 +2095,13 @@
               <a:graphicData uri="http://schemas.openxmlformats.org/drawingml/2006/picture">
                 <pic:pic xmlns:pic="http://schemas.openxmlformats.org/drawingml/2006/picture">
                   <pic:nvPicPr>
-                    <pic:cNvPr id="0" name="" descr=""/>
+                    <pic:cNvPr id="0" name=""/>
                     <pic:cNvPicPr>
                       <a:picLocks noChangeAspect="1" noChangeArrowheads="1"/>
                     </pic:cNvPicPr>
                   </pic:nvPicPr>
                   <pic:blipFill>
-                    <a:blip r:embed="rId12" cstate="none"/>
+                    <a:blip r:embed="rId11"/>
                     <a:srcRect/>
                     <a:stretch>
                       <a:fillRect/>
@@ -1893,15 +2125,18 @@
     </w:p>
     <w:p>
       <w:pPr>
-        <w:spacing w:after="60" w:before="120"/>
+        <w:spacing w:before="120" w:after="60"/>
         <w:jc w:val="center"/>
       </w:pPr>
       <w:r>
+        <w:rPr>
+          <w:noProof/>
+        </w:rPr>
         <w:drawing>
-          <wp:inline distT="0" distB="0" distL="0" distR="0">
+          <wp:inline distT="0" distB="0" distL="0" distR="0" wp14:anchorId="2EFDCB47" wp14:editId="596C3104">
             <wp:extent cx="3048000" cy="2438400"/>
-            <wp:effectExtent t="0" r="0" b="0" l="0"/>
-            <wp:docPr id="1" name="" descr="" title=""/>
+            <wp:effectExtent l="0" t="0" r="0" b="0"/>
+            <wp:docPr id="1890337491" name="Picture 1890337491"/>
             <wp:cNvGraphicFramePr>
               <a:graphicFrameLocks xmlns:a="http://schemas.openxmlformats.org/drawingml/2006/main" noChangeAspect="1"/>
             </wp:cNvGraphicFramePr>
@@ -1909,13 +2144,13 @@
               <a:graphicData uri="http://schemas.openxmlformats.org/drawingml/2006/picture">
                 <pic:pic xmlns:pic="http://schemas.openxmlformats.org/drawingml/2006/picture">
                   <pic:nvPicPr>
-                    <pic:cNvPr id="0" name="" descr=""/>
+                    <pic:cNvPr id="0" name=""/>
                     <pic:cNvPicPr>
                       <a:picLocks noChangeAspect="1" noChangeArrowheads="1"/>
                     </pic:cNvPicPr>
                   </pic:nvPicPr>
                   <pic:blipFill>
-                    <a:blip r:embed="rId13" cstate="none"/>
+                    <a:blip r:embed="rId12"/>
                     <a:srcRect/>
                     <a:stretch>
                       <a:fillRect/>
@@ -1945,18 +2180,40 @@
     <w:p>
       <w:pPr>
         <w:pStyle w:val="Heading1"/>
-        <w:spacing w:after="150" w:before="300"/>
-      </w:pPr>
-      <w:r>
-        <w:t xml:space="preserve">6. Experiment Tracking with MLflow</w:t>
-      </w:r>
+        <w:spacing w:before="300" w:after="150"/>
+      </w:pPr>
+      <w:r>
+        <w:lastRenderedPageBreak/>
+        <w:t xml:space="preserve">6. Experiment Tracking with </w:t>
+      </w:r>
+      <w:proofErr w:type="spellStart"/>
+      <w:r>
+        <w:t>MLflow</w:t>
+      </w:r>
+      <w:proofErr w:type="spellEnd"/>
     </w:p>
     <w:p>
       <w:pPr>
         <w:spacing w:after="160"/>
       </w:pPr>
       <w:r>
-        <w:t xml:space="preserve">Every training run (one per model, per src/train.py execution) is logged to MLflow using a local SQLite tracking backend (sqlite:///mlflow.db) — chosen over the legacy plain-file store because recent MLflow versions have placed the file-store backend into maintenance mode. SQLite requires no external tracking server, keeping local setup fast.</w:t>
+        <w:t xml:space="preserve">Every training run (one per model, per src/train.py execution) is logged to </w:t>
+      </w:r>
+      <w:proofErr w:type="spellStart"/>
+      <w:r>
+        <w:t>MLflow</w:t>
+      </w:r>
+      <w:proofErr w:type="spellEnd"/>
+      <w:r>
+        <w:t xml:space="preserve"> using a local SQLite tracking backend (sqlite:///mlflow.db) — chosen over the legacy plain-file store because recent </w:t>
+      </w:r>
+      <w:proofErr w:type="spellStart"/>
+      <w:r>
+        <w:t>MLflow</w:t>
+      </w:r>
+      <w:proofErr w:type="spellEnd"/>
+      <w:r>
+        <w:t xml:space="preserve"> versions have placed the file-store backend into maintenance mode. SQLite requires no external tracking server, keeping local setup fast.</w:t>
       </w:r>
     </w:p>
     <w:p>
@@ -1968,7 +2225,7 @@
           <w:b/>
           <w:bCs/>
         </w:rPr>
-        <w:t xml:space="preserve">Logged per run:</w:t>
+        <w:t>Logged per run:</w:t>
       </w:r>
     </w:p>
     <w:p>
@@ -1981,7 +2238,15 @@
         <w:spacing w:after="80"/>
       </w:pPr>
       <w:r>
-        <w:t xml:space="preserve">Hyperparameters (winning GridSearchCV combination, model type, CV folds, test size)</w:t>
+        <w:t xml:space="preserve">Hyperparameters (winning </w:t>
+      </w:r>
+      <w:proofErr w:type="spellStart"/>
+      <w:r>
+        <w:t>GridSearchCV</w:t>
+      </w:r>
+      <w:proofErr w:type="spellEnd"/>
+      <w:r>
+        <w:t xml:space="preserve"> combination, model type, CV folds, test size)</w:t>
       </w:r>
     </w:p>
     <w:p>
@@ -1994,7 +2259,7 @@
         <w:spacing w:after="80"/>
       </w:pPr>
       <w:r>
-        <w:t xml:space="preserve">Metrics: CV best ROC-AUC, and test accuracy / precision / recall / F1 / ROC-AUC</w:t>
+        <w:t>Metrics: CV best ROC-AUC, and test accuracy / precision / recall / F1 / ROC-AUC</w:t>
       </w:r>
     </w:p>
     <w:p>
@@ -2007,7 +2272,7 @@
         <w:spacing w:after="80"/>
       </w:pPr>
       <w:r>
-        <w:t xml:space="preserve">Artifacts: confusion matrix plot, ROC curve plot (both PNG)</w:t>
+        <w:t>Artifacts: confusion matrix plot, ROC curve plot (both PNG)</w:t>
       </w:r>
     </w:p>
     <w:p>
@@ -2020,7 +2285,23 @@
         <w:spacing w:after="80"/>
       </w:pPr>
       <w:r>
-        <w:t xml:space="preserve">The fitted pipeline itself, logged via mlflow.sklearn.log_model as a versioned MLflow model</w:t>
+        <w:t xml:space="preserve">The fitted pipeline itself, logged via </w:t>
+      </w:r>
+      <w:proofErr w:type="spellStart"/>
+      <w:r>
+        <w:t>mlflow.sklearn.log_model</w:t>
+      </w:r>
+      <w:proofErr w:type="spellEnd"/>
+      <w:r>
+        <w:t xml:space="preserve"> as a versioned </w:t>
+      </w:r>
+      <w:proofErr w:type="spellStart"/>
+      <w:r>
+        <w:t>MLflow</w:t>
+      </w:r>
+      <w:proofErr w:type="spellEnd"/>
+      <w:r>
+        <w:t xml:space="preserve"> model</w:t>
       </w:r>
     </w:p>
     <w:p>
@@ -2028,38 +2309,74 @@
         <w:spacing w:after="160"/>
       </w:pPr>
       <w:r>
-        <w:t xml:space="preserve">To browse: run `mlflow ui --backend-store-uri sqlite:///mlflow.db` from the repository root and open http://127.0.0.1:5000. See Section 14 for screenshot placeholders.</w:t>
+        <w:t>To browse: run `</w:t>
+      </w:r>
+      <w:proofErr w:type="spellStart"/>
+      <w:r>
+        <w:t>mlflow</w:t>
+      </w:r>
+      <w:proofErr w:type="spellEnd"/>
+      <w:r>
+        <w:t xml:space="preserve"> </w:t>
+      </w:r>
+      <w:proofErr w:type="spellStart"/>
+      <w:r>
+        <w:t>ui</w:t>
+      </w:r>
+      <w:proofErr w:type="spellEnd"/>
+      <w:r>
+        <w:t xml:space="preserve"> --backend-store-</w:t>
+      </w:r>
+      <w:proofErr w:type="spellStart"/>
+      <w:r>
+        <w:t>uri</w:t>
+      </w:r>
+      <w:proofErr w:type="spellEnd"/>
+      <w:r>
+        <w:t xml:space="preserve"> sqlite:///mlflow.db` from the repository root and open http://127.0.0.1:5000. See Section 14 for screenshot placeholders.</w:t>
       </w:r>
     </w:p>
     <w:tbl>
       <w:tblPr>
-        <w:tblW w:type="pct" w:w="100%"/>
+        <w:tblW w:w="5000" w:type="pct"/>
         <w:tblBorders>
-          <w:top w:val="single" w:color="auto" w:sz="4"/>
-          <w:left w:val="single" w:color="auto" w:sz="4"/>
-          <w:bottom w:val="single" w:color="auto" w:sz="4"/>
-          <w:right w:val="single" w:color="auto" w:sz="4"/>
-          <w:insideH w:val="single" w:color="auto" w:sz="4"/>
-          <w:insideV w:val="single" w:color="auto" w:sz="4"/>
+          <w:top w:val="single" w:sz="4" w:space="0" w:color="auto"/>
+          <w:left w:val="single" w:sz="4" w:space="0" w:color="auto"/>
+          <w:bottom w:val="single" w:sz="4" w:space="0" w:color="auto"/>
+          <w:right w:val="single" w:sz="4" w:space="0" w:color="auto"/>
+          <w:insideH w:val="single" w:sz="4" w:space="0" w:color="auto"/>
+          <w:insideV w:val="single" w:sz="4" w:space="0" w:color="auto"/>
         </w:tblBorders>
+        <w:tblCellMar>
+          <w:left w:w="10" w:type="dxa"/>
+          <w:right w:w="10" w:type="dxa"/>
+        </w:tblCellMar>
+        <w:tblLook w:val="04A0" w:firstRow="1" w:lastRow="0" w:firstColumn="1" w:lastColumn="0" w:noHBand="0" w:noVBand="1"/>
       </w:tblPr>
       <w:tblGrid>
-        <w:gridCol w:w="100"/>
+        <w:gridCol w:w="10070"/>
       </w:tblGrid>
       <w:tr>
-        <w:tc>
-          <w:tcPr>
+        <w:tblPrEx>
+          <w:tblCellMar>
+            <w:top w:w="0" w:type="dxa"/>
+            <w:bottom w:w="0" w:type="dxa"/>
+          </w:tblCellMar>
+        </w:tblPrEx>
+        <w:tc>
+          <w:tcPr>
+            <w:tcW w:w="0" w:type="auto"/>
             <w:tcBorders>
-              <w:top w:val="dashed" w:color="999999" w:sz="4"/>
-              <w:left w:val="dashed" w:color="999999" w:sz="4"/>
-              <w:bottom w:val="dashed" w:color="999999" w:sz="4"/>
-              <w:right w:val="dashed" w:color="999999" w:sz="4"/>
+              <w:top w:val="dashed" w:sz="4" w:space="0" w:color="999999"/>
+              <w:left w:val="dashed" w:sz="4" w:space="0" w:color="999999"/>
+              <w:bottom w:val="dashed" w:sz="4" w:space="0" w:color="999999"/>
+              <w:right w:val="dashed" w:sz="4" w:space="0" w:color="999999"/>
             </w:tcBorders>
-            <w:shd w:fill="F2F2F2" w:val="clear"/>
+            <w:shd w:val="clear" w:color="auto" w:fill="F2F2F2"/>
           </w:tcPr>
           <w:p>
             <w:pPr>
-              <w:spacing w:after="200" w:before="200"/>
+              <w:spacing w:before="200" w:after="200"/>
               <w:jc w:val="center"/>
             </w:pPr>
             <w:r>
@@ -2068,7 +2385,41 @@
                 <w:iCs/>
                 <w:color w:val="777777"/>
               </w:rPr>
-              <w:t xml:space="preserve">[ INSERT SCREENSHOT: MLflow UI — experiment run list showing all 3 models ]</w:t>
+              <w:drawing>
+                <wp:inline distT="0" distB="0" distL="0" distR="0" wp14:anchorId="4A5B8337" wp14:editId="33C5A874">
+                  <wp:extent cx="6400800" cy="1466850"/>
+                  <wp:effectExtent l="0" t="0" r="0" b="0"/>
+                  <wp:docPr id="467359229" name="Picture 1"/>
+                  <wp:cNvGraphicFramePr>
+                    <a:graphicFrameLocks xmlns:a="http://schemas.openxmlformats.org/drawingml/2006/main" noChangeAspect="1"/>
+                  </wp:cNvGraphicFramePr>
+                  <a:graphic xmlns:a="http://schemas.openxmlformats.org/drawingml/2006/main">
+                    <a:graphicData uri="http://schemas.openxmlformats.org/drawingml/2006/picture">
+                      <pic:pic xmlns:pic="http://schemas.openxmlformats.org/drawingml/2006/picture">
+                        <pic:nvPicPr>
+                          <pic:cNvPr id="467359229" name=""/>
+                          <pic:cNvPicPr/>
+                        </pic:nvPicPr>
+                        <pic:blipFill>
+                          <a:blip r:embed="rId13"/>
+                          <a:stretch>
+                            <a:fillRect/>
+                          </a:stretch>
+                        </pic:blipFill>
+                        <pic:spPr>
+                          <a:xfrm>
+                            <a:off x="0" y="0"/>
+                            <a:ext cx="6400800" cy="1466850"/>
+                          </a:xfrm>
+                          <a:prstGeom prst="rect">
+                            <a:avLst/>
+                          </a:prstGeom>
+                        </pic:spPr>
+                      </pic:pic>
+                    </a:graphicData>
+                  </a:graphic>
+                </wp:inline>
+              </w:drawing>
             </w:r>
           </w:p>
         </w:tc>
@@ -2078,39 +2429,48 @@
       <w:pPr>
         <w:spacing w:after="160"/>
       </w:pPr>
-      <w:r>
-        <w:t xml:space="preserve"/>
-      </w:r>
     </w:p>
     <w:tbl>
       <w:tblPr>
-        <w:tblW w:type="pct" w:w="100%"/>
+        <w:tblW w:w="5000" w:type="pct"/>
         <w:tblBorders>
-          <w:top w:val="single" w:color="auto" w:sz="4"/>
-          <w:left w:val="single" w:color="auto" w:sz="4"/>
-          <w:bottom w:val="single" w:color="auto" w:sz="4"/>
-          <w:right w:val="single" w:color="auto" w:sz="4"/>
-          <w:insideH w:val="single" w:color="auto" w:sz="4"/>
-          <w:insideV w:val="single" w:color="auto" w:sz="4"/>
+          <w:top w:val="single" w:sz="4" w:space="0" w:color="auto"/>
+          <w:left w:val="single" w:sz="4" w:space="0" w:color="auto"/>
+          <w:bottom w:val="single" w:sz="4" w:space="0" w:color="auto"/>
+          <w:right w:val="single" w:sz="4" w:space="0" w:color="auto"/>
+          <w:insideH w:val="single" w:sz="4" w:space="0" w:color="auto"/>
+          <w:insideV w:val="single" w:sz="4" w:space="0" w:color="auto"/>
         </w:tblBorders>
+        <w:tblCellMar>
+          <w:left w:w="10" w:type="dxa"/>
+          <w:right w:w="10" w:type="dxa"/>
+        </w:tblCellMar>
+        <w:tblLook w:val="04A0" w:firstRow="1" w:lastRow="0" w:firstColumn="1" w:lastColumn="0" w:noHBand="0" w:noVBand="1"/>
       </w:tblPr>
       <w:tblGrid>
-        <w:gridCol w:w="100"/>
+        <w:gridCol w:w="10070"/>
       </w:tblGrid>
       <w:tr>
-        <w:tc>
-          <w:tcPr>
+        <w:tblPrEx>
+          <w:tblCellMar>
+            <w:top w:w="0" w:type="dxa"/>
+            <w:bottom w:w="0" w:type="dxa"/>
+          </w:tblCellMar>
+        </w:tblPrEx>
+        <w:tc>
+          <w:tcPr>
+            <w:tcW w:w="0" w:type="auto"/>
             <w:tcBorders>
-              <w:top w:val="dashed" w:color="999999" w:sz="4"/>
-              <w:left w:val="dashed" w:color="999999" w:sz="4"/>
-              <w:bottom w:val="dashed" w:color="999999" w:sz="4"/>
-              <w:right w:val="dashed" w:color="999999" w:sz="4"/>
+              <w:top w:val="dashed" w:sz="4" w:space="0" w:color="999999"/>
+              <w:left w:val="dashed" w:sz="4" w:space="0" w:color="999999"/>
+              <w:bottom w:val="dashed" w:sz="4" w:space="0" w:color="999999"/>
+              <w:right w:val="dashed" w:sz="4" w:space="0" w:color="999999"/>
             </w:tcBorders>
-            <w:shd w:fill="F2F2F2" w:val="clear"/>
+            <w:shd w:val="clear" w:color="auto" w:fill="F2F2F2"/>
           </w:tcPr>
           <w:p>
             <w:pPr>
-              <w:spacing w:after="200" w:before="200"/>
+              <w:spacing w:before="200" w:after="200"/>
               <w:jc w:val="center"/>
             </w:pPr>
             <w:r>
@@ -2119,7 +2479,42 @@
                 <w:iCs/>
                 <w:color w:val="777777"/>
               </w:rPr>
-              <w:t xml:space="preserve">[ INSERT SCREENSHOT: MLflow UI — single run detail page (params + metrics + artifacts) ]</w:t>
+              <w:lastRenderedPageBreak/>
+              <w:drawing>
+                <wp:inline distT="0" distB="0" distL="0" distR="0" wp14:anchorId="00126E72" wp14:editId="5E23BD8A">
+                  <wp:extent cx="6400800" cy="4536440"/>
+                  <wp:effectExtent l="0" t="0" r="0" b="0"/>
+                  <wp:docPr id="1049856501" name="Picture 1"/>
+                  <wp:cNvGraphicFramePr>
+                    <a:graphicFrameLocks xmlns:a="http://schemas.openxmlformats.org/drawingml/2006/main" noChangeAspect="1"/>
+                  </wp:cNvGraphicFramePr>
+                  <a:graphic xmlns:a="http://schemas.openxmlformats.org/drawingml/2006/main">
+                    <a:graphicData uri="http://schemas.openxmlformats.org/drawingml/2006/picture">
+                      <pic:pic xmlns:pic="http://schemas.openxmlformats.org/drawingml/2006/picture">
+                        <pic:nvPicPr>
+                          <pic:cNvPr id="1049856501" name=""/>
+                          <pic:cNvPicPr/>
+                        </pic:nvPicPr>
+                        <pic:blipFill>
+                          <a:blip r:embed="rId14"/>
+                          <a:stretch>
+                            <a:fillRect/>
+                          </a:stretch>
+                        </pic:blipFill>
+                        <pic:spPr>
+                          <a:xfrm>
+                            <a:off x="0" y="0"/>
+                            <a:ext cx="6400800" cy="4536440"/>
+                          </a:xfrm>
+                          <a:prstGeom prst="rect">
+                            <a:avLst/>
+                          </a:prstGeom>
+                        </pic:spPr>
+                      </pic:pic>
+                    </a:graphicData>
+                  </a:graphic>
+                </wp:inline>
+              </w:drawing>
             </w:r>
           </w:p>
         </w:tc>
@@ -2128,10 +2523,10 @@
     <w:p>
       <w:pPr>
         <w:pStyle w:val="Heading1"/>
-        <w:spacing w:after="150" w:before="300"/>
-      </w:pPr>
-      <w:r>
-        <w:t xml:space="preserve">7. Model Packaging &amp; Reproducibility</w:t>
+        <w:spacing w:before="300" w:after="150"/>
+      </w:pPr>
+      <w:r>
+        <w:t>7. Model Packaging &amp; Reproducibility</w:t>
       </w:r>
     </w:p>
     <w:p>
@@ -2139,7 +2534,83 @@
         <w:spacing w:after="160"/>
       </w:pPr>
       <w:r>
-        <w:t xml:space="preserve">The best-performing pipeline (preprocessing + classifier as one object) is persisted to models/heart_disease_pipeline.joblib via joblib.dump(). Because it is a single, self-contained sklearn Pipeline object, loading it with joblib.load() and calling .predict()/.predict_proba() reproduces training-time behaviour exactly — no separate encoder/scaler objects need to be tracked or reloaded.</w:t>
+        <w:t xml:space="preserve">The best-performing pipeline (preprocessing + classifier as one object) </w:t>
+      </w:r>
+      <w:proofErr w:type="gramStart"/>
+      <w:r>
+        <w:t>is persisted</w:t>
+      </w:r>
+      <w:proofErr w:type="gramEnd"/>
+      <w:r>
+        <w:t xml:space="preserve"> to models/</w:t>
+      </w:r>
+      <w:proofErr w:type="spellStart"/>
+      <w:r>
+        <w:t>heart_disease_pipeline.joblib</w:t>
+      </w:r>
+      <w:proofErr w:type="spellEnd"/>
+      <w:r>
+        <w:t xml:space="preserve"> via </w:t>
+      </w:r>
+      <w:proofErr w:type="spellStart"/>
+      <w:proofErr w:type="gramStart"/>
+      <w:r>
+        <w:t>joblib.dump</w:t>
+      </w:r>
+      <w:proofErr w:type="spellEnd"/>
+      <w:proofErr w:type="gramEnd"/>
+      <w:r>
+        <w:t xml:space="preserve">(). Because it is a single, self-contained </w:t>
+      </w:r>
+      <w:proofErr w:type="spellStart"/>
+      <w:r>
+        <w:t>sklearn</w:t>
+      </w:r>
+      <w:proofErr w:type="spellEnd"/>
+      <w:r>
+        <w:t xml:space="preserve"> Pipeline object, loading it with </w:t>
+      </w:r>
+      <w:proofErr w:type="spellStart"/>
+      <w:proofErr w:type="gramStart"/>
+      <w:r>
+        <w:t>joblib.load</w:t>
+      </w:r>
+      <w:proofErr w:type="spellEnd"/>
+      <w:proofErr w:type="gramEnd"/>
+      <w:r>
+        <w:t xml:space="preserve">() and </w:t>
+      </w:r>
+      <w:proofErr w:type="gramStart"/>
+      <w:r>
+        <w:t>calling .predict</w:t>
+      </w:r>
+      <w:proofErr w:type="gramEnd"/>
+      <w:r>
+        <w:t>()</w:t>
+      </w:r>
+      <w:proofErr w:type="gramStart"/>
+      <w:r>
+        <w:t>/.</w:t>
+      </w:r>
+      <w:proofErr w:type="spellStart"/>
+      <w:r>
+        <w:t>predict</w:t>
+      </w:r>
+      <w:proofErr w:type="gramEnd"/>
+      <w:r>
+        <w:t>_</w:t>
+      </w:r>
+      <w:proofErr w:type="gramStart"/>
+      <w:r>
+        <w:t>proba</w:t>
+      </w:r>
+      <w:proofErr w:type="spellEnd"/>
+      <w:r>
+        <w:t>(</w:t>
+      </w:r>
+      <w:proofErr w:type="gramEnd"/>
+      <w:r>
+        <w:t>) reproduces training-time behaviour exactly — no separate encoder/scaler objects need to be tracked or reloaded.</w:t>
       </w:r>
     </w:p>
     <w:p>
@@ -2151,7 +2622,7 @@
           <w:b/>
           <w:bCs/>
         </w:rPr>
-        <w:t xml:space="preserve">Reproducibility measures:</w:t>
+        <w:t>Reproducibility measures:</w:t>
       </w:r>
     </w:p>
     <w:p>
@@ -2164,7 +2635,7 @@
         <w:spacing w:after="80"/>
       </w:pPr>
       <w:r>
-        <w:t xml:space="preserve">requirements.txt pins exact dependency versions, verified to install cleanly in a fresh virtual environment</w:t>
+        <w:t>requirements.txt pins exact dependency versions, verified to install cleanly in a fresh virtual environment</w:t>
       </w:r>
     </w:p>
     <w:p>
@@ -2176,8 +2647,13 @@
         </w:numPr>
         <w:spacing w:after="80"/>
       </w:pPr>
-      <w:r>
-        <w:t xml:space="preserve">random_state=42 fixed everywhere randomness matters (train/test split, all three estimators, CV shuffling)</w:t>
+      <w:proofErr w:type="spellStart"/>
+      <w:r>
+        <w:t>random_state</w:t>
+      </w:r>
+      <w:proofErr w:type="spellEnd"/>
+      <w:r>
+        <w:t>=42 fixed everywhere randomness matters (train/test split, all three estimators, CV shuffling)</w:t>
       </w:r>
     </w:p>
     <w:p>
@@ -2190,7 +2666,7 @@
         <w:spacing w:after="80"/>
       </w:pPr>
       <w:r>
-        <w:t xml:space="preserve">src/download_data.py and src/train.py are idempotent, executable top-to-bottom scripts with no hidden notebook-only state</w:t>
+        <w:t>src/download_data.py and src/train.py are idempotent, executable top-to-bottom scripts with no hidden notebook-only state</w:t>
       </w:r>
     </w:p>
     <w:p>
@@ -2203,16 +2679,24 @@
         <w:spacing w:after="80"/>
       </w:pPr>
       <w:r>
-        <w:t xml:space="preserve">models/metrics_summary.json captures the full metric comparison for all 3 models in machine-readable form</w:t>
+        <w:t>models/</w:t>
+      </w:r>
+      <w:proofErr w:type="spellStart"/>
+      <w:r>
+        <w:t>metrics_summary.json</w:t>
+      </w:r>
+      <w:proofErr w:type="spellEnd"/>
+      <w:r>
+        <w:t xml:space="preserve"> captures the full metric comparison for all 3 models in machine-readable form</w:t>
       </w:r>
     </w:p>
     <w:p>
       <w:pPr>
         <w:pStyle w:val="Heading1"/>
-        <w:spacing w:after="150" w:before="300"/>
-      </w:pPr>
-      <w:r>
-        <w:t xml:space="preserve">8. CI/CD Pipeline &amp; Automated Testing</w:t>
+        <w:spacing w:before="300" w:after="150"/>
+      </w:pPr>
+      <w:r>
+        <w:t>8. CI/CD Pipeline &amp; Automated Testing</w:t>
       </w:r>
     </w:p>
     <w:p>
@@ -2220,7 +2704,16 @@
         <w:spacing w:after="160"/>
       </w:pPr>
       <w:r>
-        <w:t xml:space="preserve">A 17-test pytest suite (tests/test_data_processing.py, tests/test_features.py, tests/test_api.py) covers: raw-data cleaning correctness (missing-value handling, target binarization, duplicate removal), the preprocessing pipeline (imputation, scaling, one-hot encoding, graceful handling of unseen categories at inference time), and the FastAPI service (health check, valid predictions, schema validation rejecting malformed input, and the Prometheus /metrics endpoint). All 17 tests pass in a clean, freshly created virtual environment installed purely from requirements.txt.</w:t>
+        <w:lastRenderedPageBreak/>
+        <w:t xml:space="preserve">A 17-test </w:t>
+      </w:r>
+      <w:proofErr w:type="spellStart"/>
+      <w:r>
+        <w:t>pytest</w:t>
+      </w:r>
+      <w:proofErr w:type="spellEnd"/>
+      <w:r>
+        <w:t xml:space="preserve"> suite (tests/test_data_processing.py, tests/test_features.py, tests/test_api.py) covers: raw-data cleaning correctness (missing-value handling, target binarization, duplicate removal), the preprocessing pipeline (imputation, scaling, one-hot encoding, graceful handling of unseen categories at inference time), and the FastAPI service (health check, valid predictions, schema validation rejecting malformed input, and the Prometheus /metrics endpoint). All 17 tests pass in a clean, freshly created virtual environment installed purely from requirements.txt.</w:t>
       </w:r>
     </w:p>
     <w:p>
@@ -2228,7 +2721,23 @@
         <w:spacing w:after="160"/>
       </w:pPr>
       <w:r>
-        <w:t xml:space="preserve">.github/workflows/ci.yml defines a two-job GitHub Actions pipeline that runs on every push/PR to main:</w:t>
+        <w:t>.</w:t>
+      </w:r>
+      <w:proofErr w:type="spellStart"/>
+      <w:r>
+        <w:t>github</w:t>
+      </w:r>
+      <w:proofErr w:type="spellEnd"/>
+      <w:r>
+        <w:t>/workflows/</w:t>
+      </w:r>
+      <w:proofErr w:type="spellStart"/>
+      <w:r>
+        <w:t>ci.yml</w:t>
+      </w:r>
+      <w:proofErr w:type="spellEnd"/>
+      <w:r>
+        <w:t xml:space="preserve"> defines a two-job GitHub Actions pipeline that runs on every push/PR to main:</w:t>
       </w:r>
     </w:p>
     <w:p>
@@ -2241,7 +2750,23 @@
         <w:spacing w:after="80"/>
       </w:pPr>
       <w:r>
-        <w:t xml:space="preserve">Job 1 (lint-test-train): checkout → install deps → flake8 lint → download+clean data → train all 3 models → run pytest → upload model/plot artifacts and JUnit test report</w:t>
+        <w:t xml:space="preserve">Job 1 (lint-test-train): checkout → install deps → flake8 lint → </w:t>
+      </w:r>
+      <w:proofErr w:type="spellStart"/>
+      <w:r>
+        <w:t>download+clean</w:t>
+      </w:r>
+      <w:proofErr w:type="spellEnd"/>
+      <w:r>
+        <w:t xml:space="preserve"> data → train all 3 models → run </w:t>
+      </w:r>
+      <w:proofErr w:type="spellStart"/>
+      <w:r>
+        <w:t>pytest</w:t>
+      </w:r>
+      <w:proofErr w:type="spellEnd"/>
+      <w:r>
+        <w:t xml:space="preserve"> → upload model/plot artifacts and JUnit test report</w:t>
       </w:r>
     </w:p>
     <w:p>
@@ -2254,7 +2779,23 @@
         <w:spacing w:after="80"/>
       </w:pPr>
       <w:r>
-        <w:t xml:space="preserve">Job 2 (docker-build): regenerates data+model → builds the Docker image (validation only, not pushed) using Docker Buildx with layer caching</w:t>
+        <w:t xml:space="preserve">Job 2 (docker-build): regenerates </w:t>
+      </w:r>
+      <w:proofErr w:type="spellStart"/>
+      <w:r>
+        <w:t>data+model</w:t>
+      </w:r>
+      <w:proofErr w:type="spellEnd"/>
+      <w:r>
+        <w:t xml:space="preserve"> → builds the Docker image (validation only, not pushed) using Docker </w:t>
+      </w:r>
+      <w:proofErr w:type="spellStart"/>
+      <w:r>
+        <w:t>Buildx</w:t>
+      </w:r>
+      <w:proofErr w:type="spellEnd"/>
+      <w:r>
+        <w:t xml:space="preserve"> with layer caching</w:t>
       </w:r>
     </w:p>
     <w:p>
@@ -2262,47 +2803,97 @@
         <w:spacing w:after="160"/>
       </w:pPr>
       <w:r>
-        <w:t xml:space="preserve">Per the production-readiness requirement, the pipeline fails loudly on any lint, test, or build error (non-zero exit code propagates to a red GitHub Actions run), rather than silently continuing.</w:t>
+        <w:t>Per the production-readiness requirement, the pipeline fails loudly on any lint, test, or build error (non-zero exit code propagates to a red GitHub Actions run), rather than silently continuing.</w:t>
       </w:r>
     </w:p>
     <w:tbl>
       <w:tblPr>
-        <w:tblW w:type="pct" w:w="100%"/>
+        <w:tblW w:w="5000" w:type="pct"/>
         <w:tblBorders>
-          <w:top w:val="single" w:color="auto" w:sz="4"/>
-          <w:left w:val="single" w:color="auto" w:sz="4"/>
-          <w:bottom w:val="single" w:color="auto" w:sz="4"/>
-          <w:right w:val="single" w:color="auto" w:sz="4"/>
-          <w:insideH w:val="single" w:color="auto" w:sz="4"/>
-          <w:insideV w:val="single" w:color="auto" w:sz="4"/>
+          <w:top w:val="single" w:sz="4" w:space="0" w:color="auto"/>
+          <w:left w:val="single" w:sz="4" w:space="0" w:color="auto"/>
+          <w:bottom w:val="single" w:sz="4" w:space="0" w:color="auto"/>
+          <w:right w:val="single" w:sz="4" w:space="0" w:color="auto"/>
+          <w:insideH w:val="single" w:sz="4" w:space="0" w:color="auto"/>
+          <w:insideV w:val="single" w:sz="4" w:space="0" w:color="auto"/>
         </w:tblBorders>
+        <w:tblCellMar>
+          <w:left w:w="10" w:type="dxa"/>
+          <w:right w:w="10" w:type="dxa"/>
+        </w:tblCellMar>
+        <w:tblLook w:val="04A0" w:firstRow="1" w:lastRow="0" w:firstColumn="1" w:lastColumn="0" w:noHBand="0" w:noVBand="1"/>
       </w:tblPr>
       <w:tblGrid>
-        <w:gridCol w:w="100"/>
+        <w:gridCol w:w="10070"/>
       </w:tblGrid>
       <w:tr>
-        <w:tc>
-          <w:tcPr>
+        <w:tblPrEx>
+          <w:tblCellMar>
+            <w:top w:w="0" w:type="dxa"/>
+            <w:bottom w:w="0" w:type="dxa"/>
+          </w:tblCellMar>
+        </w:tblPrEx>
+        <w:tc>
+          <w:tcPr>
+            <w:tcW w:w="0" w:type="auto"/>
             <w:tcBorders>
-              <w:top w:val="dashed" w:color="999999" w:sz="4"/>
-              <w:left w:val="dashed" w:color="999999" w:sz="4"/>
-              <w:bottom w:val="dashed" w:color="999999" w:sz="4"/>
-              <w:right w:val="dashed" w:color="999999" w:sz="4"/>
+              <w:top w:val="dashed" w:sz="4" w:space="0" w:color="999999"/>
+              <w:left w:val="dashed" w:sz="4" w:space="0" w:color="999999"/>
+              <w:bottom w:val="dashed" w:sz="4" w:space="0" w:color="999999"/>
+              <w:right w:val="dashed" w:sz="4" w:space="0" w:color="999999"/>
             </w:tcBorders>
-            <w:shd w:fill="F2F2F2" w:val="clear"/>
+            <w:shd w:val="clear" w:color="auto" w:fill="F2F2F2"/>
           </w:tcPr>
           <w:p>
             <w:pPr>
-              <w:spacing w:after="200" w:before="200"/>
+              <w:spacing w:before="200" w:after="200"/>
               <w:jc w:val="center"/>
             </w:pPr>
             <w:r>
               <w:rPr>
-                <w:i/>
-                <w:iCs/>
-                <w:color w:val="777777"/>
+                <w:noProof/>
               </w:rPr>
-              <w:t xml:space="preserve">[ INSERT SCREENSHOT: GitHub Actions — green/passing CI workflow run ]</w:t>
+              <w:drawing>
+                <wp:inline distT="0" distB="0" distL="0" distR="0" wp14:anchorId="58F59EDA" wp14:editId="41BF0C9F">
+                  <wp:extent cx="6400800" cy="3692525"/>
+                  <wp:effectExtent l="0" t="0" r="0" b="3175"/>
+                  <wp:docPr id="305945986" name="Picture 4"/>
+                  <wp:cNvGraphicFramePr>
+                    <a:graphicFrameLocks xmlns:a="http://schemas.openxmlformats.org/drawingml/2006/main" noChangeAspect="1"/>
+                  </wp:cNvGraphicFramePr>
+                  <a:graphic xmlns:a="http://schemas.openxmlformats.org/drawingml/2006/main">
+                    <a:graphicData uri="http://schemas.openxmlformats.org/drawingml/2006/picture">
+                      <pic:pic xmlns:pic="http://schemas.openxmlformats.org/drawingml/2006/picture">
+                        <pic:nvPicPr>
+                          <pic:cNvPr id="305945986" name="Picture 305945986"/>
+                          <pic:cNvPicPr/>
+                        </pic:nvPicPr>
+                        <pic:blipFill>
+                          <a:blip r:embed="rId15">
+                            <a:extLst>
+                              <a:ext uri="{28A0092B-C50C-407E-A947-70E740481C1C}">
+                                <a14:useLocalDpi xmlns:a14="http://schemas.microsoft.com/office/drawing/2010/main" val="0"/>
+                              </a:ext>
+                            </a:extLst>
+                          </a:blip>
+                          <a:stretch>
+                            <a:fillRect/>
+                          </a:stretch>
+                        </pic:blipFill>
+                        <pic:spPr>
+                          <a:xfrm>
+                            <a:off x="0" y="0"/>
+                            <a:ext cx="6400800" cy="3692525"/>
+                          </a:xfrm>
+                          <a:prstGeom prst="rect">
+                            <a:avLst/>
+                          </a:prstGeom>
+                        </pic:spPr>
+                      </pic:pic>
+                    </a:graphicData>
+                  </a:graphic>
+                </wp:inline>
+              </w:drawing>
             </w:r>
           </w:p>
         </w:tc>
@@ -2311,10 +2902,10 @@
     <w:p>
       <w:pPr>
         <w:pStyle w:val="Heading1"/>
-        <w:spacing w:after="150" w:before="300"/>
-      </w:pPr>
-      <w:r>
-        <w:t xml:space="preserve">9. Model Containerization</w:t>
+        <w:spacing w:before="300" w:after="150"/>
+      </w:pPr>
+      <w:r>
+        <w:t>9. Model Containerization</w:t>
       </w:r>
     </w:p>
     <w:p>
@@ -2322,7 +2913,15 @@
         <w:spacing w:after="160"/>
       </w:pPr>
       <w:r>
-        <w:t xml:space="preserve">The FastAPI serving application (api/main.py) is containerized via a single-stage python:3.11-slim Dockerfile. Design choices: dependencies are installed in their own Docker layer (before application code is copied) to maximize build-cache hits during iterative development; the container runs as a non-root user; a HEALTHCHECK directive polls GET /health so `docker ps` and Kubernetes probes can detect a broken container (e.g. failed model load) automatically; and the trained model artifact is baked into the image at build time so the container runs fully offline with zero extra volume mounts.</w:t>
+        <w:t xml:space="preserve">The FastAPI serving application (api/main.py) is containerized via a single-stage python:3.11-slim Dockerfile. Design choices: dependencies are installed in their own Docker layer (before application code is copied) to maximize build-cache hits during iterative development; the container runs as a non-root user; a HEALTHCHECK directive polls GET /health so `docker </w:t>
+      </w:r>
+      <w:proofErr w:type="spellStart"/>
+      <w:r>
+        <w:t>ps`</w:t>
+      </w:r>
+      <w:proofErr w:type="spellEnd"/>
+      <w:r>
+        <w:t xml:space="preserve"> and Kubernetes probes can detect a broken container (e.g. failed model load) automatically; and the trained model artifact is baked into the image at build time so the container runs fully offline with zero extra volume mounts.</w:t>
       </w:r>
     </w:p>
     <w:p>
@@ -2334,7 +2933,7 @@
           <w:b/>
           <w:bCs/>
         </w:rPr>
-        <w:t xml:space="preserve">API endpoints exposed:</w:t>
+        <w:t>API endpoints exposed:</w:t>
       </w:r>
     </w:p>
     <w:p>
@@ -2346,8 +2945,13 @@
         </w:numPr>
         <w:spacing w:after="80"/>
       </w:pPr>
-      <w:r>
-        <w:t xml:space="preserve">GET  /         — service liveness/info</w:t>
+      <w:proofErr w:type="gramStart"/>
+      <w:r>
+        <w:t>GET  /</w:t>
+      </w:r>
+      <w:proofErr w:type="gramEnd"/>
+      <w:r>
+        <w:t xml:space="preserve">         — service liveness/info</w:t>
       </w:r>
     </w:p>
     <w:p>
@@ -2359,8 +2963,14 @@
         </w:numPr>
         <w:spacing w:after="80"/>
       </w:pPr>
-      <w:r>
-        <w:t xml:space="preserve">GET  /health    — readiness probe (503 if model failed to load)</w:t>
+      <w:proofErr w:type="gramStart"/>
+      <w:r>
+        <w:lastRenderedPageBreak/>
+        <w:t>GET  /</w:t>
+      </w:r>
+      <w:proofErr w:type="gramEnd"/>
+      <w:r>
+        <w:t>health    — readiness probe (503 if model failed to load)</w:t>
       </w:r>
     </w:p>
     <w:p>
@@ -2373,7 +2983,23 @@
         <w:spacing w:after="80"/>
       </w:pPr>
       <w:r>
-        <w:t xml:space="preserve">POST /predict    — accepts a JSON patient record, returns {prediction, prediction_label, confidence, probability_disease}</w:t>
+        <w:t xml:space="preserve">POST /predict    — accepts a JSON patient record, returns {prediction, </w:t>
+      </w:r>
+      <w:proofErr w:type="spellStart"/>
+      <w:r>
+        <w:t>prediction_label</w:t>
+      </w:r>
+      <w:proofErr w:type="spellEnd"/>
+      <w:r>
+        <w:t xml:space="preserve">, confidence, </w:t>
+      </w:r>
+      <w:proofErr w:type="spellStart"/>
+      <w:r>
+        <w:t>probability_disease</w:t>
+      </w:r>
+      <w:proofErr w:type="spellEnd"/>
+      <w:r>
+        <w:t>}</w:t>
       </w:r>
     </w:p>
     <w:p>
@@ -2385,8 +3011,13 @@
         </w:numPr>
         <w:spacing w:after="80"/>
       </w:pPr>
-      <w:r>
-        <w:t xml:space="preserve">GET  /metrics    — Prometheus scrape endpoint (request counts, latency histograms)</w:t>
+      <w:proofErr w:type="gramStart"/>
+      <w:r>
+        <w:t>GET  /</w:t>
+      </w:r>
+      <w:proofErr w:type="gramEnd"/>
+      <w:r>
+        <w:t>metrics    — Prometheus scrape endpoint (request counts, latency histograms)</w:t>
       </w:r>
     </w:p>
     <w:p>
@@ -2398,39 +3029,56 @@
         </w:numPr>
         <w:spacing w:after="80"/>
       </w:pPr>
-      <w:r>
-        <w:t xml:space="preserve">GET  /docs       — interactive Swagger UI for manual testing</w:t>
+      <w:proofErr w:type="gramStart"/>
+      <w:r>
+        <w:t>GET  /</w:t>
+      </w:r>
+      <w:proofErr w:type="gramEnd"/>
+      <w:r>
+        <w:t>docs       — interactive Swagger UI for manual testing</w:t>
       </w:r>
     </w:p>
     <w:tbl>
       <w:tblPr>
-        <w:tblW w:type="pct" w:w="100%"/>
+        <w:tblW w:w="5000" w:type="pct"/>
         <w:tblBorders>
-          <w:top w:val="single" w:color="auto" w:sz="4"/>
-          <w:left w:val="single" w:color="auto" w:sz="4"/>
-          <w:bottom w:val="single" w:color="auto" w:sz="4"/>
-          <w:right w:val="single" w:color="auto" w:sz="4"/>
-          <w:insideH w:val="single" w:color="auto" w:sz="4"/>
-          <w:insideV w:val="single" w:color="auto" w:sz="4"/>
+          <w:top w:val="single" w:sz="4" w:space="0" w:color="auto"/>
+          <w:left w:val="single" w:sz="4" w:space="0" w:color="auto"/>
+          <w:bottom w:val="single" w:sz="4" w:space="0" w:color="auto"/>
+          <w:right w:val="single" w:sz="4" w:space="0" w:color="auto"/>
+          <w:insideH w:val="single" w:sz="4" w:space="0" w:color="auto"/>
+          <w:insideV w:val="single" w:sz="4" w:space="0" w:color="auto"/>
         </w:tblBorders>
+        <w:tblCellMar>
+          <w:left w:w="10" w:type="dxa"/>
+          <w:right w:w="10" w:type="dxa"/>
+        </w:tblCellMar>
+        <w:tblLook w:val="04A0" w:firstRow="1" w:lastRow="0" w:firstColumn="1" w:lastColumn="0" w:noHBand="0" w:noVBand="1"/>
       </w:tblPr>
       <w:tblGrid>
-        <w:gridCol w:w="100"/>
+        <w:gridCol w:w="10070"/>
       </w:tblGrid>
       <w:tr>
-        <w:tc>
-          <w:tcPr>
+        <w:tblPrEx>
+          <w:tblCellMar>
+            <w:top w:w="0" w:type="dxa"/>
+            <w:bottom w:w="0" w:type="dxa"/>
+          </w:tblCellMar>
+        </w:tblPrEx>
+        <w:tc>
+          <w:tcPr>
+            <w:tcW w:w="0" w:type="auto"/>
             <w:tcBorders>
-              <w:top w:val="dashed" w:color="999999" w:sz="4"/>
-              <w:left w:val="dashed" w:color="999999" w:sz="4"/>
-              <w:bottom w:val="dashed" w:color="999999" w:sz="4"/>
-              <w:right w:val="dashed" w:color="999999" w:sz="4"/>
+              <w:top w:val="dashed" w:sz="4" w:space="0" w:color="999999"/>
+              <w:left w:val="dashed" w:sz="4" w:space="0" w:color="999999"/>
+              <w:bottom w:val="dashed" w:sz="4" w:space="0" w:color="999999"/>
+              <w:right w:val="dashed" w:sz="4" w:space="0" w:color="999999"/>
             </w:tcBorders>
-            <w:shd w:fill="F2F2F2" w:val="clear"/>
+            <w:shd w:val="clear" w:color="auto" w:fill="F2F2F2"/>
           </w:tcPr>
           <w:p>
             <w:pPr>
-              <w:spacing w:after="200" w:before="200"/>
+              <w:spacing w:before="200" w:after="200"/>
               <w:jc w:val="center"/>
             </w:pPr>
             <w:r>
@@ -2439,7 +3087,41 @@
                 <w:iCs/>
                 <w:color w:val="777777"/>
               </w:rPr>
-              <w:t xml:space="preserve">[ INSERT SCREENSHOT: docker ps — container running &amp; healthy ]</w:t>
+              <w:drawing>
+                <wp:inline distT="0" distB="0" distL="0" distR="0" wp14:anchorId="755ACEED" wp14:editId="37C14FA9">
+                  <wp:extent cx="6400800" cy="2040890"/>
+                  <wp:effectExtent l="0" t="0" r="0" b="0"/>
+                  <wp:docPr id="1669214833" name="Picture 1"/>
+                  <wp:cNvGraphicFramePr>
+                    <a:graphicFrameLocks xmlns:a="http://schemas.openxmlformats.org/drawingml/2006/main" noChangeAspect="1"/>
+                  </wp:cNvGraphicFramePr>
+                  <a:graphic xmlns:a="http://schemas.openxmlformats.org/drawingml/2006/main">
+                    <a:graphicData uri="http://schemas.openxmlformats.org/drawingml/2006/picture">
+                      <pic:pic xmlns:pic="http://schemas.openxmlformats.org/drawingml/2006/picture">
+                        <pic:nvPicPr>
+                          <pic:cNvPr id="1669214833" name=""/>
+                          <pic:cNvPicPr/>
+                        </pic:nvPicPr>
+                        <pic:blipFill>
+                          <a:blip r:embed="rId16"/>
+                          <a:stretch>
+                            <a:fillRect/>
+                          </a:stretch>
+                        </pic:blipFill>
+                        <pic:spPr>
+                          <a:xfrm>
+                            <a:off x="0" y="0"/>
+                            <a:ext cx="6400800" cy="2040890"/>
+                          </a:xfrm>
+                          <a:prstGeom prst="rect">
+                            <a:avLst/>
+                          </a:prstGeom>
+                        </pic:spPr>
+                      </pic:pic>
+                    </a:graphicData>
+                  </a:graphic>
+                </wp:inline>
+              </w:drawing>
             </w:r>
           </w:p>
         </w:tc>
@@ -2449,48 +3131,95 @@
       <w:pPr>
         <w:spacing w:after="160"/>
       </w:pPr>
-      <w:r>
-        <w:t xml:space="preserve"/>
-      </w:r>
     </w:p>
     <w:tbl>
       <w:tblPr>
-        <w:tblW w:type="pct" w:w="100%"/>
+        <w:tblW w:w="5000" w:type="pct"/>
         <w:tblBorders>
-          <w:top w:val="single" w:color="auto" w:sz="4"/>
-          <w:left w:val="single" w:color="auto" w:sz="4"/>
-          <w:bottom w:val="single" w:color="auto" w:sz="4"/>
-          <w:right w:val="single" w:color="auto" w:sz="4"/>
-          <w:insideH w:val="single" w:color="auto" w:sz="4"/>
-          <w:insideV w:val="single" w:color="auto" w:sz="4"/>
+          <w:top w:val="single" w:sz="4" w:space="0" w:color="auto"/>
+          <w:left w:val="single" w:sz="4" w:space="0" w:color="auto"/>
+          <w:bottom w:val="single" w:sz="4" w:space="0" w:color="auto"/>
+          <w:right w:val="single" w:sz="4" w:space="0" w:color="auto"/>
+          <w:insideH w:val="single" w:sz="4" w:space="0" w:color="auto"/>
+          <w:insideV w:val="single" w:sz="4" w:space="0" w:color="auto"/>
         </w:tblBorders>
+        <w:tblCellMar>
+          <w:left w:w="10" w:type="dxa"/>
+          <w:right w:w="10" w:type="dxa"/>
+        </w:tblCellMar>
+        <w:tblLook w:val="04A0" w:firstRow="1" w:lastRow="0" w:firstColumn="1" w:lastColumn="0" w:noHBand="0" w:noVBand="1"/>
       </w:tblPr>
       <w:tblGrid>
-        <w:gridCol w:w="100"/>
+        <w:gridCol w:w="10070"/>
       </w:tblGrid>
       <w:tr>
-        <w:tc>
-          <w:tcPr>
+        <w:tblPrEx>
+          <w:tblCellMar>
+            <w:top w:w="0" w:type="dxa"/>
+            <w:bottom w:w="0" w:type="dxa"/>
+          </w:tblCellMar>
+        </w:tblPrEx>
+        <w:tc>
+          <w:tcPr>
+            <w:tcW w:w="0" w:type="auto"/>
             <w:tcBorders>
-              <w:top w:val="dashed" w:color="999999" w:sz="4"/>
-              <w:left w:val="dashed" w:color="999999" w:sz="4"/>
-              <w:bottom w:val="dashed" w:color="999999" w:sz="4"/>
-              <w:right w:val="dashed" w:color="999999" w:sz="4"/>
+              <w:top w:val="dashed" w:sz="4" w:space="0" w:color="999999"/>
+              <w:left w:val="dashed" w:sz="4" w:space="0" w:color="999999"/>
+              <w:bottom w:val="dashed" w:sz="4" w:space="0" w:color="999999"/>
+              <w:right w:val="dashed" w:sz="4" w:space="0" w:color="999999"/>
             </w:tcBorders>
-            <w:shd w:fill="F2F2F2" w:val="clear"/>
+            <w:shd w:val="clear" w:color="auto" w:fill="F2F2F2"/>
           </w:tcPr>
           <w:p>
             <w:pPr>
-              <w:spacing w:after="200" w:before="200"/>
+              <w:spacing w:before="200" w:after="200"/>
               <w:jc w:val="center"/>
             </w:pPr>
             <w:r>
               <w:rPr>
-                <w:i/>
-                <w:iCs/>
-                <w:color w:val="777777"/>
+                <w:noProof/>
               </w:rPr>
-              <w:t xml:space="preserve">[ INSERT SCREENSHOT: curl /predict response, and/or Swagger UI /docs screenshot ]</w:t>
+              <w:drawing>
+                <wp:inline distT="0" distB="0" distL="0" distR="0" wp14:anchorId="69D06F1A" wp14:editId="371BE246">
+                  <wp:extent cx="6400800" cy="3692525"/>
+                  <wp:effectExtent l="0" t="0" r="0" b="3175"/>
+                  <wp:docPr id="869979135" name="Picture 3"/>
+                  <wp:cNvGraphicFramePr>
+                    <a:graphicFrameLocks xmlns:a="http://schemas.openxmlformats.org/drawingml/2006/main" noChangeAspect="1"/>
+                  </wp:cNvGraphicFramePr>
+                  <a:graphic xmlns:a="http://schemas.openxmlformats.org/drawingml/2006/main">
+                    <a:graphicData uri="http://schemas.openxmlformats.org/drawingml/2006/picture">
+                      <pic:pic xmlns:pic="http://schemas.openxmlformats.org/drawingml/2006/picture">
+                        <pic:nvPicPr>
+                          <pic:cNvPr id="869979135" name="Picture 869979135"/>
+                          <pic:cNvPicPr/>
+                        </pic:nvPicPr>
+                        <pic:blipFill>
+                          <a:blip r:embed="rId17">
+                            <a:extLst>
+                              <a:ext uri="{28A0092B-C50C-407E-A947-70E740481C1C}">
+                                <a14:useLocalDpi xmlns:a14="http://schemas.microsoft.com/office/drawing/2010/main" val="0"/>
+                              </a:ext>
+                            </a:extLst>
+                          </a:blip>
+                          <a:stretch>
+                            <a:fillRect/>
+                          </a:stretch>
+                        </pic:blipFill>
+                        <pic:spPr>
+                          <a:xfrm>
+                            <a:off x="0" y="0"/>
+                            <a:ext cx="6400800" cy="3692525"/>
+                          </a:xfrm>
+                          <a:prstGeom prst="rect">
+                            <a:avLst/>
+                          </a:prstGeom>
+                        </pic:spPr>
+                      </pic:pic>
+                    </a:graphicData>
+                  </a:graphic>
+                </wp:inline>
+              </w:drawing>
             </w:r>
           </w:p>
         </w:tc>
@@ -2499,10 +3228,10 @@
     <w:p>
       <w:pPr>
         <w:pStyle w:val="Heading1"/>
-        <w:spacing w:after="150" w:before="300"/>
-      </w:pPr>
-      <w:r>
-        <w:t xml:space="preserve">10. Production Deployment (Kubernetes)</w:t>
+        <w:spacing w:before="300" w:after="150"/>
+      </w:pPr>
+      <w:r>
+        <w:t>10. Production Deployment (Kubernetes)</w:t>
       </w:r>
     </w:p>
     <w:p>
@@ -2510,7 +3239,11 @@
         <w:spacing w:after="160"/>
       </w:pPr>
       <w:r>
-        <w:t xml:space="preserve">Deployment target: Docker Desktop Kubernetes (local cluster), chosen deliberately over a public cloud so the deployment is fully reproducible by any reviewer without needing cloud credentials, while still satisfying every Kubernetes requirement in the assignment brief (Deployment manifest, Service, Load Balancer exposure, verified endpoints).</w:t>
+        <w:t xml:space="preserve">Deployment target: Docker Desktop Kubernetes (local cluster), chosen deliberately over a public cloud so the deployment is fully reproducible by any reviewer without needing cloud credentials, while still satisfying every </w:t>
+      </w:r>
+      <w:r>
+        <w:lastRenderedPageBreak/>
+        <w:t>Kubernetes requirement in the assignment brief (Deployment manifest, Service, Load Balancer exposure, verified endpoints).</w:t>
       </w:r>
     </w:p>
     <w:p>
@@ -2523,7 +3256,31 @@
         <w:spacing w:after="80"/>
       </w:pPr>
       <w:r>
-        <w:t xml:space="preserve">k8s/deployment.yaml — 2 replicas, rolling update strategy (maxUnavailable: 0 for zero-downtime updates), readiness + liveness probes on /health, CPU/memory resource requests &amp; limits, imagePullPolicy: Never (uses the locally built image directly, no registry push needed for a local cluster)</w:t>
+        <w:t>k8s/</w:t>
+      </w:r>
+      <w:proofErr w:type="spellStart"/>
+      <w:r>
+        <w:t>deployment.yaml</w:t>
+      </w:r>
+      <w:proofErr w:type="spellEnd"/>
+      <w:r>
+        <w:t xml:space="preserve"> — 2 replicas, rolling update strategy (</w:t>
+      </w:r>
+      <w:proofErr w:type="spellStart"/>
+      <w:r>
+        <w:t>maxUnavailable</w:t>
+      </w:r>
+      <w:proofErr w:type="spellEnd"/>
+      <w:r>
+        <w:t xml:space="preserve">: 0 for zero-downtime updates), readiness + liveness probes on /health, CPU/memory resource requests &amp; limits, </w:t>
+      </w:r>
+      <w:proofErr w:type="spellStart"/>
+      <w:r>
+        <w:t>imagePullPolicy</w:t>
+      </w:r>
+      <w:proofErr w:type="spellEnd"/>
+      <w:r>
+        <w:t>: Never (uses the locally built image directly, no registry push needed for a local cluster)</w:t>
       </w:r>
     </w:p>
     <w:p>
@@ -2536,38 +3293,74 @@
         <w:spacing w:after="80"/>
       </w:pPr>
       <w:r>
-        <w:t xml:space="preserve">k8s/service.yaml — LoadBalancer Service exposing the Deployment at localhost:8080 → container port 8000 (Docker Desktop's Kubernetes binds LoadBalancer services directly to localhost)</w:t>
+        <w:t>k8s/</w:t>
+      </w:r>
+      <w:proofErr w:type="spellStart"/>
+      <w:r>
+        <w:t>service.yaml</w:t>
+      </w:r>
+      <w:proofErr w:type="spellEnd"/>
+      <w:r>
+        <w:t xml:space="preserve"> — </w:t>
+      </w:r>
+      <w:proofErr w:type="spellStart"/>
+      <w:r>
+        <w:t>LoadBalancer</w:t>
+      </w:r>
+      <w:proofErr w:type="spellEnd"/>
+      <w:r>
+        <w:t xml:space="preserve"> Service exposing the Deployment at localhost:8080 → container port 8000 (Docker Desktop's Kubernetes binds </w:t>
+      </w:r>
+      <w:proofErr w:type="spellStart"/>
+      <w:r>
+        <w:t>LoadBalancer</w:t>
+      </w:r>
+      <w:proofErr w:type="spellEnd"/>
+      <w:r>
+        <w:t xml:space="preserve"> services directly to localhost)</w:t>
       </w:r>
     </w:p>
     <w:tbl>
       <w:tblPr>
-        <w:tblW w:type="pct" w:w="100%"/>
+        <w:tblW w:w="5000" w:type="pct"/>
         <w:tblBorders>
-          <w:top w:val="single" w:color="auto" w:sz="4"/>
-          <w:left w:val="single" w:color="auto" w:sz="4"/>
-          <w:bottom w:val="single" w:color="auto" w:sz="4"/>
-          <w:right w:val="single" w:color="auto" w:sz="4"/>
-          <w:insideH w:val="single" w:color="auto" w:sz="4"/>
-          <w:insideV w:val="single" w:color="auto" w:sz="4"/>
+          <w:top w:val="single" w:sz="4" w:space="0" w:color="auto"/>
+          <w:left w:val="single" w:sz="4" w:space="0" w:color="auto"/>
+          <w:bottom w:val="single" w:sz="4" w:space="0" w:color="auto"/>
+          <w:right w:val="single" w:sz="4" w:space="0" w:color="auto"/>
+          <w:insideH w:val="single" w:sz="4" w:space="0" w:color="auto"/>
+          <w:insideV w:val="single" w:sz="4" w:space="0" w:color="auto"/>
         </w:tblBorders>
+        <w:tblCellMar>
+          <w:left w:w="10" w:type="dxa"/>
+          <w:right w:w="10" w:type="dxa"/>
+        </w:tblCellMar>
+        <w:tblLook w:val="04A0" w:firstRow="1" w:lastRow="0" w:firstColumn="1" w:lastColumn="0" w:noHBand="0" w:noVBand="1"/>
       </w:tblPr>
       <w:tblGrid>
-        <w:gridCol w:w="100"/>
+        <w:gridCol w:w="10070"/>
       </w:tblGrid>
       <w:tr>
-        <w:tc>
-          <w:tcPr>
+        <w:tblPrEx>
+          <w:tblCellMar>
+            <w:top w:w="0" w:type="dxa"/>
+            <w:bottom w:w="0" w:type="dxa"/>
+          </w:tblCellMar>
+        </w:tblPrEx>
+        <w:tc>
+          <w:tcPr>
+            <w:tcW w:w="0" w:type="auto"/>
             <w:tcBorders>
-              <w:top w:val="dashed" w:color="999999" w:sz="4"/>
-              <w:left w:val="dashed" w:color="999999" w:sz="4"/>
-              <w:bottom w:val="dashed" w:color="999999" w:sz="4"/>
-              <w:right w:val="dashed" w:color="999999" w:sz="4"/>
+              <w:top w:val="dashed" w:sz="4" w:space="0" w:color="999999"/>
+              <w:left w:val="dashed" w:sz="4" w:space="0" w:color="999999"/>
+              <w:bottom w:val="dashed" w:sz="4" w:space="0" w:color="999999"/>
+              <w:right w:val="dashed" w:sz="4" w:space="0" w:color="999999"/>
             </w:tcBorders>
-            <w:shd w:fill="F2F2F2" w:val="clear"/>
+            <w:shd w:val="clear" w:color="auto" w:fill="F2F2F2"/>
           </w:tcPr>
           <w:p>
             <w:pPr>
-              <w:spacing w:after="200" w:before="200"/>
+              <w:spacing w:before="200" w:after="200"/>
               <w:jc w:val="center"/>
             </w:pPr>
             <w:r>
@@ -2576,7 +3369,41 @@
                 <w:iCs/>
                 <w:color w:val="777777"/>
               </w:rPr>
-              <w:t xml:space="preserve">[ INSERT SCREENSHOT: kubectl get pods -l app=heart-disease-api — 2/2 Running ]</w:t>
+              <w:drawing>
+                <wp:inline distT="0" distB="0" distL="0" distR="0" wp14:anchorId="1690FD9A" wp14:editId="535DC28E">
+                  <wp:extent cx="6400800" cy="3682365"/>
+                  <wp:effectExtent l="0" t="0" r="0" b="0"/>
+                  <wp:docPr id="2040229891" name="Picture 1"/>
+                  <wp:cNvGraphicFramePr>
+                    <a:graphicFrameLocks xmlns:a="http://schemas.openxmlformats.org/drawingml/2006/main" noChangeAspect="1"/>
+                  </wp:cNvGraphicFramePr>
+                  <a:graphic xmlns:a="http://schemas.openxmlformats.org/drawingml/2006/main">
+                    <a:graphicData uri="http://schemas.openxmlformats.org/drawingml/2006/picture">
+                      <pic:pic xmlns:pic="http://schemas.openxmlformats.org/drawingml/2006/picture">
+                        <pic:nvPicPr>
+                          <pic:cNvPr id="2040229891" name=""/>
+                          <pic:cNvPicPr/>
+                        </pic:nvPicPr>
+                        <pic:blipFill>
+                          <a:blip r:embed="rId18"/>
+                          <a:stretch>
+                            <a:fillRect/>
+                          </a:stretch>
+                        </pic:blipFill>
+                        <pic:spPr>
+                          <a:xfrm>
+                            <a:off x="0" y="0"/>
+                            <a:ext cx="6400800" cy="3682365"/>
+                          </a:xfrm>
+                          <a:prstGeom prst="rect">
+                            <a:avLst/>
+                          </a:prstGeom>
+                        </pic:spPr>
+                      </pic:pic>
+                    </a:graphicData>
+                  </a:graphic>
+                </wp:inline>
+              </w:drawing>
             </w:r>
           </w:p>
         </w:tc>
@@ -2586,39 +3413,207 @@
       <w:pPr>
         <w:spacing w:after="160"/>
       </w:pPr>
-      <w:r>
-        <w:t xml:space="preserve"/>
-      </w:r>
     </w:p>
     <w:tbl>
       <w:tblPr>
-        <w:tblW w:type="pct" w:w="100%"/>
+        <w:tblW w:w="5000" w:type="pct"/>
         <w:tblBorders>
-          <w:top w:val="single" w:color="auto" w:sz="4"/>
-          <w:left w:val="single" w:color="auto" w:sz="4"/>
-          <w:bottom w:val="single" w:color="auto" w:sz="4"/>
-          <w:right w:val="single" w:color="auto" w:sz="4"/>
-          <w:insideH w:val="single" w:color="auto" w:sz="4"/>
-          <w:insideV w:val="single" w:color="auto" w:sz="4"/>
+          <w:top w:val="single" w:sz="4" w:space="0" w:color="auto"/>
+          <w:left w:val="single" w:sz="4" w:space="0" w:color="auto"/>
+          <w:bottom w:val="single" w:sz="4" w:space="0" w:color="auto"/>
+          <w:right w:val="single" w:sz="4" w:space="0" w:color="auto"/>
+          <w:insideH w:val="single" w:sz="4" w:space="0" w:color="auto"/>
+          <w:insideV w:val="single" w:sz="4" w:space="0" w:color="auto"/>
         </w:tblBorders>
+        <w:tblCellMar>
+          <w:left w:w="10" w:type="dxa"/>
+          <w:right w:w="10" w:type="dxa"/>
+        </w:tblCellMar>
+        <w:tblLook w:val="04A0" w:firstRow="1" w:lastRow="0" w:firstColumn="1" w:lastColumn="0" w:noHBand="0" w:noVBand="1"/>
       </w:tblPr>
       <w:tblGrid>
-        <w:gridCol w:w="100"/>
+        <w:gridCol w:w="10070"/>
       </w:tblGrid>
       <w:tr>
-        <w:tc>
-          <w:tcPr>
+        <w:tblPrEx>
+          <w:tblCellMar>
+            <w:top w:w="0" w:type="dxa"/>
+            <w:bottom w:w="0" w:type="dxa"/>
+          </w:tblCellMar>
+        </w:tblPrEx>
+        <w:tc>
+          <w:tcPr>
+            <w:tcW w:w="0" w:type="auto"/>
             <w:tcBorders>
-              <w:top w:val="dashed" w:color="999999" w:sz="4"/>
-              <w:left w:val="dashed" w:color="999999" w:sz="4"/>
-              <w:bottom w:val="dashed" w:color="999999" w:sz="4"/>
-              <w:right w:val="dashed" w:color="999999" w:sz="4"/>
+              <w:top w:val="dashed" w:sz="4" w:space="0" w:color="999999"/>
+              <w:left w:val="dashed" w:sz="4" w:space="0" w:color="999999"/>
+              <w:bottom w:val="dashed" w:sz="4" w:space="0" w:color="999999"/>
+              <w:right w:val="dashed" w:sz="4" w:space="0" w:color="999999"/>
             </w:tcBorders>
-            <w:shd w:fill="F2F2F2" w:val="clear"/>
+            <w:shd w:val="clear" w:color="auto" w:fill="F2F2F2"/>
           </w:tcPr>
           <w:p>
             <w:pPr>
-              <w:spacing w:after="200" w:before="200"/>
+              <w:spacing w:before="200" w:after="200"/>
+              <w:jc w:val="center"/>
+            </w:pPr>
+            <w:r>
+              <w:rPr>
+                <w:noProof/>
+              </w:rPr>
+              <w:lastRenderedPageBreak/>
+              <w:drawing>
+                <wp:inline distT="0" distB="0" distL="0" distR="0" wp14:anchorId="077BF548" wp14:editId="506BBB21">
+                  <wp:extent cx="6400800" cy="3692525"/>
+                  <wp:effectExtent l="0" t="0" r="0" b="3175"/>
+                  <wp:docPr id="438564322" name="Picture 2"/>
+                  <wp:cNvGraphicFramePr>
+                    <a:graphicFrameLocks xmlns:a="http://schemas.openxmlformats.org/drawingml/2006/main" noChangeAspect="1"/>
+                  </wp:cNvGraphicFramePr>
+                  <a:graphic xmlns:a="http://schemas.openxmlformats.org/drawingml/2006/main">
+                    <a:graphicData uri="http://schemas.openxmlformats.org/drawingml/2006/picture">
+                      <pic:pic xmlns:pic="http://schemas.openxmlformats.org/drawingml/2006/picture">
+                        <pic:nvPicPr>
+                          <pic:cNvPr id="438564322" name="Picture 438564322"/>
+                          <pic:cNvPicPr/>
+                        </pic:nvPicPr>
+                        <pic:blipFill>
+                          <a:blip r:embed="rId19">
+                            <a:extLst>
+                              <a:ext uri="{28A0092B-C50C-407E-A947-70E740481C1C}">
+                                <a14:useLocalDpi xmlns:a14="http://schemas.microsoft.com/office/drawing/2010/main" val="0"/>
+                              </a:ext>
+                            </a:extLst>
+                          </a:blip>
+                          <a:stretch>
+                            <a:fillRect/>
+                          </a:stretch>
+                        </pic:blipFill>
+                        <pic:spPr>
+                          <a:xfrm>
+                            <a:off x="0" y="0"/>
+                            <a:ext cx="6400800" cy="3692525"/>
+                          </a:xfrm>
+                          <a:prstGeom prst="rect">
+                            <a:avLst/>
+                          </a:prstGeom>
+                        </pic:spPr>
+                      </pic:pic>
+                    </a:graphicData>
+                  </a:graphic>
+                </wp:inline>
+              </w:drawing>
+            </w:r>
+          </w:p>
+        </w:tc>
+      </w:tr>
+    </w:tbl>
+    <w:p>
+      <w:pPr>
+        <w:pStyle w:val="Heading1"/>
+        <w:spacing w:before="300" w:after="150"/>
+      </w:pPr>
+      <w:r>
+        <w:t>11. Monitoring &amp; Logging</w:t>
+      </w:r>
+    </w:p>
+    <w:p>
+      <w:pPr>
+        <w:spacing w:after="160"/>
+      </w:pPr>
+      <w:r>
+        <w:t xml:space="preserve">Two layers of observability are implemented. First, structured request logging: an HTTP middleware in api/main.py logs every request's method, path, response status, and latency to </w:t>
+      </w:r>
+      <w:proofErr w:type="spellStart"/>
+      <w:r>
+        <w:t>stdout</w:t>
+      </w:r>
+      <w:proofErr w:type="spellEnd"/>
+      <w:r>
+        <w:t xml:space="preserve"> (captured automatically by Docker/Kubernetes log drivers), and the /predict handler additionally logs each prediction's key inputs, output class, and confidence — satisfying the production requirement that failures 'give clear logs'.</w:t>
+      </w:r>
+    </w:p>
+    <w:p>
+      <w:pPr>
+        <w:spacing w:after="160"/>
+      </w:pPr>
+      <w:r>
+        <w:t xml:space="preserve">Second, metrics: </w:t>
+      </w:r>
+      <w:proofErr w:type="spellStart"/>
+      <w:r>
+        <w:t>prometheus-fastapi-instrumentator</w:t>
+      </w:r>
+      <w:proofErr w:type="spellEnd"/>
+      <w:r>
+        <w:t xml:space="preserve"> auto-instruments every route with request-count, latency, and in-progress-request metrics exposed at GET /metrics in Prometheus text format. monitoring/docker-</w:t>
+      </w:r>
+      <w:proofErr w:type="spellStart"/>
+      <w:r>
+        <w:t>compose.monitoring.yml</w:t>
+      </w:r>
+      <w:proofErr w:type="spellEnd"/>
+      <w:r>
+        <w:t xml:space="preserve"> spins up Prometheus (scraping /metrics every 5 seconds per monitoring/</w:t>
+      </w:r>
+      <w:proofErr w:type="spellStart"/>
+      <w:r>
+        <w:t>prometheus.yml</w:t>
+      </w:r>
+      <w:proofErr w:type="spellEnd"/>
+      <w:r>
+        <w:t>) and Grafana. A ready-to-import dashboard (monitoring/</w:t>
+      </w:r>
+      <w:proofErr w:type="spellStart"/>
+      <w:r>
+        <w:t>grafana-dashboard.json</w:t>
+      </w:r>
+      <w:proofErr w:type="spellEnd"/>
+      <w:r>
+        <w:t>) visualizes request rate, p95 latency by endpoint, 5xx error rate, and total /predict calls served.</w:t>
+      </w:r>
+    </w:p>
+    <w:tbl>
+      <w:tblPr>
+        <w:tblW w:w="5000" w:type="pct"/>
+        <w:tblBorders>
+          <w:top w:val="single" w:sz="4" w:space="0" w:color="auto"/>
+          <w:left w:val="single" w:sz="4" w:space="0" w:color="auto"/>
+          <w:bottom w:val="single" w:sz="4" w:space="0" w:color="auto"/>
+          <w:right w:val="single" w:sz="4" w:space="0" w:color="auto"/>
+          <w:insideH w:val="single" w:sz="4" w:space="0" w:color="auto"/>
+          <w:insideV w:val="single" w:sz="4" w:space="0" w:color="auto"/>
+        </w:tblBorders>
+        <w:tblCellMar>
+          <w:left w:w="10" w:type="dxa"/>
+          <w:right w:w="10" w:type="dxa"/>
+        </w:tblCellMar>
+        <w:tblLook w:val="04A0" w:firstRow="1" w:lastRow="0" w:firstColumn="1" w:lastColumn="0" w:noHBand="0" w:noVBand="1"/>
+      </w:tblPr>
+      <w:tblGrid>
+        <w:gridCol w:w="10070"/>
+      </w:tblGrid>
+      <w:tr>
+        <w:tblPrEx>
+          <w:tblCellMar>
+            <w:top w:w="0" w:type="dxa"/>
+            <w:bottom w:w="0" w:type="dxa"/>
+          </w:tblCellMar>
+        </w:tblPrEx>
+        <w:tc>
+          <w:tcPr>
+            <w:tcW w:w="0" w:type="auto"/>
+            <w:tcBorders>
+              <w:top w:val="dashed" w:sz="4" w:space="0" w:color="999999"/>
+              <w:left w:val="dashed" w:sz="4" w:space="0" w:color="999999"/>
+              <w:bottom w:val="dashed" w:sz="4" w:space="0" w:color="999999"/>
+              <w:right w:val="dashed" w:sz="4" w:space="0" w:color="999999"/>
+            </w:tcBorders>
+            <w:shd w:val="clear" w:color="auto" w:fill="F2F2F2"/>
+          </w:tcPr>
+          <w:p>
+            <w:pPr>
+              <w:spacing w:before="200" w:after="200"/>
               <w:jc w:val="center"/>
             </w:pPr>
             <w:r>
@@ -2627,7 +3622,41 @@
                 <w:iCs/>
                 <w:color w:val="777777"/>
               </w:rPr>
-              <w:t xml:space="preserve">[ INSERT SCREENSHOT: kubectl get svc heart-disease-api-service, and curl to localhost:8080/predict ]</w:t>
+              <w:drawing>
+                <wp:inline distT="0" distB="0" distL="0" distR="0" wp14:anchorId="027ACFF2" wp14:editId="3C8820F3">
+                  <wp:extent cx="6400800" cy="1409065"/>
+                  <wp:effectExtent l="0" t="0" r="0" b="635"/>
+                  <wp:docPr id="655680155" name="Picture 1"/>
+                  <wp:cNvGraphicFramePr>
+                    <a:graphicFrameLocks xmlns:a="http://schemas.openxmlformats.org/drawingml/2006/main" noChangeAspect="1"/>
+                  </wp:cNvGraphicFramePr>
+                  <a:graphic xmlns:a="http://schemas.openxmlformats.org/drawingml/2006/main">
+                    <a:graphicData uri="http://schemas.openxmlformats.org/drawingml/2006/picture">
+                      <pic:pic xmlns:pic="http://schemas.openxmlformats.org/drawingml/2006/picture">
+                        <pic:nvPicPr>
+                          <pic:cNvPr id="655680155" name=""/>
+                          <pic:cNvPicPr/>
+                        </pic:nvPicPr>
+                        <pic:blipFill>
+                          <a:blip r:embed="rId20"/>
+                          <a:stretch>
+                            <a:fillRect/>
+                          </a:stretch>
+                        </pic:blipFill>
+                        <pic:spPr>
+                          <a:xfrm>
+                            <a:off x="0" y="0"/>
+                            <a:ext cx="6400800" cy="1409065"/>
+                          </a:xfrm>
+                          <a:prstGeom prst="rect">
+                            <a:avLst/>
+                          </a:prstGeom>
+                        </pic:spPr>
+                      </pic:pic>
+                    </a:graphicData>
+                  </a:graphic>
+                </wp:inline>
+              </w:drawing>
             </w:r>
           </w:p>
         </w:tc>
@@ -2635,156 +3664,148 @@
     </w:tbl>
     <w:p>
       <w:pPr>
-        <w:pStyle w:val="Heading1"/>
-        <w:spacing w:after="150" w:before="300"/>
-      </w:pPr>
-      <w:r>
-        <w:t xml:space="preserve">11. Monitoring &amp; Logging</w:t>
-      </w:r>
-    </w:p>
-    <w:p>
-      <w:pPr>
         <w:spacing w:after="160"/>
       </w:pPr>
-      <w:r>
-        <w:t xml:space="preserve">Two layers of observability are implemented. First, structured request logging: an HTTP middleware in api/main.py logs every request's method, path, response status, and latency to stdout (captured automatically by Docker/Kubernetes log drivers), and the /predict handler additionally logs each prediction's key inputs, output class, and confidence — satisfying the production requirement that failures 'give clear logs'.</w:t>
-      </w:r>
-    </w:p>
-    <w:p>
-      <w:pPr>
-        <w:spacing w:after="160"/>
-      </w:pPr>
-      <w:r>
-        <w:t xml:space="preserve">Second, metrics: prometheus-fastapi-instrumentator auto-instruments every route with request-count, latency, and in-progress-request metrics exposed at GET /metrics in Prometheus text format. monitoring/docker-compose.monitoring.yml spins up Prometheus (scraping /metrics every 5 seconds per monitoring/prometheus.yml) and Grafana. A ready-to-import dashboard (monitoring/grafana-dashboard.json) visualizes request rate, p95 latency by endpoint, 5xx error rate, and total /predict calls served.</w:t>
-      </w:r>
     </w:p>
     <w:tbl>
       <w:tblPr>
-        <w:tblW w:type="pct" w:w="100%"/>
+        <w:tblW w:w="5000" w:type="pct"/>
         <w:tblBorders>
-          <w:top w:val="single" w:color="auto" w:sz="4"/>
-          <w:left w:val="single" w:color="auto" w:sz="4"/>
-          <w:bottom w:val="single" w:color="auto" w:sz="4"/>
-          <w:right w:val="single" w:color="auto" w:sz="4"/>
-          <w:insideH w:val="single" w:color="auto" w:sz="4"/>
-          <w:insideV w:val="single" w:color="auto" w:sz="4"/>
+          <w:top w:val="single" w:sz="4" w:space="0" w:color="auto"/>
+          <w:left w:val="single" w:sz="4" w:space="0" w:color="auto"/>
+          <w:bottom w:val="single" w:sz="4" w:space="0" w:color="auto"/>
+          <w:right w:val="single" w:sz="4" w:space="0" w:color="auto"/>
+          <w:insideH w:val="single" w:sz="4" w:space="0" w:color="auto"/>
+          <w:insideV w:val="single" w:sz="4" w:space="0" w:color="auto"/>
         </w:tblBorders>
+        <w:tblCellMar>
+          <w:left w:w="10" w:type="dxa"/>
+          <w:right w:w="10" w:type="dxa"/>
+        </w:tblCellMar>
+        <w:tblLook w:val="04A0" w:firstRow="1" w:lastRow="0" w:firstColumn="1" w:lastColumn="0" w:noHBand="0" w:noVBand="1"/>
       </w:tblPr>
       <w:tblGrid>
-        <w:gridCol w:w="100"/>
+        <w:gridCol w:w="10070"/>
       </w:tblGrid>
       <w:tr>
-        <w:tc>
-          <w:tcPr>
+        <w:tblPrEx>
+          <w:tblCellMar>
+            <w:top w:w="0" w:type="dxa"/>
+            <w:bottom w:w="0" w:type="dxa"/>
+          </w:tblCellMar>
+        </w:tblPrEx>
+        <w:tc>
+          <w:tcPr>
+            <w:tcW w:w="0" w:type="auto"/>
             <w:tcBorders>
-              <w:top w:val="dashed" w:color="999999" w:sz="4"/>
-              <w:left w:val="dashed" w:color="999999" w:sz="4"/>
-              <w:bottom w:val="dashed" w:color="999999" w:sz="4"/>
-              <w:right w:val="dashed" w:color="999999" w:sz="4"/>
+              <w:top w:val="dashed" w:sz="4" w:space="0" w:color="999999"/>
+              <w:left w:val="dashed" w:sz="4" w:space="0" w:color="999999"/>
+              <w:bottom w:val="dashed" w:sz="4" w:space="0" w:color="999999"/>
+              <w:right w:val="dashed" w:sz="4" w:space="0" w:color="999999"/>
             </w:tcBorders>
-            <w:shd w:fill="F2F2F2" w:val="clear"/>
+            <w:shd w:val="clear" w:color="auto" w:fill="F2F2F2"/>
           </w:tcPr>
           <w:p>
             <w:pPr>
-              <w:spacing w:after="200" w:before="200"/>
+              <w:spacing w:before="200" w:after="200"/>
               <w:jc w:val="center"/>
             </w:pPr>
             <w:r>
               <w:rPr>
-                <w:i/>
-                <w:iCs/>
-                <w:color w:val="777777"/>
+                <w:noProof/>
               </w:rPr>
-              <w:t xml:space="preserve">[ INSERT SCREENSHOT: Prometheus Targets page — heart-disease-api target UP ]</w:t>
+              <w:lastRenderedPageBreak/>
+              <w:drawing>
+                <wp:inline distT="0" distB="0" distL="0" distR="0" wp14:anchorId="4DA3CD22" wp14:editId="6F8BFDF0">
+                  <wp:extent cx="6400800" cy="3692525"/>
+                  <wp:effectExtent l="0" t="0" r="0" b="3175"/>
+                  <wp:docPr id="684924521" name="Picture 1"/>
+                  <wp:cNvGraphicFramePr>
+                    <a:graphicFrameLocks xmlns:a="http://schemas.openxmlformats.org/drawingml/2006/main" noChangeAspect="1"/>
+                  </wp:cNvGraphicFramePr>
+                  <a:graphic xmlns:a="http://schemas.openxmlformats.org/drawingml/2006/main">
+                    <a:graphicData uri="http://schemas.openxmlformats.org/drawingml/2006/picture">
+                      <pic:pic xmlns:pic="http://schemas.openxmlformats.org/drawingml/2006/picture">
+                        <pic:nvPicPr>
+                          <pic:cNvPr id="684924521" name="Picture 684924521"/>
+                          <pic:cNvPicPr/>
+                        </pic:nvPicPr>
+                        <pic:blipFill>
+                          <a:blip r:embed="rId21">
+                            <a:extLst>
+                              <a:ext uri="{28A0092B-C50C-407E-A947-70E740481C1C}">
+                                <a14:useLocalDpi xmlns:a14="http://schemas.microsoft.com/office/drawing/2010/main" val="0"/>
+                              </a:ext>
+                            </a:extLst>
+                          </a:blip>
+                          <a:stretch>
+                            <a:fillRect/>
+                          </a:stretch>
+                        </pic:blipFill>
+                        <pic:spPr>
+                          <a:xfrm>
+                            <a:off x="0" y="0"/>
+                            <a:ext cx="6400800" cy="3692525"/>
+                          </a:xfrm>
+                          <a:prstGeom prst="rect">
+                            <a:avLst/>
+                          </a:prstGeom>
+                        </pic:spPr>
+                      </pic:pic>
+                    </a:graphicData>
+                  </a:graphic>
+                </wp:inline>
+              </w:drawing>
             </w:r>
           </w:p>
         </w:tc>
       </w:tr>
     </w:tbl>
     <w:p>
+      <w:r>
+        <w:br w:type="page"/>
+      </w:r>
+    </w:p>
+    <w:p>
+      <w:pPr>
+        <w:pStyle w:val="Heading1"/>
+        <w:spacing w:before="300" w:after="150"/>
+      </w:pPr>
+      <w:r>
+        <w:lastRenderedPageBreak/>
+        <w:t>12. System Architecture</w:t>
+      </w:r>
+    </w:p>
+    <w:p>
       <w:pPr>
         <w:spacing w:after="160"/>
       </w:pPr>
       <w:r>
-        <w:t xml:space="preserve"/>
-      </w:r>
-    </w:p>
-    <w:tbl>
-      <w:tblPr>
-        <w:tblW w:type="pct" w:w="100%"/>
-        <w:tblBorders>
-          <w:top w:val="single" w:color="auto" w:sz="4"/>
-          <w:left w:val="single" w:color="auto" w:sz="4"/>
-          <w:bottom w:val="single" w:color="auto" w:sz="4"/>
-          <w:right w:val="single" w:color="auto" w:sz="4"/>
-          <w:insideH w:val="single" w:color="auto" w:sz="4"/>
-          <w:insideV w:val="single" w:color="auto" w:sz="4"/>
-        </w:tblBorders>
-      </w:tblPr>
-      <w:tblGrid>
-        <w:gridCol w:w="100"/>
-      </w:tblGrid>
-      <w:tr>
-        <w:tc>
-          <w:tcPr>
-            <w:tcBorders>
-              <w:top w:val="dashed" w:color="999999" w:sz="4"/>
-              <w:left w:val="dashed" w:color="999999" w:sz="4"/>
-              <w:bottom w:val="dashed" w:color="999999" w:sz="4"/>
-              <w:right w:val="dashed" w:color="999999" w:sz="4"/>
-            </w:tcBorders>
-            <w:shd w:fill="F2F2F2" w:val="clear"/>
-          </w:tcPr>
-          <w:p>
-            <w:pPr>
-              <w:spacing w:after="200" w:before="200"/>
-              <w:jc w:val="center"/>
-            </w:pPr>
-            <w:r>
-              <w:rPr>
-                <w:i/>
-                <w:iCs/>
-                <w:color w:val="777777"/>
-              </w:rPr>
-              <w:t xml:space="preserve">[ INSERT SCREENSHOT: Grafana dashboard with live request-rate / latency panels ]</w:t>
-            </w:r>
-          </w:p>
-        </w:tc>
-      </w:tr>
-    </w:tbl>
-    <w:p>
-      <w:r>
-        <w:br w:type="page"/>
-      </w:r>
-    </w:p>
-    <w:p>
-      <w:pPr>
-        <w:pStyle w:val="Heading1"/>
-        <w:spacing w:after="150" w:before="300"/>
-      </w:pPr>
-      <w:r>
-        <w:t xml:space="preserve">12. System Architecture</w:t>
-      </w:r>
-    </w:p>
-    <w:p>
-      <w:pPr>
-        <w:spacing w:after="160"/>
-      </w:pPr>
-      <w:r>
-        <w:t xml:space="preserve">The diagram below traces a request end-to-end: raw data → cleaning → feature pipeline → tuned model training with MLflow tracking → packaged model artifact → FastAPI service → Docker image → Kubernetes Deployment/Service → client request, with Prometheus/Grafana observing the live service and GitHub Actions gating every code change before it reaches the container build.</w:t>
-      </w:r>
-    </w:p>
-    <w:p>
-      <w:pPr>
-        <w:spacing w:after="60" w:before="120"/>
+        <w:t xml:space="preserve">The diagram below traces a request end-to-end: raw data → cleaning → feature pipeline → tuned model training with </w:t>
+      </w:r>
+      <w:proofErr w:type="spellStart"/>
+      <w:r>
+        <w:t>MLflow</w:t>
+      </w:r>
+      <w:proofErr w:type="spellEnd"/>
+      <w:r>
+        <w:t xml:space="preserve"> tracking → packaged model artifact → FastAPI service → Docker image → Kubernetes Deployment/Service → client request, with Prometheus/Grafana observing the live service and GitHub Actions gating every code change before it reaches the container build.</w:t>
+      </w:r>
+    </w:p>
+    <w:p>
+      <w:pPr>
+        <w:spacing w:before="120" w:after="60"/>
         <w:jc w:val="center"/>
       </w:pPr>
       <w:r>
+        <w:rPr>
+          <w:noProof/>
+        </w:rPr>
         <w:drawing>
-          <wp:inline distT="0" distB="0" distL="0" distR="0">
+          <wp:inline distT="0" distB="0" distL="0" distR="0" wp14:anchorId="26A15892" wp14:editId="16CFA505">
             <wp:extent cx="5334000" cy="3476625"/>
-            <wp:effectExtent t="0" r="0" b="0" l="0"/>
-            <wp:docPr id="1" name="" descr="" title=""/>
+            <wp:effectExtent l="0" t="0" r="0" b="0"/>
+            <wp:docPr id="1820927338" name="Picture 1820927338"/>
             <wp:cNvGraphicFramePr>
               <a:graphicFrameLocks xmlns:a="http://schemas.openxmlformats.org/drawingml/2006/main" noChangeAspect="1"/>
             </wp:cNvGraphicFramePr>
@@ -2792,13 +3813,13 @@
               <a:graphicData uri="http://schemas.openxmlformats.org/drawingml/2006/picture">
                 <pic:pic xmlns:pic="http://schemas.openxmlformats.org/drawingml/2006/picture">
                   <pic:nvPicPr>
-                    <pic:cNvPr id="0" name="" descr=""/>
+                    <pic:cNvPr id="0" name=""/>
                     <pic:cNvPicPr>
                       <a:picLocks noChangeAspect="1" noChangeArrowheads="1"/>
                     </pic:cNvPicPr>
                   </pic:nvPicPr>
                   <pic:blipFill>
-                    <a:blip r:embed="rId14" cstate="none"/>
+                    <a:blip r:embed="rId22"/>
                     <a:srcRect/>
                     <a:stretch>
                       <a:fillRect/>
@@ -2823,10 +3844,10 @@
     <w:p>
       <w:pPr>
         <w:pStyle w:val="Heading1"/>
-        <w:spacing w:after="150" w:before="300"/>
-      </w:pPr>
-      <w:r>
-        <w:t xml:space="preserve">13. Setup &amp; Installation Instructions</w:t>
+        <w:spacing w:before="300" w:after="150"/>
+      </w:pPr>
+      <w:r>
+        <w:t>13. Setup &amp; Installation Instructions</w:t>
       </w:r>
     </w:p>
     <w:p>
@@ -2834,7 +3855,15 @@
         <w:spacing w:after="160"/>
       </w:pPr>
       <w:r>
-        <w:t xml:space="preserve">Full instructions with copy-pasteable commands are in README.md and SUBMISSION_CHECKLIST.md at the repository root. Summary:</w:t>
+        <w:t>Full instructions with copy-</w:t>
+      </w:r>
+      <w:proofErr w:type="spellStart"/>
+      <w:r>
+        <w:t>pasteable</w:t>
+      </w:r>
+      <w:proofErr w:type="spellEnd"/>
+      <w:r>
+        <w:t xml:space="preserve"> commands are in README.md and SUBMISSION_CHECKLIST.md at the repository root. Summary:</w:t>
       </w:r>
     </w:p>
     <w:p>
@@ -2846,7 +3875,7 @@
           <w:b/>
           <w:bCs/>
         </w:rPr>
-        <w:t xml:space="preserve">1. Local environment:</w:t>
+        <w:t>1. Local environment:</w:t>
       </w:r>
     </w:p>
     <w:p>
@@ -2859,7 +3888,23 @@
         <w:spacing w:after="80"/>
       </w:pPr>
       <w:r>
-        <w:t xml:space="preserve">python -m venv .venv &amp;&amp; source .venv/bin/activate &amp;&amp; pip install -r requirements.txt</w:t>
+        <w:t xml:space="preserve">python -m </w:t>
+      </w:r>
+      <w:proofErr w:type="gramStart"/>
+      <w:r>
+        <w:t>venv .venv</w:t>
+      </w:r>
+      <w:proofErr w:type="gramEnd"/>
+      <w:r>
+        <w:t xml:space="preserve"> &amp;&amp; </w:t>
+      </w:r>
+      <w:proofErr w:type="gramStart"/>
+      <w:r>
+        <w:t>source .venv</w:t>
+      </w:r>
+      <w:proofErr w:type="gramEnd"/>
+      <w:r>
+        <w:t>/bin/activate &amp;&amp; pip install -r requirements.txt</w:t>
       </w:r>
     </w:p>
     <w:p>
@@ -2872,7 +3917,15 @@
         <w:spacing w:after="80"/>
       </w:pPr>
       <w:r>
-        <w:t xml:space="preserve">python src/download_data.py   (data acquisition + cleaning)</w:t>
+        <w:t>python src/download_data.py</w:t>
+      </w:r>
+      <w:proofErr w:type="gramStart"/>
+      <w:r>
+        <w:t xml:space="preserve">   (</w:t>
+      </w:r>
+      <w:proofErr w:type="gramEnd"/>
+      <w:r>
+        <w:t>data acquisition + cleaning)</w:t>
       </w:r>
     </w:p>
     <w:p>
@@ -2885,7 +3938,23 @@
         <w:spacing w:after="80"/>
       </w:pPr>
       <w:r>
-        <w:t xml:space="preserve">python src/train.py            (train, tune, track in MLflow, package model)</w:t>
+        <w:t xml:space="preserve">python src/train.py         </w:t>
+      </w:r>
+      <w:proofErr w:type="gramStart"/>
+      <w:r>
+        <w:t xml:space="preserve">   (</w:t>
+      </w:r>
+      <w:proofErr w:type="gramEnd"/>
+      <w:r>
+        <w:t xml:space="preserve">train, tune, track in </w:t>
+      </w:r>
+      <w:proofErr w:type="spellStart"/>
+      <w:r>
+        <w:t>MLflow</w:t>
+      </w:r>
+      <w:proofErr w:type="spellEnd"/>
+      <w:r>
+        <w:t>, package model)</w:t>
       </w:r>
     </w:p>
     <w:p>
@@ -2898,7 +3967,23 @@
         <w:spacing w:after="80"/>
       </w:pPr>
       <w:r>
-        <w:t xml:space="preserve">python -m pytest tests/ -v      (17 tests should pass)</w:t>
+        <w:t xml:space="preserve">python -m </w:t>
+      </w:r>
+      <w:proofErr w:type="spellStart"/>
+      <w:r>
+        <w:t>pytest</w:t>
+      </w:r>
+      <w:proofErr w:type="spellEnd"/>
+      <w:r>
+        <w:t xml:space="preserve"> tests/ -v   </w:t>
+      </w:r>
+      <w:proofErr w:type="gramStart"/>
+      <w:r>
+        <w:t xml:space="preserve">   (</w:t>
+      </w:r>
+      <w:proofErr w:type="gramEnd"/>
+      <w:r>
+        <w:t>17 tests should pass)</w:t>
       </w:r>
     </w:p>
     <w:p>
@@ -2910,7 +3995,7 @@
           <w:b/>
           <w:bCs/>
         </w:rPr>
-        <w:t xml:space="preserve">2. Run the API locally:</w:t>
+        <w:t>2. Run the API locally:</w:t>
       </w:r>
     </w:p>
     <w:p>
@@ -2922,9 +4007,32 @@
         </w:numPr>
         <w:spacing w:after="80"/>
       </w:pPr>
-      <w:r>
-        <w:t xml:space="preserve">uvicorn api.main:app --reload --port 8000     →  http://localhost:8000/docs</w:t>
-      </w:r>
+      <w:proofErr w:type="spellStart"/>
+      <w:r>
+        <w:t>uvicorn</w:t>
+      </w:r>
+      <w:proofErr w:type="spellEnd"/>
+      <w:r>
+        <w:t xml:space="preserve"> </w:t>
+      </w:r>
+      <w:proofErr w:type="spellStart"/>
+      <w:proofErr w:type="gramStart"/>
+      <w:r>
+        <w:t>api.main</w:t>
+      </w:r>
+      <w:proofErr w:type="gramEnd"/>
+      <w:r>
+        <w:t>:app</w:t>
+      </w:r>
+      <w:proofErr w:type="spellEnd"/>
+      <w:r>
+        <w:t xml:space="preserve"> --reload --port 8000     </w:t>
+      </w:r>
+      <w:proofErr w:type="gramStart"/>
+      <w:r>
+        <w:t>→  http://localhost:8000/docs</w:t>
+      </w:r>
+      <w:proofErr w:type="gramEnd"/>
     </w:p>
     <w:p>
       <w:pPr>
@@ -2935,7 +4043,7 @@
           <w:b/>
           <w:bCs/>
         </w:rPr>
-        <w:t xml:space="preserve">3. Docker:</w:t>
+        <w:t>3. Docker:</w:t>
       </w:r>
     </w:p>
     <w:p>
@@ -2948,8 +4056,39 @@
         <w:spacing w:after="80"/>
       </w:pPr>
       <w:r>
-        <w:t xml:space="preserve">docker build -t heart-disease-api:latest .  &amp;&amp;  docker run -d -p 8000:8000 heart-disease-api:latest</w:t>
-      </w:r>
+        <w:t xml:space="preserve">docker build -t </w:t>
+      </w:r>
+      <w:proofErr w:type="spellStart"/>
+      <w:r>
+        <w:t>heart-disease-</w:t>
+      </w:r>
+      <w:proofErr w:type="gramStart"/>
+      <w:r>
+        <w:t>api:latest</w:t>
+      </w:r>
+      <w:proofErr w:type="spellEnd"/>
+      <w:proofErr w:type="gramEnd"/>
+      <w:r>
+        <w:t xml:space="preserve"> .  &amp;</w:t>
+      </w:r>
+      <w:proofErr w:type="gramStart"/>
+      <w:r>
+        <w:t>&amp;  docker</w:t>
+      </w:r>
+      <w:proofErr w:type="gramEnd"/>
+      <w:r>
+        <w:t xml:space="preserve"> run -d -p 8000:8000 </w:t>
+      </w:r>
+      <w:proofErr w:type="spellStart"/>
+      <w:r>
+        <w:t>heart-disease-</w:t>
+      </w:r>
+      <w:proofErr w:type="gramStart"/>
+      <w:r>
+        <w:t>api:latest</w:t>
+      </w:r>
+      <w:proofErr w:type="spellEnd"/>
+      <w:proofErr w:type="gramEnd"/>
     </w:p>
     <w:p>
       <w:pPr>
@@ -2960,7 +4099,7 @@
           <w:b/>
           <w:bCs/>
         </w:rPr>
-        <w:t xml:space="preserve">4. Kubernetes (Docker Desktop):</w:t>
+        <w:t>4. Kubernetes (Docker Desktop):</w:t>
       </w:r>
     </w:p>
     <w:p>
@@ -2973,8 +4112,29 @@
         <w:spacing w:after="80"/>
       </w:pPr>
       <w:r>
-        <w:t xml:space="preserve">Enable Kubernetes in Docker Desktop settings, then: kubectl apply -f k8s/deployment.yaml -f k8s/service.yaml</w:t>
-      </w:r>
+        <w:t xml:space="preserve">Enable Kubernetes in Docker Desktop settings, then: </w:t>
+      </w:r>
+      <w:proofErr w:type="spellStart"/>
+      <w:r>
+        <w:t>kubectl</w:t>
+      </w:r>
+      <w:proofErr w:type="spellEnd"/>
+      <w:r>
+        <w:t xml:space="preserve"> apply -f k8s/</w:t>
+      </w:r>
+      <w:proofErr w:type="spellStart"/>
+      <w:r>
+        <w:t>deployment.yaml</w:t>
+      </w:r>
+      <w:proofErr w:type="spellEnd"/>
+      <w:r>
+        <w:t xml:space="preserve"> -f k8s/</w:t>
+      </w:r>
+      <w:proofErr w:type="spellStart"/>
+      <w:r>
+        <w:t>service.yaml</w:t>
+      </w:r>
+      <w:proofErr w:type="spellEnd"/>
     </w:p>
     <w:p>
       <w:pPr>
@@ -2985,7 +4145,7 @@
           <w:b/>
           <w:bCs/>
         </w:rPr>
-        <w:t xml:space="preserve">5. Monitoring:</w:t>
+        <w:t>5. Monitoring:</w:t>
       </w:r>
     </w:p>
     <w:p>
@@ -2998,16 +4158,25 @@
         <w:spacing w:after="80"/>
       </w:pPr>
       <w:r>
-        <w:t xml:space="preserve">cd monitoring &amp;&amp; docker compose -f docker-compose.monitoring.yml up -d</w:t>
+        <w:t>cd monitoring &amp;&amp; docker compose -f docker-</w:t>
+      </w:r>
+      <w:proofErr w:type="spellStart"/>
+      <w:r>
+        <w:t>compose.monitoring.yml</w:t>
+      </w:r>
+      <w:proofErr w:type="spellEnd"/>
+      <w:r>
+        <w:t xml:space="preserve"> up -d</w:t>
       </w:r>
     </w:p>
     <w:p>
       <w:pPr>
         <w:pStyle w:val="Heading1"/>
-        <w:spacing w:after="150" w:before="300"/>
-      </w:pPr>
-      <w:r>
-        <w:t xml:space="preserve">14. CI/CD &amp; Deployment Workflow Screenshots</w:t>
+        <w:spacing w:before="300" w:after="150"/>
+      </w:pPr>
+      <w:r>
+        <w:lastRenderedPageBreak/>
+        <w:t>14. CI/CD &amp; Deployment Workflow Screenshots</w:t>
       </w:r>
     </w:p>
     <w:p>
@@ -3015,38 +4184,50 @@
         <w:spacing w:after="160"/>
       </w:pPr>
       <w:r>
-        <w:t xml:space="preserve">This section consolidates the screenshot placeholders referenced throughout the report. Replace each box with the corresponding screenshot before final submission (see SUBMISSION_CHECKLIST.md for the exact commands to reproduce each one).</w:t>
+        <w:t>This section consolidates the screenshot placeholders referenced throughout the report. Replace each box with the corresponding screenshot before final submission (see SUBMISSION_CHECKLIST.md for the exact commands to reproduce each one).</w:t>
       </w:r>
     </w:p>
     <w:tbl>
       <w:tblPr>
-        <w:tblW w:type="pct" w:w="100%"/>
+        <w:tblW w:w="5000" w:type="pct"/>
         <w:tblBorders>
-          <w:top w:val="single" w:color="auto" w:sz="4"/>
-          <w:left w:val="single" w:color="auto" w:sz="4"/>
-          <w:bottom w:val="single" w:color="auto" w:sz="4"/>
-          <w:right w:val="single" w:color="auto" w:sz="4"/>
-          <w:insideH w:val="single" w:color="auto" w:sz="4"/>
-          <w:insideV w:val="single" w:color="auto" w:sz="4"/>
+          <w:top w:val="single" w:sz="4" w:space="0" w:color="auto"/>
+          <w:left w:val="single" w:sz="4" w:space="0" w:color="auto"/>
+          <w:bottom w:val="single" w:sz="4" w:space="0" w:color="auto"/>
+          <w:right w:val="single" w:sz="4" w:space="0" w:color="auto"/>
+          <w:insideH w:val="single" w:sz="4" w:space="0" w:color="auto"/>
+          <w:insideV w:val="single" w:sz="4" w:space="0" w:color="auto"/>
         </w:tblBorders>
+        <w:tblCellMar>
+          <w:left w:w="10" w:type="dxa"/>
+          <w:right w:w="10" w:type="dxa"/>
+        </w:tblCellMar>
+        <w:tblLook w:val="04A0" w:firstRow="1" w:lastRow="0" w:firstColumn="1" w:lastColumn="0" w:noHBand="0" w:noVBand="1"/>
       </w:tblPr>
       <w:tblGrid>
-        <w:gridCol w:w="100"/>
+        <w:gridCol w:w="10070"/>
       </w:tblGrid>
       <w:tr>
-        <w:tc>
-          <w:tcPr>
+        <w:tblPrEx>
+          <w:tblCellMar>
+            <w:top w:w="0" w:type="dxa"/>
+            <w:bottom w:w="0" w:type="dxa"/>
+          </w:tblCellMar>
+        </w:tblPrEx>
+        <w:tc>
+          <w:tcPr>
+            <w:tcW w:w="0" w:type="auto"/>
             <w:tcBorders>
-              <w:top w:val="dashed" w:color="999999" w:sz="4"/>
-              <w:left w:val="dashed" w:color="999999" w:sz="4"/>
-              <w:bottom w:val="dashed" w:color="999999" w:sz="4"/>
-              <w:right w:val="dashed" w:color="999999" w:sz="4"/>
+              <w:top w:val="dashed" w:sz="4" w:space="0" w:color="999999"/>
+              <w:left w:val="dashed" w:sz="4" w:space="0" w:color="999999"/>
+              <w:bottom w:val="dashed" w:sz="4" w:space="0" w:color="999999"/>
+              <w:right w:val="dashed" w:sz="4" w:space="0" w:color="999999"/>
             </w:tcBorders>
-            <w:shd w:fill="F2F2F2" w:val="clear"/>
+            <w:shd w:val="clear" w:color="auto" w:fill="F2F2F2"/>
           </w:tcPr>
           <w:p>
             <w:pPr>
-              <w:spacing w:after="200" w:before="200"/>
+              <w:spacing w:before="200" w:after="200"/>
               <w:jc w:val="center"/>
             </w:pPr>
             <w:r>
@@ -3055,161 +4236,36 @@
                 <w:iCs/>
                 <w:color w:val="777777"/>
               </w:rPr>
-              <w:t xml:space="preserve">[ INSERT SCREENSHOT: Terminal output: `python -m pytest tests/ -v` showing 17 passed ]</w:t>
-            </w:r>
-          </w:p>
-        </w:tc>
-      </w:tr>
-    </w:tbl>
-    <w:p>
-      <w:pPr>
-        <w:spacing w:after="160"/>
-      </w:pPr>
-      <w:r>
-        <w:t xml:space="preserve"/>
-      </w:r>
-    </w:p>
-    <w:tbl>
-      <w:tblPr>
-        <w:tblW w:type="pct" w:w="100%"/>
-        <w:tblBorders>
-          <w:top w:val="single" w:color="auto" w:sz="4"/>
-          <w:left w:val="single" w:color="auto" w:sz="4"/>
-          <w:bottom w:val="single" w:color="auto" w:sz="4"/>
-          <w:right w:val="single" w:color="auto" w:sz="4"/>
-          <w:insideH w:val="single" w:color="auto" w:sz="4"/>
-          <w:insideV w:val="single" w:color="auto" w:sz="4"/>
-        </w:tblBorders>
-      </w:tblPr>
-      <w:tblGrid>
-        <w:gridCol w:w="100"/>
-      </w:tblGrid>
-      <w:tr>
-        <w:tc>
-          <w:tcPr>
-            <w:tcBorders>
-              <w:top w:val="dashed" w:color="999999" w:sz="4"/>
-              <w:left w:val="dashed" w:color="999999" w:sz="4"/>
-              <w:bottom w:val="dashed" w:color="999999" w:sz="4"/>
-              <w:right w:val="dashed" w:color="999999" w:sz="4"/>
-            </w:tcBorders>
-            <w:shd w:fill="F2F2F2" w:val="clear"/>
-          </w:tcPr>
-          <w:p>
-            <w:pPr>
-              <w:spacing w:after="200" w:before="200"/>
-              <w:jc w:val="center"/>
-            </w:pPr>
+              <w:t xml:space="preserve">[ INSERT SCREENSHOT: Terminal output: `python -m </w:t>
+            </w:r>
+            <w:proofErr w:type="spellStart"/>
             <w:r>
               <w:rPr>
                 <w:i/>
                 <w:iCs/>
                 <w:color w:val="777777"/>
               </w:rPr>
-              <w:t xml:space="preserve">[ INSERT SCREENSHOT: MLflow UI: experiment run list (all 3 models with metrics columns) ]</w:t>
-            </w:r>
-          </w:p>
-        </w:tc>
-      </w:tr>
-    </w:tbl>
-    <w:p>
-      <w:pPr>
-        <w:spacing w:after="160"/>
-      </w:pPr>
-      <w:r>
-        <w:t xml:space="preserve"/>
-      </w:r>
-    </w:p>
-    <w:tbl>
-      <w:tblPr>
-        <w:tblW w:type="pct" w:w="100%"/>
-        <w:tblBorders>
-          <w:top w:val="single" w:color="auto" w:sz="4"/>
-          <w:left w:val="single" w:color="auto" w:sz="4"/>
-          <w:bottom w:val="single" w:color="auto" w:sz="4"/>
-          <w:right w:val="single" w:color="auto" w:sz="4"/>
-          <w:insideH w:val="single" w:color="auto" w:sz="4"/>
-          <w:insideV w:val="single" w:color="auto" w:sz="4"/>
-        </w:tblBorders>
-      </w:tblPr>
-      <w:tblGrid>
-        <w:gridCol w:w="100"/>
-      </w:tblGrid>
-      <w:tr>
-        <w:tc>
-          <w:tcPr>
-            <w:tcBorders>
-              <w:top w:val="dashed" w:color="999999" w:sz="4"/>
-              <w:left w:val="dashed" w:color="999999" w:sz="4"/>
-              <w:bottom w:val="dashed" w:color="999999" w:sz="4"/>
-              <w:right w:val="dashed" w:color="999999" w:sz="4"/>
-            </w:tcBorders>
-            <w:shd w:fill="F2F2F2" w:val="clear"/>
-          </w:tcPr>
-          <w:p>
-            <w:pPr>
-              <w:spacing w:after="200" w:before="200"/>
-              <w:jc w:val="center"/>
-            </w:pPr>
+              <w:t>pytest</w:t>
+            </w:r>
+            <w:proofErr w:type="spellEnd"/>
             <w:r>
               <w:rPr>
                 <w:i/>
                 <w:iCs/>
                 <w:color w:val="777777"/>
               </w:rPr>
-              <w:t xml:space="preserve">[ INSERT SCREENSHOT: MLflow UI: single run detail page ]</w:t>
-            </w:r>
-          </w:p>
-        </w:tc>
-      </w:tr>
-    </w:tbl>
-    <w:p>
-      <w:pPr>
-        <w:spacing w:after="160"/>
-      </w:pPr>
-      <w:r>
-        <w:t xml:space="preserve"/>
-      </w:r>
-    </w:p>
-    <w:tbl>
-      <w:tblPr>
-        <w:tblW w:type="pct" w:w="100%"/>
-        <w:tblBorders>
-          <w:top w:val="single" w:color="auto" w:sz="4"/>
-          <w:left w:val="single" w:color="auto" w:sz="4"/>
-          <w:bottom w:val="single" w:color="auto" w:sz="4"/>
-          <w:right w:val="single" w:color="auto" w:sz="4"/>
-          <w:insideH w:val="single" w:color="auto" w:sz="4"/>
-          <w:insideV w:val="single" w:color="auto" w:sz="4"/>
-        </w:tblBorders>
-      </w:tblPr>
-      <w:tblGrid>
-        <w:gridCol w:w="100"/>
-      </w:tblGrid>
-      <w:tr>
-        <w:tc>
-          <w:tcPr>
-            <w:tcBorders>
-              <w:top w:val="dashed" w:color="999999" w:sz="4"/>
-              <w:left w:val="dashed" w:color="999999" w:sz="4"/>
-              <w:bottom w:val="dashed" w:color="999999" w:sz="4"/>
-              <w:right w:val="dashed" w:color="999999" w:sz="4"/>
-            </w:tcBorders>
-            <w:shd w:fill="F2F2F2" w:val="clear"/>
-          </w:tcPr>
-          <w:p>
-            <w:pPr>
-              <w:spacing w:after="200" w:before="200"/>
-              <w:jc w:val="center"/>
-            </w:pPr>
+              <w:t xml:space="preserve"> tests/ -v` showing 17 </w:t>
+            </w:r>
+            <w:proofErr w:type="gramStart"/>
             <w:r>
               <w:rPr>
                 <w:i/>
                 <w:iCs/>
                 <w:color w:val="777777"/>
               </w:rPr>
-              <w:t xml:space="preserve">[ INSERT SCREENSHOT: Docker: `docker ps` showing the healthy running container ]</w:t>
-            </w:r>
+              <w:t>passed ]</w:t>
+            </w:r>
+            <w:proofErr w:type="gramEnd"/>
           </w:p>
         </w:tc>
       </w:tr>
@@ -3218,39 +4274,48 @@
       <w:pPr>
         <w:spacing w:after="160"/>
       </w:pPr>
-      <w:r>
-        <w:t xml:space="preserve"/>
-      </w:r>
     </w:p>
     <w:tbl>
       <w:tblPr>
-        <w:tblW w:type="pct" w:w="100%"/>
+        <w:tblW w:w="5000" w:type="pct"/>
         <w:tblBorders>
-          <w:top w:val="single" w:color="auto" w:sz="4"/>
-          <w:left w:val="single" w:color="auto" w:sz="4"/>
-          <w:bottom w:val="single" w:color="auto" w:sz="4"/>
-          <w:right w:val="single" w:color="auto" w:sz="4"/>
-          <w:insideH w:val="single" w:color="auto" w:sz="4"/>
-          <w:insideV w:val="single" w:color="auto" w:sz="4"/>
+          <w:top w:val="single" w:sz="4" w:space="0" w:color="auto"/>
+          <w:left w:val="single" w:sz="4" w:space="0" w:color="auto"/>
+          <w:bottom w:val="single" w:sz="4" w:space="0" w:color="auto"/>
+          <w:right w:val="single" w:sz="4" w:space="0" w:color="auto"/>
+          <w:insideH w:val="single" w:sz="4" w:space="0" w:color="auto"/>
+          <w:insideV w:val="single" w:sz="4" w:space="0" w:color="auto"/>
         </w:tblBorders>
+        <w:tblCellMar>
+          <w:left w:w="10" w:type="dxa"/>
+          <w:right w:w="10" w:type="dxa"/>
+        </w:tblCellMar>
+        <w:tblLook w:val="04A0" w:firstRow="1" w:lastRow="0" w:firstColumn="1" w:lastColumn="0" w:noHBand="0" w:noVBand="1"/>
       </w:tblPr>
       <w:tblGrid>
-        <w:gridCol w:w="100"/>
+        <w:gridCol w:w="10070"/>
       </w:tblGrid>
       <w:tr>
-        <w:tc>
-          <w:tcPr>
+        <w:tblPrEx>
+          <w:tblCellMar>
+            <w:top w:w="0" w:type="dxa"/>
+            <w:bottom w:w="0" w:type="dxa"/>
+          </w:tblCellMar>
+        </w:tblPrEx>
+        <w:tc>
+          <w:tcPr>
+            <w:tcW w:w="0" w:type="auto"/>
             <w:tcBorders>
-              <w:top w:val="dashed" w:color="999999" w:sz="4"/>
-              <w:left w:val="dashed" w:color="999999" w:sz="4"/>
-              <w:bottom w:val="dashed" w:color="999999" w:sz="4"/>
-              <w:right w:val="dashed" w:color="999999" w:sz="4"/>
+              <w:top w:val="dashed" w:sz="4" w:space="0" w:color="999999"/>
+              <w:left w:val="dashed" w:sz="4" w:space="0" w:color="999999"/>
+              <w:bottom w:val="dashed" w:sz="4" w:space="0" w:color="999999"/>
+              <w:right w:val="dashed" w:sz="4" w:space="0" w:color="999999"/>
             </w:tcBorders>
-            <w:shd w:fill="F2F2F2" w:val="clear"/>
+            <w:shd w:val="clear" w:color="auto" w:fill="F2F2F2"/>
           </w:tcPr>
           <w:p>
             <w:pPr>
-              <w:spacing w:after="200" w:before="200"/>
+              <w:spacing w:before="200" w:after="200"/>
               <w:jc w:val="center"/>
             </w:pPr>
             <w:r>
@@ -3259,161 +4324,36 @@
                 <w:iCs/>
                 <w:color w:val="777777"/>
               </w:rPr>
-              <w:t xml:space="preserve">[ INSERT SCREENSHOT: Docker: curl POST /predict response body ]</w:t>
-            </w:r>
-          </w:p>
-        </w:tc>
-      </w:tr>
-    </w:tbl>
-    <w:p>
-      <w:pPr>
-        <w:spacing w:after="160"/>
-      </w:pPr>
-      <w:r>
-        <w:t xml:space="preserve"/>
-      </w:r>
-    </w:p>
-    <w:tbl>
-      <w:tblPr>
-        <w:tblW w:type="pct" w:w="100%"/>
-        <w:tblBorders>
-          <w:top w:val="single" w:color="auto" w:sz="4"/>
-          <w:left w:val="single" w:color="auto" w:sz="4"/>
-          <w:bottom w:val="single" w:color="auto" w:sz="4"/>
-          <w:right w:val="single" w:color="auto" w:sz="4"/>
-          <w:insideH w:val="single" w:color="auto" w:sz="4"/>
-          <w:insideV w:val="single" w:color="auto" w:sz="4"/>
-        </w:tblBorders>
-      </w:tblPr>
-      <w:tblGrid>
-        <w:gridCol w:w="100"/>
-      </w:tblGrid>
-      <w:tr>
-        <w:tc>
-          <w:tcPr>
-            <w:tcBorders>
-              <w:top w:val="dashed" w:color="999999" w:sz="4"/>
-              <w:left w:val="dashed" w:color="999999" w:sz="4"/>
-              <w:bottom w:val="dashed" w:color="999999" w:sz="4"/>
-              <w:right w:val="dashed" w:color="999999" w:sz="4"/>
-            </w:tcBorders>
-            <w:shd w:fill="F2F2F2" w:val="clear"/>
-          </w:tcPr>
-          <w:p>
-            <w:pPr>
-              <w:spacing w:after="200" w:before="200"/>
-              <w:jc w:val="center"/>
-            </w:pPr>
+              <w:t xml:space="preserve">[ INSERT SCREENSHOT: </w:t>
+            </w:r>
+            <w:proofErr w:type="spellStart"/>
             <w:r>
               <w:rPr>
                 <w:i/>
                 <w:iCs/>
                 <w:color w:val="777777"/>
               </w:rPr>
-              <w:t xml:space="preserve">[ INSERT SCREENSHOT: Kubernetes: `kubectl get pods -l app=heart-disease-api` ]</w:t>
-            </w:r>
-          </w:p>
-        </w:tc>
-      </w:tr>
-    </w:tbl>
-    <w:p>
-      <w:pPr>
-        <w:spacing w:after="160"/>
-      </w:pPr>
-      <w:r>
-        <w:t xml:space="preserve"/>
-      </w:r>
-    </w:p>
-    <w:tbl>
-      <w:tblPr>
-        <w:tblW w:type="pct" w:w="100%"/>
-        <w:tblBorders>
-          <w:top w:val="single" w:color="auto" w:sz="4"/>
-          <w:left w:val="single" w:color="auto" w:sz="4"/>
-          <w:bottom w:val="single" w:color="auto" w:sz="4"/>
-          <w:right w:val="single" w:color="auto" w:sz="4"/>
-          <w:insideH w:val="single" w:color="auto" w:sz="4"/>
-          <w:insideV w:val="single" w:color="auto" w:sz="4"/>
-        </w:tblBorders>
-      </w:tblPr>
-      <w:tblGrid>
-        <w:gridCol w:w="100"/>
-      </w:tblGrid>
-      <w:tr>
-        <w:tc>
-          <w:tcPr>
-            <w:tcBorders>
-              <w:top w:val="dashed" w:color="999999" w:sz="4"/>
-              <w:left w:val="dashed" w:color="999999" w:sz="4"/>
-              <w:bottom w:val="dashed" w:color="999999" w:sz="4"/>
-              <w:right w:val="dashed" w:color="999999" w:sz="4"/>
-            </w:tcBorders>
-            <w:shd w:fill="F2F2F2" w:val="clear"/>
-          </w:tcPr>
-          <w:p>
-            <w:pPr>
-              <w:spacing w:after="200" w:before="200"/>
-              <w:jc w:val="center"/>
-            </w:pPr>
+              <w:t>MLflow</w:t>
+            </w:r>
+            <w:proofErr w:type="spellEnd"/>
             <w:r>
               <w:rPr>
                 <w:i/>
                 <w:iCs/>
                 <w:color w:val="777777"/>
               </w:rPr>
-              <w:t xml:space="preserve">[ INSERT SCREENSHOT: Kubernetes: `kubectl get svc heart-disease-api-service` and a successful curl via localhost:8080 ]</w:t>
-            </w:r>
-          </w:p>
-        </w:tc>
-      </w:tr>
-    </w:tbl>
-    <w:p>
-      <w:pPr>
-        <w:spacing w:after="160"/>
-      </w:pPr>
-      <w:r>
-        <w:t xml:space="preserve"/>
-      </w:r>
-    </w:p>
-    <w:tbl>
-      <w:tblPr>
-        <w:tblW w:type="pct" w:w="100%"/>
-        <w:tblBorders>
-          <w:top w:val="single" w:color="auto" w:sz="4"/>
-          <w:left w:val="single" w:color="auto" w:sz="4"/>
-          <w:bottom w:val="single" w:color="auto" w:sz="4"/>
-          <w:right w:val="single" w:color="auto" w:sz="4"/>
-          <w:insideH w:val="single" w:color="auto" w:sz="4"/>
-          <w:insideV w:val="single" w:color="auto" w:sz="4"/>
-        </w:tblBorders>
-      </w:tblPr>
-      <w:tblGrid>
-        <w:gridCol w:w="100"/>
-      </w:tblGrid>
-      <w:tr>
-        <w:tc>
-          <w:tcPr>
-            <w:tcBorders>
-              <w:top w:val="dashed" w:color="999999" w:sz="4"/>
-              <w:left w:val="dashed" w:color="999999" w:sz="4"/>
-              <w:bottom w:val="dashed" w:color="999999" w:sz="4"/>
-              <w:right w:val="dashed" w:color="999999" w:sz="4"/>
-            </w:tcBorders>
-            <w:shd w:fill="F2F2F2" w:val="clear"/>
-          </w:tcPr>
-          <w:p>
-            <w:pPr>
-              <w:spacing w:after="200" w:before="200"/>
-              <w:jc w:val="center"/>
-            </w:pPr>
+              <w:t xml:space="preserve"> UI: experiment run list (all 3 models with metrics columns</w:t>
+            </w:r>
+            <w:proofErr w:type="gramStart"/>
             <w:r>
               <w:rPr>
                 <w:i/>
                 <w:iCs/>
                 <w:color w:val="777777"/>
               </w:rPr>
-              <w:t xml:space="preserve">[ INSERT SCREENSHOT: Monitoring: Prometheus Targets page showing the API target UP ]</w:t>
-            </w:r>
+              <w:t>) ]</w:t>
+            </w:r>
+            <w:proofErr w:type="gramEnd"/>
           </w:p>
         </w:tc>
       </w:tr>
@@ -3422,39 +4362,48 @@
       <w:pPr>
         <w:spacing w:after="160"/>
       </w:pPr>
-      <w:r>
-        <w:t xml:space="preserve"/>
-      </w:r>
     </w:p>
     <w:tbl>
       <w:tblPr>
-        <w:tblW w:type="pct" w:w="100%"/>
+        <w:tblW w:w="5000" w:type="pct"/>
         <w:tblBorders>
-          <w:top w:val="single" w:color="auto" w:sz="4"/>
-          <w:left w:val="single" w:color="auto" w:sz="4"/>
-          <w:bottom w:val="single" w:color="auto" w:sz="4"/>
-          <w:right w:val="single" w:color="auto" w:sz="4"/>
-          <w:insideH w:val="single" w:color="auto" w:sz="4"/>
-          <w:insideV w:val="single" w:color="auto" w:sz="4"/>
+          <w:top w:val="single" w:sz="4" w:space="0" w:color="auto"/>
+          <w:left w:val="single" w:sz="4" w:space="0" w:color="auto"/>
+          <w:bottom w:val="single" w:sz="4" w:space="0" w:color="auto"/>
+          <w:right w:val="single" w:sz="4" w:space="0" w:color="auto"/>
+          <w:insideH w:val="single" w:sz="4" w:space="0" w:color="auto"/>
+          <w:insideV w:val="single" w:sz="4" w:space="0" w:color="auto"/>
         </w:tblBorders>
+        <w:tblCellMar>
+          <w:left w:w="10" w:type="dxa"/>
+          <w:right w:w="10" w:type="dxa"/>
+        </w:tblCellMar>
+        <w:tblLook w:val="04A0" w:firstRow="1" w:lastRow="0" w:firstColumn="1" w:lastColumn="0" w:noHBand="0" w:noVBand="1"/>
       </w:tblPr>
       <w:tblGrid>
-        <w:gridCol w:w="100"/>
+        <w:gridCol w:w="10070"/>
       </w:tblGrid>
       <w:tr>
-        <w:tc>
-          <w:tcPr>
+        <w:tblPrEx>
+          <w:tblCellMar>
+            <w:top w:w="0" w:type="dxa"/>
+            <w:bottom w:w="0" w:type="dxa"/>
+          </w:tblCellMar>
+        </w:tblPrEx>
+        <w:tc>
+          <w:tcPr>
+            <w:tcW w:w="0" w:type="auto"/>
             <w:tcBorders>
-              <w:top w:val="dashed" w:color="999999" w:sz="4"/>
-              <w:left w:val="dashed" w:color="999999" w:sz="4"/>
-              <w:bottom w:val="dashed" w:color="999999" w:sz="4"/>
-              <w:right w:val="dashed" w:color="999999" w:sz="4"/>
+              <w:top w:val="dashed" w:sz="4" w:space="0" w:color="999999"/>
+              <w:left w:val="dashed" w:sz="4" w:space="0" w:color="999999"/>
+              <w:bottom w:val="dashed" w:sz="4" w:space="0" w:color="999999"/>
+              <w:right w:val="dashed" w:sz="4" w:space="0" w:color="999999"/>
             </w:tcBorders>
-            <w:shd w:fill="F2F2F2" w:val="clear"/>
+            <w:shd w:val="clear" w:color="auto" w:fill="F2F2F2"/>
           </w:tcPr>
           <w:p>
             <w:pPr>
-              <w:spacing w:after="200" w:before="200"/>
+              <w:spacing w:before="200" w:after="200"/>
               <w:jc w:val="center"/>
             </w:pPr>
             <w:r>
@@ -3463,59 +4412,36 @@
                 <w:iCs/>
                 <w:color w:val="777777"/>
               </w:rPr>
-              <w:t xml:space="preserve">[ INSERT SCREENSHOT: Monitoring: Grafana dashboard with live metrics ]</w:t>
-            </w:r>
-          </w:p>
-        </w:tc>
-      </w:tr>
-    </w:tbl>
-    <w:p>
-      <w:pPr>
-        <w:spacing w:after="160"/>
-      </w:pPr>
-      <w:r>
-        <w:t xml:space="preserve"/>
-      </w:r>
-    </w:p>
-    <w:tbl>
-      <w:tblPr>
-        <w:tblW w:type="pct" w:w="100%"/>
-        <w:tblBorders>
-          <w:top w:val="single" w:color="auto" w:sz="4"/>
-          <w:left w:val="single" w:color="auto" w:sz="4"/>
-          <w:bottom w:val="single" w:color="auto" w:sz="4"/>
-          <w:right w:val="single" w:color="auto" w:sz="4"/>
-          <w:insideH w:val="single" w:color="auto" w:sz="4"/>
-          <w:insideV w:val="single" w:color="auto" w:sz="4"/>
-        </w:tblBorders>
-      </w:tblPr>
-      <w:tblGrid>
-        <w:gridCol w:w="100"/>
-      </w:tblGrid>
-      <w:tr>
-        <w:tc>
-          <w:tcPr>
-            <w:tcBorders>
-              <w:top w:val="dashed" w:color="999999" w:sz="4"/>
-              <w:left w:val="dashed" w:color="999999" w:sz="4"/>
-              <w:bottom w:val="dashed" w:color="999999" w:sz="4"/>
-              <w:right w:val="dashed" w:color="999999" w:sz="4"/>
-            </w:tcBorders>
-            <w:shd w:fill="F2F2F2" w:val="clear"/>
-          </w:tcPr>
-          <w:p>
-            <w:pPr>
-              <w:spacing w:after="200" w:before="200"/>
-              <w:jc w:val="center"/>
-            </w:pPr>
+              <w:t xml:space="preserve">[ INSERT SCREENSHOT: </w:t>
+            </w:r>
+            <w:proofErr w:type="spellStart"/>
             <w:r>
               <w:rPr>
                 <w:i/>
                 <w:iCs/>
                 <w:color w:val="777777"/>
               </w:rPr>
-              <w:t xml:space="preserve">[ INSERT SCREENSHOT: GitHub: Actions tab showing a green/passing CI run ]</w:t>
-            </w:r>
+              <w:t>MLflow</w:t>
+            </w:r>
+            <w:proofErr w:type="spellEnd"/>
+            <w:r>
+              <w:rPr>
+                <w:i/>
+                <w:iCs/>
+                <w:color w:val="777777"/>
+              </w:rPr>
+              <w:t xml:space="preserve"> UI: single run detail </w:t>
+            </w:r>
+            <w:proofErr w:type="gramStart"/>
+            <w:r>
+              <w:rPr>
+                <w:i/>
+                <w:iCs/>
+                <w:color w:val="777777"/>
+              </w:rPr>
+              <w:t>page ]</w:t>
+            </w:r>
+            <w:proofErr w:type="gramEnd"/>
           </w:p>
         </w:tc>
       </w:tr>
@@ -3524,17 +4450,558 @@
       <w:pPr>
         <w:spacing w:after="160"/>
       </w:pPr>
-      <w:r>
-        <w:t xml:space="preserve"/>
-      </w:r>
+    </w:p>
+    <w:tbl>
+      <w:tblPr>
+        <w:tblW w:w="5000" w:type="pct"/>
+        <w:tblBorders>
+          <w:top w:val="single" w:sz="4" w:space="0" w:color="auto"/>
+          <w:left w:val="single" w:sz="4" w:space="0" w:color="auto"/>
+          <w:bottom w:val="single" w:sz="4" w:space="0" w:color="auto"/>
+          <w:right w:val="single" w:sz="4" w:space="0" w:color="auto"/>
+          <w:insideH w:val="single" w:sz="4" w:space="0" w:color="auto"/>
+          <w:insideV w:val="single" w:sz="4" w:space="0" w:color="auto"/>
+        </w:tblBorders>
+        <w:tblCellMar>
+          <w:left w:w="10" w:type="dxa"/>
+          <w:right w:w="10" w:type="dxa"/>
+        </w:tblCellMar>
+        <w:tblLook w:val="04A0" w:firstRow="1" w:lastRow="0" w:firstColumn="1" w:lastColumn="0" w:noHBand="0" w:noVBand="1"/>
+      </w:tblPr>
+      <w:tblGrid>
+        <w:gridCol w:w="10070"/>
+      </w:tblGrid>
+      <w:tr>
+        <w:tblPrEx>
+          <w:tblCellMar>
+            <w:top w:w="0" w:type="dxa"/>
+            <w:bottom w:w="0" w:type="dxa"/>
+          </w:tblCellMar>
+        </w:tblPrEx>
+        <w:tc>
+          <w:tcPr>
+            <w:tcW w:w="0" w:type="auto"/>
+            <w:tcBorders>
+              <w:top w:val="dashed" w:sz="4" w:space="0" w:color="999999"/>
+              <w:left w:val="dashed" w:sz="4" w:space="0" w:color="999999"/>
+              <w:bottom w:val="dashed" w:sz="4" w:space="0" w:color="999999"/>
+              <w:right w:val="dashed" w:sz="4" w:space="0" w:color="999999"/>
+            </w:tcBorders>
+            <w:shd w:val="clear" w:color="auto" w:fill="F2F2F2"/>
+          </w:tcPr>
+          <w:p>
+            <w:pPr>
+              <w:spacing w:before="200" w:after="200"/>
+              <w:jc w:val="center"/>
+            </w:pPr>
+            <w:r>
+              <w:rPr>
+                <w:i/>
+                <w:iCs/>
+                <w:color w:val="777777"/>
+              </w:rPr>
+              <w:t xml:space="preserve">[ INSERT SCREENSHOT: Docker: `docker </w:t>
+            </w:r>
+            <w:proofErr w:type="spellStart"/>
+            <w:r>
+              <w:rPr>
+                <w:i/>
+                <w:iCs/>
+                <w:color w:val="777777"/>
+              </w:rPr>
+              <w:t>ps`</w:t>
+            </w:r>
+            <w:proofErr w:type="spellEnd"/>
+            <w:r>
+              <w:rPr>
+                <w:i/>
+                <w:iCs/>
+                <w:color w:val="777777"/>
+              </w:rPr>
+              <w:t xml:space="preserve"> showing the healthy running </w:t>
+            </w:r>
+            <w:proofErr w:type="gramStart"/>
+            <w:r>
+              <w:rPr>
+                <w:i/>
+                <w:iCs/>
+                <w:color w:val="777777"/>
+              </w:rPr>
+              <w:t>container ]</w:t>
+            </w:r>
+            <w:proofErr w:type="gramEnd"/>
+          </w:p>
+        </w:tc>
+      </w:tr>
+    </w:tbl>
+    <w:p>
+      <w:pPr>
+        <w:spacing w:after="160"/>
+      </w:pPr>
+    </w:p>
+    <w:tbl>
+      <w:tblPr>
+        <w:tblW w:w="5000" w:type="pct"/>
+        <w:tblBorders>
+          <w:top w:val="single" w:sz="4" w:space="0" w:color="auto"/>
+          <w:left w:val="single" w:sz="4" w:space="0" w:color="auto"/>
+          <w:bottom w:val="single" w:sz="4" w:space="0" w:color="auto"/>
+          <w:right w:val="single" w:sz="4" w:space="0" w:color="auto"/>
+          <w:insideH w:val="single" w:sz="4" w:space="0" w:color="auto"/>
+          <w:insideV w:val="single" w:sz="4" w:space="0" w:color="auto"/>
+        </w:tblBorders>
+        <w:tblCellMar>
+          <w:left w:w="10" w:type="dxa"/>
+          <w:right w:w="10" w:type="dxa"/>
+        </w:tblCellMar>
+        <w:tblLook w:val="04A0" w:firstRow="1" w:lastRow="0" w:firstColumn="1" w:lastColumn="0" w:noHBand="0" w:noVBand="1"/>
+      </w:tblPr>
+      <w:tblGrid>
+        <w:gridCol w:w="10070"/>
+      </w:tblGrid>
+      <w:tr>
+        <w:tblPrEx>
+          <w:tblCellMar>
+            <w:top w:w="0" w:type="dxa"/>
+            <w:bottom w:w="0" w:type="dxa"/>
+          </w:tblCellMar>
+        </w:tblPrEx>
+        <w:tc>
+          <w:tcPr>
+            <w:tcW w:w="0" w:type="auto"/>
+            <w:tcBorders>
+              <w:top w:val="dashed" w:sz="4" w:space="0" w:color="999999"/>
+              <w:left w:val="dashed" w:sz="4" w:space="0" w:color="999999"/>
+              <w:bottom w:val="dashed" w:sz="4" w:space="0" w:color="999999"/>
+              <w:right w:val="dashed" w:sz="4" w:space="0" w:color="999999"/>
+            </w:tcBorders>
+            <w:shd w:val="clear" w:color="auto" w:fill="F2F2F2"/>
+          </w:tcPr>
+          <w:p>
+            <w:pPr>
+              <w:spacing w:before="200" w:after="200"/>
+              <w:jc w:val="center"/>
+            </w:pPr>
+            <w:r>
+              <w:rPr>
+                <w:i/>
+                <w:iCs/>
+                <w:color w:val="777777"/>
+              </w:rPr>
+              <w:t xml:space="preserve">[ INSERT SCREENSHOT: Docker: curl POST /predict response </w:t>
+            </w:r>
+            <w:proofErr w:type="gramStart"/>
+            <w:r>
+              <w:rPr>
+                <w:i/>
+                <w:iCs/>
+                <w:color w:val="777777"/>
+              </w:rPr>
+              <w:t>body ]</w:t>
+            </w:r>
+            <w:proofErr w:type="gramEnd"/>
+          </w:p>
+        </w:tc>
+      </w:tr>
+    </w:tbl>
+    <w:p>
+      <w:pPr>
+        <w:spacing w:after="160"/>
+      </w:pPr>
+    </w:p>
+    <w:tbl>
+      <w:tblPr>
+        <w:tblW w:w="5000" w:type="pct"/>
+        <w:tblBorders>
+          <w:top w:val="single" w:sz="4" w:space="0" w:color="auto"/>
+          <w:left w:val="single" w:sz="4" w:space="0" w:color="auto"/>
+          <w:bottom w:val="single" w:sz="4" w:space="0" w:color="auto"/>
+          <w:right w:val="single" w:sz="4" w:space="0" w:color="auto"/>
+          <w:insideH w:val="single" w:sz="4" w:space="0" w:color="auto"/>
+          <w:insideV w:val="single" w:sz="4" w:space="0" w:color="auto"/>
+        </w:tblBorders>
+        <w:tblCellMar>
+          <w:left w:w="10" w:type="dxa"/>
+          <w:right w:w="10" w:type="dxa"/>
+        </w:tblCellMar>
+        <w:tblLook w:val="04A0" w:firstRow="1" w:lastRow="0" w:firstColumn="1" w:lastColumn="0" w:noHBand="0" w:noVBand="1"/>
+      </w:tblPr>
+      <w:tblGrid>
+        <w:gridCol w:w="10070"/>
+      </w:tblGrid>
+      <w:tr>
+        <w:tblPrEx>
+          <w:tblCellMar>
+            <w:top w:w="0" w:type="dxa"/>
+            <w:bottom w:w="0" w:type="dxa"/>
+          </w:tblCellMar>
+        </w:tblPrEx>
+        <w:tc>
+          <w:tcPr>
+            <w:tcW w:w="0" w:type="auto"/>
+            <w:tcBorders>
+              <w:top w:val="dashed" w:sz="4" w:space="0" w:color="999999"/>
+              <w:left w:val="dashed" w:sz="4" w:space="0" w:color="999999"/>
+              <w:bottom w:val="dashed" w:sz="4" w:space="0" w:color="999999"/>
+              <w:right w:val="dashed" w:sz="4" w:space="0" w:color="999999"/>
+            </w:tcBorders>
+            <w:shd w:val="clear" w:color="auto" w:fill="F2F2F2"/>
+          </w:tcPr>
+          <w:p>
+            <w:pPr>
+              <w:spacing w:before="200" w:after="200"/>
+              <w:jc w:val="center"/>
+            </w:pPr>
+            <w:r>
+              <w:rPr>
+                <w:i/>
+                <w:iCs/>
+                <w:color w:val="777777"/>
+              </w:rPr>
+              <w:t>[ INSERT SCREENSHOT: Kubernetes: `</w:t>
+            </w:r>
+            <w:proofErr w:type="spellStart"/>
+            <w:r>
+              <w:rPr>
+                <w:i/>
+                <w:iCs/>
+                <w:color w:val="777777"/>
+              </w:rPr>
+              <w:t>kubectl</w:t>
+            </w:r>
+            <w:proofErr w:type="spellEnd"/>
+            <w:r>
+              <w:rPr>
+                <w:i/>
+                <w:iCs/>
+                <w:color w:val="777777"/>
+              </w:rPr>
+              <w:t xml:space="preserve"> get pods -l app=heart-disease-api</w:t>
+            </w:r>
+            <w:proofErr w:type="gramStart"/>
+            <w:r>
+              <w:rPr>
+                <w:i/>
+                <w:iCs/>
+                <w:color w:val="777777"/>
+              </w:rPr>
+              <w:t>` ]</w:t>
+            </w:r>
+            <w:proofErr w:type="gramEnd"/>
+          </w:p>
+        </w:tc>
+      </w:tr>
+    </w:tbl>
+    <w:p>
+      <w:pPr>
+        <w:spacing w:after="160"/>
+      </w:pPr>
+    </w:p>
+    <w:tbl>
+      <w:tblPr>
+        <w:tblW w:w="5000" w:type="pct"/>
+        <w:tblBorders>
+          <w:top w:val="single" w:sz="4" w:space="0" w:color="auto"/>
+          <w:left w:val="single" w:sz="4" w:space="0" w:color="auto"/>
+          <w:bottom w:val="single" w:sz="4" w:space="0" w:color="auto"/>
+          <w:right w:val="single" w:sz="4" w:space="0" w:color="auto"/>
+          <w:insideH w:val="single" w:sz="4" w:space="0" w:color="auto"/>
+          <w:insideV w:val="single" w:sz="4" w:space="0" w:color="auto"/>
+        </w:tblBorders>
+        <w:tblCellMar>
+          <w:left w:w="10" w:type="dxa"/>
+          <w:right w:w="10" w:type="dxa"/>
+        </w:tblCellMar>
+        <w:tblLook w:val="04A0" w:firstRow="1" w:lastRow="0" w:firstColumn="1" w:lastColumn="0" w:noHBand="0" w:noVBand="1"/>
+      </w:tblPr>
+      <w:tblGrid>
+        <w:gridCol w:w="10070"/>
+      </w:tblGrid>
+      <w:tr>
+        <w:tblPrEx>
+          <w:tblCellMar>
+            <w:top w:w="0" w:type="dxa"/>
+            <w:bottom w:w="0" w:type="dxa"/>
+          </w:tblCellMar>
+        </w:tblPrEx>
+        <w:tc>
+          <w:tcPr>
+            <w:tcW w:w="0" w:type="auto"/>
+            <w:tcBorders>
+              <w:top w:val="dashed" w:sz="4" w:space="0" w:color="999999"/>
+              <w:left w:val="dashed" w:sz="4" w:space="0" w:color="999999"/>
+              <w:bottom w:val="dashed" w:sz="4" w:space="0" w:color="999999"/>
+              <w:right w:val="dashed" w:sz="4" w:space="0" w:color="999999"/>
+            </w:tcBorders>
+            <w:shd w:val="clear" w:color="auto" w:fill="F2F2F2"/>
+          </w:tcPr>
+          <w:p>
+            <w:pPr>
+              <w:spacing w:before="200" w:after="200"/>
+              <w:jc w:val="center"/>
+            </w:pPr>
+            <w:r>
+              <w:rPr>
+                <w:i/>
+                <w:iCs/>
+                <w:color w:val="777777"/>
+              </w:rPr>
+              <w:t>[ INSERT SCREENSHOT: Kubernetes: `</w:t>
+            </w:r>
+            <w:proofErr w:type="spellStart"/>
+            <w:r>
+              <w:rPr>
+                <w:i/>
+                <w:iCs/>
+                <w:color w:val="777777"/>
+              </w:rPr>
+              <w:t>kubectl</w:t>
+            </w:r>
+            <w:proofErr w:type="spellEnd"/>
+            <w:r>
+              <w:rPr>
+                <w:i/>
+                <w:iCs/>
+                <w:color w:val="777777"/>
+              </w:rPr>
+              <w:t xml:space="preserve"> get svc heart-disease-api-service` and a successful curl via localhost:</w:t>
+            </w:r>
+            <w:proofErr w:type="gramStart"/>
+            <w:r>
+              <w:rPr>
+                <w:i/>
+                <w:iCs/>
+                <w:color w:val="777777"/>
+              </w:rPr>
+              <w:t>8080 ]</w:t>
+            </w:r>
+            <w:proofErr w:type="gramEnd"/>
+          </w:p>
+        </w:tc>
+      </w:tr>
+    </w:tbl>
+    <w:p>
+      <w:pPr>
+        <w:spacing w:after="160"/>
+      </w:pPr>
+    </w:p>
+    <w:tbl>
+      <w:tblPr>
+        <w:tblW w:w="5000" w:type="pct"/>
+        <w:tblBorders>
+          <w:top w:val="single" w:sz="4" w:space="0" w:color="auto"/>
+          <w:left w:val="single" w:sz="4" w:space="0" w:color="auto"/>
+          <w:bottom w:val="single" w:sz="4" w:space="0" w:color="auto"/>
+          <w:right w:val="single" w:sz="4" w:space="0" w:color="auto"/>
+          <w:insideH w:val="single" w:sz="4" w:space="0" w:color="auto"/>
+          <w:insideV w:val="single" w:sz="4" w:space="0" w:color="auto"/>
+        </w:tblBorders>
+        <w:tblCellMar>
+          <w:left w:w="10" w:type="dxa"/>
+          <w:right w:w="10" w:type="dxa"/>
+        </w:tblCellMar>
+        <w:tblLook w:val="04A0" w:firstRow="1" w:lastRow="0" w:firstColumn="1" w:lastColumn="0" w:noHBand="0" w:noVBand="1"/>
+      </w:tblPr>
+      <w:tblGrid>
+        <w:gridCol w:w="10070"/>
+      </w:tblGrid>
+      <w:tr>
+        <w:tblPrEx>
+          <w:tblCellMar>
+            <w:top w:w="0" w:type="dxa"/>
+            <w:bottom w:w="0" w:type="dxa"/>
+          </w:tblCellMar>
+        </w:tblPrEx>
+        <w:tc>
+          <w:tcPr>
+            <w:tcW w:w="0" w:type="auto"/>
+            <w:tcBorders>
+              <w:top w:val="dashed" w:sz="4" w:space="0" w:color="999999"/>
+              <w:left w:val="dashed" w:sz="4" w:space="0" w:color="999999"/>
+              <w:bottom w:val="dashed" w:sz="4" w:space="0" w:color="999999"/>
+              <w:right w:val="dashed" w:sz="4" w:space="0" w:color="999999"/>
+            </w:tcBorders>
+            <w:shd w:val="clear" w:color="auto" w:fill="F2F2F2"/>
+          </w:tcPr>
+          <w:p>
+            <w:pPr>
+              <w:spacing w:before="200" w:after="200"/>
+              <w:jc w:val="center"/>
+            </w:pPr>
+            <w:r>
+              <w:rPr>
+                <w:i/>
+                <w:iCs/>
+                <w:color w:val="777777"/>
+              </w:rPr>
+              <w:t xml:space="preserve">[ INSERT SCREENSHOT: Monitoring: Prometheus Targets page showing the API target </w:t>
+            </w:r>
+            <w:proofErr w:type="gramStart"/>
+            <w:r>
+              <w:rPr>
+                <w:i/>
+                <w:iCs/>
+                <w:color w:val="777777"/>
+              </w:rPr>
+              <w:t>UP ]</w:t>
+            </w:r>
+            <w:proofErr w:type="gramEnd"/>
+          </w:p>
+        </w:tc>
+      </w:tr>
+    </w:tbl>
+    <w:p>
+      <w:pPr>
+        <w:spacing w:after="160"/>
+      </w:pPr>
+    </w:p>
+    <w:tbl>
+      <w:tblPr>
+        <w:tblW w:w="5000" w:type="pct"/>
+        <w:tblBorders>
+          <w:top w:val="single" w:sz="4" w:space="0" w:color="auto"/>
+          <w:left w:val="single" w:sz="4" w:space="0" w:color="auto"/>
+          <w:bottom w:val="single" w:sz="4" w:space="0" w:color="auto"/>
+          <w:right w:val="single" w:sz="4" w:space="0" w:color="auto"/>
+          <w:insideH w:val="single" w:sz="4" w:space="0" w:color="auto"/>
+          <w:insideV w:val="single" w:sz="4" w:space="0" w:color="auto"/>
+        </w:tblBorders>
+        <w:tblCellMar>
+          <w:left w:w="10" w:type="dxa"/>
+          <w:right w:w="10" w:type="dxa"/>
+        </w:tblCellMar>
+        <w:tblLook w:val="04A0" w:firstRow="1" w:lastRow="0" w:firstColumn="1" w:lastColumn="0" w:noHBand="0" w:noVBand="1"/>
+      </w:tblPr>
+      <w:tblGrid>
+        <w:gridCol w:w="10070"/>
+      </w:tblGrid>
+      <w:tr>
+        <w:tblPrEx>
+          <w:tblCellMar>
+            <w:top w:w="0" w:type="dxa"/>
+            <w:bottom w:w="0" w:type="dxa"/>
+          </w:tblCellMar>
+        </w:tblPrEx>
+        <w:tc>
+          <w:tcPr>
+            <w:tcW w:w="0" w:type="auto"/>
+            <w:tcBorders>
+              <w:top w:val="dashed" w:sz="4" w:space="0" w:color="999999"/>
+              <w:left w:val="dashed" w:sz="4" w:space="0" w:color="999999"/>
+              <w:bottom w:val="dashed" w:sz="4" w:space="0" w:color="999999"/>
+              <w:right w:val="dashed" w:sz="4" w:space="0" w:color="999999"/>
+            </w:tcBorders>
+            <w:shd w:val="clear" w:color="auto" w:fill="F2F2F2"/>
+          </w:tcPr>
+          <w:p>
+            <w:pPr>
+              <w:spacing w:before="200" w:after="200"/>
+              <w:jc w:val="center"/>
+            </w:pPr>
+            <w:r>
+              <w:rPr>
+                <w:i/>
+                <w:iCs/>
+                <w:color w:val="777777"/>
+              </w:rPr>
+              <w:t xml:space="preserve">[ INSERT SCREENSHOT: Monitoring: Grafana dashboard with live </w:t>
+            </w:r>
+            <w:proofErr w:type="gramStart"/>
+            <w:r>
+              <w:rPr>
+                <w:i/>
+                <w:iCs/>
+                <w:color w:val="777777"/>
+              </w:rPr>
+              <w:t>metrics ]</w:t>
+            </w:r>
+            <w:proofErr w:type="gramEnd"/>
+          </w:p>
+        </w:tc>
+      </w:tr>
+    </w:tbl>
+    <w:p>
+      <w:pPr>
+        <w:spacing w:after="160"/>
+      </w:pPr>
+    </w:p>
+    <w:tbl>
+      <w:tblPr>
+        <w:tblW w:w="5000" w:type="pct"/>
+        <w:tblBorders>
+          <w:top w:val="single" w:sz="4" w:space="0" w:color="auto"/>
+          <w:left w:val="single" w:sz="4" w:space="0" w:color="auto"/>
+          <w:bottom w:val="single" w:sz="4" w:space="0" w:color="auto"/>
+          <w:right w:val="single" w:sz="4" w:space="0" w:color="auto"/>
+          <w:insideH w:val="single" w:sz="4" w:space="0" w:color="auto"/>
+          <w:insideV w:val="single" w:sz="4" w:space="0" w:color="auto"/>
+        </w:tblBorders>
+        <w:tblCellMar>
+          <w:left w:w="10" w:type="dxa"/>
+          <w:right w:w="10" w:type="dxa"/>
+        </w:tblCellMar>
+        <w:tblLook w:val="04A0" w:firstRow="1" w:lastRow="0" w:firstColumn="1" w:lastColumn="0" w:noHBand="0" w:noVBand="1"/>
+      </w:tblPr>
+      <w:tblGrid>
+        <w:gridCol w:w="10070"/>
+      </w:tblGrid>
+      <w:tr>
+        <w:tblPrEx>
+          <w:tblCellMar>
+            <w:top w:w="0" w:type="dxa"/>
+            <w:bottom w:w="0" w:type="dxa"/>
+          </w:tblCellMar>
+        </w:tblPrEx>
+        <w:tc>
+          <w:tcPr>
+            <w:tcW w:w="0" w:type="auto"/>
+            <w:tcBorders>
+              <w:top w:val="dashed" w:sz="4" w:space="0" w:color="999999"/>
+              <w:left w:val="dashed" w:sz="4" w:space="0" w:color="999999"/>
+              <w:bottom w:val="dashed" w:sz="4" w:space="0" w:color="999999"/>
+              <w:right w:val="dashed" w:sz="4" w:space="0" w:color="999999"/>
+            </w:tcBorders>
+            <w:shd w:val="clear" w:color="auto" w:fill="F2F2F2"/>
+          </w:tcPr>
+          <w:p>
+            <w:pPr>
+              <w:spacing w:before="200" w:after="200"/>
+              <w:jc w:val="center"/>
+            </w:pPr>
+            <w:r>
+              <w:rPr>
+                <w:i/>
+                <w:iCs/>
+                <w:color w:val="777777"/>
+              </w:rPr>
+              <w:t xml:space="preserve">[ INSERT SCREENSHOT: GitHub: Actions tab showing a green/passing CI </w:t>
+            </w:r>
+            <w:proofErr w:type="gramStart"/>
+            <w:r>
+              <w:rPr>
+                <w:i/>
+                <w:iCs/>
+                <w:color w:val="777777"/>
+              </w:rPr>
+              <w:t>run ]</w:t>
+            </w:r>
+            <w:proofErr w:type="gramEnd"/>
+          </w:p>
+        </w:tc>
+      </w:tr>
+    </w:tbl>
+    <w:p>
+      <w:pPr>
+        <w:spacing w:after="160"/>
+      </w:pPr>
     </w:p>
     <w:p>
       <w:pPr>
         <w:pStyle w:val="Heading1"/>
-        <w:spacing w:after="150" w:before="300"/>
-      </w:pPr>
-      <w:r>
-        <w:t xml:space="preserve">15. Limitations &amp; Future Work</w:t>
+        <w:spacing w:before="300" w:after="150"/>
+      </w:pPr>
+      <w:r>
+        <w:t>15. Limitations &amp; Future Work</w:t>
       </w:r>
     </w:p>
     <w:p>
@@ -3547,7 +5014,8 @@
         <w:spacing w:after="80"/>
       </w:pPr>
       <w:r>
-        <w:t xml:space="preserve">Dataset size (303 rows) is small by modern ML standards; test-set metrics carry meaningful variance and should be treated as directional rather than a tight production SLA.</w:t>
+        <w:lastRenderedPageBreak/>
+        <w:t>Dataset size (303 rows) is small by modern ML standards; test-set metrics carry meaningful variance and should be treated as directional rather than a tight production SLA.</w:t>
       </w:r>
     </w:p>
     <w:p>
@@ -3560,7 +5028,15 @@
         <w:spacing w:after="80"/>
       </w:pPr>
       <w:r>
-        <w:t xml:space="preserve">The model artifact is baked into the Docker image at build time; a production system would instead pull versioned models from an MLflow Model Registry / artifact store at container startup, decoupling model updates from image rebuilds.</w:t>
+        <w:t xml:space="preserve">The model artifact is baked into the Docker image at build time; a production system would instead pull versioned models from an </w:t>
+      </w:r>
+      <w:proofErr w:type="spellStart"/>
+      <w:r>
+        <w:t>MLflow</w:t>
+      </w:r>
+      <w:proofErr w:type="spellEnd"/>
+      <w:r>
+        <w:t xml:space="preserve"> Model Registry / artifact store at container startup, decoupling model updates from image rebuilds.</w:t>
       </w:r>
     </w:p>
     <w:p>
@@ -3573,7 +5049,7 @@
         <w:spacing w:after="80"/>
       </w:pPr>
       <w:r>
-        <w:t xml:space="preserve">No data-drift detection is implemented; Evidently AI or a custom feature-distribution monitor would be the natural next addition given the Prometheus/Grafana foundation already in place.</w:t>
+        <w:t>No data-drift detection is implemented; Evidently AI or a custom feature-distribution monitor would be the natural next addition given the Prometheus/Grafana foundation already in place.</w:t>
       </w:r>
     </w:p>
     <w:p>
@@ -3586,7 +5062,17 @@
         <w:spacing w:after="80"/>
       </w:pPr>
       <w:r>
-        <w:t xml:space="preserve">Deployment targets a local Docker Desktop Kubernetes cluster rather than a public cloud (EKS/GKE/AKS); the same manifests apply to a cloud cluster with imagePullPolicy and a registry-hosted image tag changed.</w:t>
+        <w:t xml:space="preserve">Deployment targets a local Docker Desktop Kubernetes cluster rather than a public cloud (EKS/GKE/AKS); the same manifests apply to a cloud cluster with </w:t>
+      </w:r>
+      <w:proofErr w:type="spellStart"/>
+      <w:proofErr w:type="gramStart"/>
+      <w:r>
+        <w:t>imagePullPolicy</w:t>
+      </w:r>
+      <w:proofErr w:type="spellEnd"/>
+      <w:proofErr w:type="gramEnd"/>
+      <w:r>
+        <w:t xml:space="preserve"> and a registry-hosted image tag changed.</w:t>
       </w:r>
     </w:p>
     <w:p>
@@ -3599,16 +5085,16 @@
         <w:spacing w:after="80"/>
       </w:pPr>
       <w:r>
-        <w:t xml:space="preserve">Authentication/authorization on the /predict endpoint is out of scope for this assignment but would be required before any real clinical use.</w:t>
+        <w:t>Authentication/authorization on the /predict endpoint is out of scope for this assignment but would be required before any real clinical use.</w:t>
       </w:r>
     </w:p>
     <w:p>
       <w:pPr>
         <w:pStyle w:val="Heading1"/>
-        <w:spacing w:after="150" w:before="300"/>
-      </w:pPr>
-      <w:r>
-        <w:t xml:space="preserve">16. Conclusion</w:t>
+        <w:spacing w:before="300" w:after="150"/>
+      </w:pPr>
+      <w:r>
+        <w:t>16. Conclusion</w:t>
       </w:r>
     </w:p>
     <w:p>
@@ -3616,16 +5102,21 @@
         <w:spacing w:after="160"/>
       </w:pPr>
       <w:r>
-        <w:t xml:space="preserve">This project delivers a complete MLOps lifecycle for a heart-disease risk classifier: reproducible data acquisition and EDA, a tested and MLflow-tracked model-selection process across three algorithms, a packaged and version-pinned reproducible model artifact, an automated CI/CD pipeline that gates every change with lint/test/build checks, a containerized and Kubernetes-deployed serving API, and live Prometheus/Grafana monitoring. Every component described in this report — the data pipeline, feature engineering, all three trained models, the FastAPI service, and the full test suite — was implemented and verified to run end-to-end (17/17 tests passing, clean lint, reproducible training metrics from a fresh virtual environment) before this report was written.</w:t>
+        <w:t xml:space="preserve">This project delivers a complete MLOps lifecycle for a heart-disease risk classifier: reproducible data acquisition and EDA, a tested and </w:t>
+      </w:r>
+      <w:proofErr w:type="spellStart"/>
+      <w:r>
+        <w:t>MLflow</w:t>
+      </w:r>
+      <w:proofErr w:type="spellEnd"/>
+      <w:r>
+        <w:t>-tracked model-selection process across three algorithms, a packaged and version-pinned reproducible model artifact, an automated CI/CD pipeline that gates every change with lint/test/build checks, a containerized and Kubernetes-deployed serving API, and live Prometheus/Grafana monitoring. Every component described in this report — the data pipeline, feature engineering, all three trained models, the FastAPI service, and the full test suite — was implemented and verified to run end-to-end (17/17 tests passing, clean lint, reproducible training metrics from a fresh virtual environment) before this report was written.</w:t>
       </w:r>
     </w:p>
     <w:p>
       <w:pPr>
         <w:spacing w:after="160"/>
       </w:pPr>
-      <w:r>
-        <w:t xml:space="preserve"/>
-      </w:r>
     </w:p>
     <w:p>
       <w:pPr>
@@ -3636,8 +5127,18 @@
           <w:i/>
           <w:iCs/>
         </w:rPr>
-        <w:t xml:space="preserve">Repository: &lt;insert your GitHub repository URL here&gt;</w:t>
-      </w:r>
+        <w:t xml:space="preserve">Repository: </w:t>
+      </w:r>
+      <w:hyperlink r:id="rId23" w:history="1">
+        <w:r>
+          <w:rPr>
+            <w:rStyle w:val="Hyperlink"/>
+            <w:i/>
+            <w:iCs/>
+          </w:rPr>
+          <w:t>https://github.com/hamzaziizzz/heart-disease-risk-prediction</w:t>
+        </w:r>
+      </w:hyperlink>
     </w:p>
     <w:p>
       <w:pPr>
@@ -3648,7 +5149,7 @@
           <w:i/>
           <w:iCs/>
         </w:rPr>
-        <w:t xml:space="preserve">Deployed / local API URL: &lt;insert URL here, e.g. http://localhost:8080&gt;</w:t>
+        <w:t>Deployed / local API URL: &lt;insert URL here, e.g. http://localhost:8080&gt;</w:t>
       </w:r>
     </w:p>
     <w:p>
@@ -3660,102 +5161,26 @@
           <w:i/>
           <w:iCs/>
         </w:rPr>
-        <w:t xml:space="preserve">Demo video: &lt;insert link/filename here, e.g. demo_video.mp4 in the repository&gt;</w:t>
+        <w:t>Demo video: &lt;insert link/filename here, e.g. demo_video.mp4 in the repository&gt;</w:t>
       </w:r>
     </w:p>
     <w:sectPr>
-      <w:pgSz w:w="12240" w:h="15840" w:orient="portrait"/>
+      <w:pgSz w:w="12240" w:h="15840"/>
       <w:pgMar w:top="1080" w:right="1080" w:bottom="1080" w:left="1080" w:header="708" w:footer="708" w:gutter="0"/>
-      <w:pgNumType/>
+      <w:cols w:space="720"/>
       <w:docGrid w:linePitch="360"/>
     </w:sectPr>
   </w:body>
 </w:document>
 </file>
 
-<file path=word/comments.xml><?xml version="1.0" encoding="utf-8"?>
-<w:comments xmlns:cx="http://schemas.microsoft.com/office/drawing/2014/chartex" xmlns:cx1="http://schemas.microsoft.com/office/drawing/2015/9/8/chartex" xmlns:cx2="http://schemas.microsoft.com/office/drawing/2015/10/21/chartex" xmlns:cx3="http://schemas.microsoft.com/office/drawing/2016/5/9/chartex" xmlns:cx4="http://schemas.microsoft.com/office/drawing/2016/5/10/chartex" xmlns:cx5="http://schemas.microsoft.com/office/drawing/2016/5/11/chartex" xmlns:cx6="http://schemas.microsoft.com/office/drawing/2016/5/12/chartex" xmlns:cx7="http://schemas.microsoft.com/office/drawing/2016/5/13/chartex" xmlns:cx8="http://schemas.microsoft.com/office/drawing/2016/5/14/chartex" xmlns:mc="http://schemas.openxmlformats.org/markup-compatibility/2006" xmlns:aink="http://schemas.microsoft.com/office/drawing/2016/ink" xmlns:am3d="http://schemas.microsoft.com/office/drawing/2017/model3d" xmlns:o="urn:schemas-microsoft-com:office:office" xmlns:r="http://schemas.openxmlformats.org/officeDocument/2006/relationships" xmlns:m="http://schemas.openxmlformats.org/officeDocument/2006/math" xmlns:v="urn:schemas-microsoft-com:vml" xmlns:wp14="http://schemas.microsoft.com/office/word/2010/wordprocessingDrawing" xmlns:wp="http://schemas.openxmlformats.org/drawingml/2006/wordprocessingDrawing" xmlns:w10="urn:schemas-microsoft-com:office:word" xmlns:w="http://schemas.openxmlformats.org/wordprocessingml/2006/main" xmlns:w14="http://schemas.microsoft.com/office/word/2010/wordml" xmlns:w15="http://schemas.microsoft.com/office/word/2012/wordml" xmlns:w16cex="http://schemas.microsoft.com/office/word/2018/wordml/cex" xmlns:w16cid="http://schemas.microsoft.com/office/word/2016/wordml/cid" xmlns:w16="http://schemas.microsoft.com/office/word/2018/wordml" xmlns:w16sdtdh="http://schemas.microsoft.com/office/word/2020/wordml/sdtdatahash" xmlns:w16se="http://schemas.microsoft.com/office/word/2015/wordml/symex" xmlns:wpg="http://schemas.microsoft.com/office/word/2010/wordprocessingGroup" xmlns:wpi="http://schemas.microsoft.com/office/word/2010/wordprocessingInk" xmlns:wne="http://schemas.microsoft.com/office/word/2006/wordml" xmlns:wps="http://schemas.microsoft.com/office/word/2010/wordprocessingShape"/>
-</file>
-
-<file path=word/endnotes.xml><?xml version="1.0" encoding="utf-8"?>
-<w:endnotes xmlns:wpc="http://schemas.microsoft.com/office/word/2010/wordprocessingCanvas" xmlns:mc="http://schemas.openxmlformats.org/markup-compatibility/2006" xmlns:o="urn:schemas-microsoft-com:office:office" xmlns:r="http://schemas.openxmlformats.org/officeDocument/2006/relationships" xmlns:m="http://schemas.openxmlformats.org/officeDocument/2006/math" xmlns:v="urn:schemas-microsoft-com:vml" xmlns:wp14="http://schemas.microsoft.com/office/word/2010/wordprocessingDrawing" xmlns:wp="http://schemas.openxmlformats.org/drawingml/2006/wordprocessingDrawing" xmlns:w10="urn:schemas-microsoft-com:office:word" xmlns:w="http://schemas.openxmlformats.org/wordprocessingml/2006/main" xmlns:w14="http://schemas.microsoft.com/office/word/2010/wordml" xmlns:w15="http://schemas.microsoft.com/office/word/2012/wordml" xmlns:wpg="http://schemas.microsoft.com/office/word/2010/wordprocessingGroup" xmlns:wpi="http://schemas.microsoft.com/office/word/2010/wordprocessingInk" xmlns:wne="http://schemas.microsoft.com/office/word/2006/wordml" xmlns:wps="http://schemas.microsoft.com/office/word/2010/wordprocessingShape" mc:Ignorable="w14 w15 wp14">
-  <w:endnote w:type="separator" w:id="-1">
-    <w:p>
-      <w:pPr>
-        <w:spacing w:after="0" w:line="240" w:lineRule="auto"/>
-      </w:pPr>
-      <w:r>
-        <w:rPr>
-          <w:rStyle w:val="EndnoteReference"/>
-        </w:rPr>
-        <w:endnoteRef/>
-      </w:r>
-      <w:r>
-        <w:separator/>
-      </w:r>
-    </w:p>
-  </w:endnote>
-  <w:endnote w:type="continuationSeparator" w:id="0">
-    <w:p>
-      <w:pPr>
-        <w:spacing w:after="0" w:line="240" w:lineRule="auto"/>
-      </w:pPr>
-      <w:r>
-        <w:rPr>
-          <w:rStyle w:val="EndnoteReference"/>
-        </w:rPr>
-        <w:endnoteRef/>
-      </w:r>
-      <w:r>
-        <w:continuationSeparator/>
-      </w:r>
-    </w:p>
-  </w:endnote>
-</w:endnotes>
-</file>
-
-<file path=word/footnotes.xml><?xml version="1.0" encoding="utf-8"?>
-<w:footnotes xmlns:wpc="http://schemas.microsoft.com/office/word/2010/wordprocessingCanvas" xmlns:mc="http://schemas.openxmlformats.org/markup-compatibility/2006" xmlns:o="urn:schemas-microsoft-com:office:office" xmlns:r="http://schemas.openxmlformats.org/officeDocument/2006/relationships" xmlns:m="http://schemas.openxmlformats.org/officeDocument/2006/math" xmlns:v="urn:schemas-microsoft-com:vml" xmlns:wp14="http://schemas.microsoft.com/office/word/2010/wordprocessingDrawing" xmlns:wp="http://schemas.openxmlformats.org/drawingml/2006/wordprocessingDrawing" xmlns:w10="urn:schemas-microsoft-com:office:word" xmlns:w="http://schemas.openxmlformats.org/wordprocessingml/2006/main" xmlns:w14="http://schemas.microsoft.com/office/word/2010/wordml" xmlns:w15="http://schemas.microsoft.com/office/word/2012/wordml" xmlns:wpg="http://schemas.microsoft.com/office/word/2010/wordprocessingGroup" xmlns:wpi="http://schemas.microsoft.com/office/word/2010/wordprocessingInk" xmlns:wne="http://schemas.microsoft.com/office/word/2006/wordml" xmlns:wps="http://schemas.microsoft.com/office/word/2010/wordprocessingShape" mc:Ignorable="w14 w15 wp14">
-  <w:footnote w:type="separator" w:id="-1">
-    <w:p>
-      <w:pPr>
-        <w:spacing w:after="0" w:line="240" w:lineRule="auto"/>
-      </w:pPr>
-      <w:r>
-        <w:rPr>
-          <w:rStyle w:val="FootnoteReference"/>
-        </w:rPr>
-        <w:footnoteRef/>
-      </w:r>
-      <w:r>
-        <w:separator/>
-      </w:r>
-    </w:p>
-  </w:footnote>
-  <w:footnote w:type="continuationSeparator" w:id="0">
-    <w:p>
-      <w:pPr>
-        <w:spacing w:after="0" w:line="240" w:lineRule="auto"/>
-      </w:pPr>
-      <w:r>
-        <w:rPr>
-          <w:rStyle w:val="FootnoteReference"/>
-        </w:rPr>
-        <w:footnoteRef/>
-      </w:r>
-      <w:r>
-        <w:continuationSeparator/>
-      </w:r>
-    </w:p>
-  </w:footnote>
-</w:footnotes>
-</file>
-
 <file path=word/numbering.xml><?xml version="1.0" encoding="utf-8"?>
-<w:numbering xmlns:wpc="http://schemas.microsoft.com/office/word/2010/wordprocessingCanvas" xmlns:mc="http://schemas.openxmlformats.org/markup-compatibility/2006" xmlns:o="urn:schemas-microsoft-com:office:office" xmlns:r="http://schemas.openxmlformats.org/officeDocument/2006/relationships" xmlns:m="http://schemas.openxmlformats.org/officeDocument/2006/math" xmlns:v="urn:schemas-microsoft-com:vml" xmlns:wp14="http://schemas.microsoft.com/office/word/2010/wordprocessingDrawing" xmlns:wp="http://schemas.openxmlformats.org/drawingml/2006/wordprocessingDrawing" xmlns:w10="urn:schemas-microsoft-com:office:word" xmlns:w="http://schemas.openxmlformats.org/wordprocessingml/2006/main" xmlns:w14="http://schemas.microsoft.com/office/word/2010/wordml" xmlns:w15="http://schemas.microsoft.com/office/word/2012/wordml" xmlns:wpg="http://schemas.microsoft.com/office/word/2010/wordprocessingGroup" xmlns:wpi="http://schemas.microsoft.com/office/word/2010/wordprocessingInk" xmlns:wne="http://schemas.microsoft.com/office/word/2006/wordml" xmlns:wps="http://schemas.microsoft.com/office/word/2010/wordprocessingShape" mc:Ignorable="w14 w15 wp14">
-  <w:abstractNum w:abstractNumId="1" w15:restartNumberingAfterBreak="0">
+<w:numbering xmlns:wpc="http://schemas.microsoft.com/office/word/2010/wordprocessingCanvas" xmlns:cx="http://schemas.microsoft.com/office/drawing/2014/chartex" xmlns:cx1="http://schemas.microsoft.com/office/drawing/2015/9/8/chartex" xmlns:cx2="http://schemas.microsoft.com/office/drawing/2015/10/21/chartex" xmlns:cx3="http://schemas.microsoft.com/office/drawing/2016/5/9/chartex" xmlns:cx4="http://schemas.microsoft.com/office/drawing/2016/5/10/chartex" xmlns:cx5="http://schemas.microsoft.com/office/drawing/2016/5/11/chartex" xmlns:cx6="http://schemas.microsoft.com/office/drawing/2016/5/12/chartex" xmlns:cx7="http://schemas.microsoft.com/office/drawing/2016/5/13/chartex" xmlns:cx8="http://schemas.microsoft.com/office/drawing/2016/5/14/chartex" xmlns:mc="http://schemas.openxmlformats.org/markup-compatibility/2006" xmlns:aink="http://schemas.microsoft.com/office/drawing/2016/ink" xmlns:am3d="http://schemas.microsoft.com/office/drawing/2017/model3d" xmlns:o="urn:schemas-microsoft-com:office:office" xmlns:oel="http://schemas.microsoft.com/office/2019/extlst" xmlns:r="http://schemas.openxmlformats.org/officeDocument/2006/relationships" xmlns:m="http://schemas.openxmlformats.org/officeDocument/2006/math" xmlns:v="urn:schemas-microsoft-com:vml" xmlns:wp14="http://schemas.microsoft.com/office/word/2010/wordprocessingDrawing" xmlns:wp="http://schemas.openxmlformats.org/drawingml/2006/wordprocessingDrawing" xmlns:w10="urn:schemas-microsoft-com:office:word" xmlns:w="http://schemas.openxmlformats.org/wordprocessingml/2006/main" xmlns:w14="http://schemas.microsoft.com/office/word/2010/wordml" xmlns:w15="http://schemas.microsoft.com/office/word/2012/wordml" xmlns:w16cex="http://schemas.microsoft.com/office/word/2018/wordml/cex" xmlns:w16cid="http://schemas.microsoft.com/office/word/2016/wordml/cid" xmlns:w16="http://schemas.microsoft.com/office/word/2018/wordml" xmlns:w16du="http://schemas.microsoft.com/office/word/2023/wordml/word16du" xmlns:w16sdtdh="http://schemas.microsoft.com/office/word/2020/wordml/sdtdatahash" xmlns:w16sdtfl="http://schemas.microsoft.com/office/word/2024/wordml/sdtformatlock" xmlns:w16se="http://schemas.microsoft.com/office/word/2015/wordml/symex" xmlns:wpg="http://schemas.microsoft.com/office/word/2010/wordprocessingGroup" xmlns:wpi="http://schemas.microsoft.com/office/word/2010/wordprocessingInk" xmlns:wne="http://schemas.microsoft.com/office/word/2006/wordml" xmlns:wps="http://schemas.microsoft.com/office/word/2010/wordprocessingShape" mc:Ignorable="w14 w15 w16se w16cid w16 w16cex w16sdtdh w16sdtfl w16du wp14">
+  <w:abstractNum w:abstractNumId="0" w15:restartNumberingAfterBreak="0">
+    <w:nsid w:val="53325A41"/>
     <w:multiLevelType w:val="hybridMultilevel"/>
-    <w:lvl w:ilvl="0" w15:tentative="1">
+    <w:tmpl w:val="B1FCBE30"/>
+    <w:lvl w:ilvl="0" w:tplc="D346D6CC">
       <w:start w:val="1"/>
       <w:numFmt w:val="bullet"/>
       <w:lvlText w:val="●"/>
@@ -3764,7 +5189,7 @@
         <w:ind w:left="720" w:hanging="360"/>
       </w:pPr>
     </w:lvl>
-    <w:lvl w:ilvl="1" w15:tentative="1">
+    <w:lvl w:ilvl="1" w:tplc="E88256EC">
       <w:start w:val="1"/>
       <w:numFmt w:val="bullet"/>
       <w:lvlText w:val="○"/>
@@ -3773,7 +5198,7 @@
         <w:ind w:left="1440" w:hanging="360"/>
       </w:pPr>
     </w:lvl>
-    <w:lvl w:ilvl="2" w15:tentative="1">
+    <w:lvl w:ilvl="2" w:tplc="2AD2FEC4">
       <w:start w:val="1"/>
       <w:numFmt w:val="bullet"/>
       <w:lvlText w:val="■"/>
@@ -3782,7 +5207,7 @@
         <w:ind w:left="2160" w:hanging="360"/>
       </w:pPr>
     </w:lvl>
-    <w:lvl w:ilvl="3" w15:tentative="1">
+    <w:lvl w:ilvl="3" w:tplc="5DEEF3D0">
       <w:start w:val="1"/>
       <w:numFmt w:val="bullet"/>
       <w:lvlText w:val="●"/>
@@ -3791,7 +5216,7 @@
         <w:ind w:left="2880" w:hanging="360"/>
       </w:pPr>
     </w:lvl>
-    <w:lvl w:ilvl="4" w15:tentative="1">
+    <w:lvl w:ilvl="4" w:tplc="1FA8E58A">
       <w:start w:val="1"/>
       <w:numFmt w:val="bullet"/>
       <w:lvlText w:val="○"/>
@@ -3800,7 +5225,7 @@
         <w:ind w:left="3600" w:hanging="360"/>
       </w:pPr>
     </w:lvl>
-    <w:lvl w:ilvl="5" w15:tentative="1">
+    <w:lvl w:ilvl="5" w:tplc="5C549F12">
       <w:start w:val="1"/>
       <w:numFmt w:val="bullet"/>
       <w:lvlText w:val="■"/>
@@ -3809,7 +5234,7 @@
         <w:ind w:left="4320" w:hanging="360"/>
       </w:pPr>
     </w:lvl>
-    <w:lvl w:ilvl="6" w15:tentative="1">
+    <w:lvl w:ilvl="6" w:tplc="EEDC0F48">
       <w:start w:val="1"/>
       <w:numFmt w:val="bullet"/>
       <w:lvlText w:val="●"/>
@@ -3818,7 +5243,7 @@
         <w:ind w:left="5040" w:hanging="360"/>
       </w:pPr>
     </w:lvl>
-    <w:lvl w:ilvl="7" w15:tentative="1">
+    <w:lvl w:ilvl="7" w:tplc="8EF86D1A">
       <w:start w:val="1"/>
       <w:numFmt w:val="bullet"/>
       <w:lvlText w:val="●"/>
@@ -3827,7 +5252,7 @@
         <w:ind w:left="5760" w:hanging="360"/>
       </w:pPr>
     </w:lvl>
-    <w:lvl w:ilvl="8" w15:tentative="1">
+    <w:lvl w:ilvl="8" w:tplc="0798D2CC">
       <w:start w:val="1"/>
       <w:numFmt w:val="bullet"/>
       <w:lvlText w:val="●"/>
@@ -3837,8 +5262,8 @@
       </w:pPr>
     </w:lvl>
   </w:abstractNum>
-  <w:num w:numId="1">
-    <w:abstractNumId w:val="1"/>
+  <w:num w:numId="1" w16cid:durableId="389619351">
+    <w:abstractNumId w:val="0"/>
     <w:lvlOverride w:ilvl="0">
       <w:startOverride w:val="1"/>
     </w:lvlOverride>
@@ -3847,54 +5272,440 @@
 </file>
 
 <file path=word/styles.xml><?xml version="1.0" encoding="utf-8"?>
-<w:styles xmlns:mc="http://schemas.openxmlformats.org/markup-compatibility/2006" xmlns:r="http://schemas.openxmlformats.org/officeDocument/2006/relationships" xmlns:w="http://schemas.openxmlformats.org/wordprocessingml/2006/main" xmlns:w14="http://schemas.microsoft.com/office/word/2010/wordml" xmlns:w15="http://schemas.microsoft.com/office/word/2012/wordml" mc:Ignorable="w14 w15">
+<w:styles xmlns:mc="http://schemas.openxmlformats.org/markup-compatibility/2006" xmlns:r="http://schemas.openxmlformats.org/officeDocument/2006/relationships" xmlns:w="http://schemas.openxmlformats.org/wordprocessingml/2006/main" xmlns:w14="http://schemas.microsoft.com/office/word/2010/wordml" xmlns:w15="http://schemas.microsoft.com/office/word/2012/wordml" xmlns:w16cex="http://schemas.microsoft.com/office/word/2018/wordml/cex" xmlns:w16cid="http://schemas.microsoft.com/office/word/2016/wordml/cid" xmlns:w16="http://schemas.microsoft.com/office/word/2018/wordml" xmlns:w16du="http://schemas.microsoft.com/office/word/2023/wordml/word16du" xmlns:w16sdtdh="http://schemas.microsoft.com/office/word/2020/wordml/sdtdatahash" xmlns:w16sdtfl="http://schemas.microsoft.com/office/word/2024/wordml/sdtformatlock" xmlns:w16se="http://schemas.microsoft.com/office/word/2015/wordml/symex" mc:Ignorable="w14 w15 w16se w16cid w16 w16cex w16sdtdh w16sdtfl w16du">
   <w:docDefaults>
     <w:rPrDefault>
       <w:rPr>
-        <w:rFonts w:ascii="Calibri" w:cs="Calibri" w:eastAsia="Calibri" w:hAnsi="Calibri"/>
+        <w:rFonts w:ascii="Calibri" w:eastAsia="Calibri" w:hAnsi="Calibri" w:cs="Calibri"/>
         <w:sz w:val="22"/>
         <w:szCs w:val="22"/>
+        <w:lang w:val="en-IN" w:eastAsia="en-IN" w:bidi="ar-SA"/>
       </w:rPr>
     </w:rPrDefault>
     <w:pPrDefault/>
   </w:docDefaults>
-  <w:style w:type="paragraph" w:styleId="Title">
-    <w:name w:val="Title"/>
-    <w:basedOn w:val="Normal"/>
-    <w:next w:val="Normal"/>
+  <w:latentStyles w:defLockedState="0" w:defUIPriority="99" w:defSemiHidden="0" w:defUnhideWhenUsed="0" w:defQFormat="0" w:count="376">
+    <w:lsdException w:name="Normal" w:uiPriority="0" w:qFormat="1"/>
+    <w:lsdException w:name="heading 1" w:uiPriority="9" w:qFormat="1"/>
+    <w:lsdException w:name="heading 2" w:semiHidden="1" w:uiPriority="9" w:unhideWhenUsed="1" w:qFormat="1"/>
+    <w:lsdException w:name="heading 3" w:semiHidden="1" w:uiPriority="9" w:unhideWhenUsed="1" w:qFormat="1"/>
+    <w:lsdException w:name="heading 4" w:semiHidden="1" w:uiPriority="9" w:unhideWhenUsed="1" w:qFormat="1"/>
+    <w:lsdException w:name="heading 5" w:semiHidden="1" w:uiPriority="9" w:unhideWhenUsed="1" w:qFormat="1"/>
+    <w:lsdException w:name="heading 6" w:semiHidden="1" w:uiPriority="9" w:unhideWhenUsed="1" w:qFormat="1"/>
+    <w:lsdException w:name="heading 7" w:semiHidden="1" w:uiPriority="9" w:unhideWhenUsed="1" w:qFormat="1"/>
+    <w:lsdException w:name="heading 8" w:semiHidden="1" w:uiPriority="9" w:unhideWhenUsed="1" w:qFormat="1"/>
+    <w:lsdException w:name="heading 9" w:semiHidden="1" w:uiPriority="9" w:unhideWhenUsed="1" w:qFormat="1"/>
+    <w:lsdException w:name="index 1" w:semiHidden="1" w:unhideWhenUsed="1"/>
+    <w:lsdException w:name="index 2" w:semiHidden="1" w:unhideWhenUsed="1"/>
+    <w:lsdException w:name="index 3" w:semiHidden="1" w:unhideWhenUsed="1"/>
+    <w:lsdException w:name="index 4" w:semiHidden="1" w:unhideWhenUsed="1"/>
+    <w:lsdException w:name="index 5" w:semiHidden="1" w:unhideWhenUsed="1"/>
+    <w:lsdException w:name="index 6" w:semiHidden="1" w:unhideWhenUsed="1"/>
+    <w:lsdException w:name="index 7" w:semiHidden="1" w:unhideWhenUsed="1"/>
+    <w:lsdException w:name="index 8" w:semiHidden="1" w:unhideWhenUsed="1"/>
+    <w:lsdException w:name="index 9" w:semiHidden="1" w:unhideWhenUsed="1"/>
+    <w:lsdException w:name="toc 1" w:semiHidden="1" w:uiPriority="39" w:unhideWhenUsed="1"/>
+    <w:lsdException w:name="toc 2" w:semiHidden="1" w:uiPriority="39" w:unhideWhenUsed="1"/>
+    <w:lsdException w:name="toc 3" w:semiHidden="1" w:uiPriority="39" w:unhideWhenUsed="1"/>
+    <w:lsdException w:name="toc 4" w:semiHidden="1" w:uiPriority="39" w:unhideWhenUsed="1"/>
+    <w:lsdException w:name="toc 5" w:semiHidden="1" w:uiPriority="39" w:unhideWhenUsed="1"/>
+    <w:lsdException w:name="toc 6" w:semiHidden="1" w:uiPriority="39" w:unhideWhenUsed="1"/>
+    <w:lsdException w:name="toc 7" w:semiHidden="1" w:uiPriority="39" w:unhideWhenUsed="1"/>
+    <w:lsdException w:name="toc 8" w:semiHidden="1" w:uiPriority="39" w:unhideWhenUsed="1"/>
+    <w:lsdException w:name="toc 9" w:semiHidden="1" w:uiPriority="39" w:unhideWhenUsed="1"/>
+    <w:lsdException w:name="Normal Indent" w:semiHidden="1" w:unhideWhenUsed="1"/>
+    <w:lsdException w:name="footnote text" w:semiHidden="1" w:unhideWhenUsed="1"/>
+    <w:lsdException w:name="annotation text" w:semiHidden="1" w:unhideWhenUsed="1"/>
+    <w:lsdException w:name="header" w:semiHidden="1" w:unhideWhenUsed="1"/>
+    <w:lsdException w:name="footer" w:semiHidden="1" w:unhideWhenUsed="1"/>
+    <w:lsdException w:name="index heading" w:semiHidden="1" w:unhideWhenUsed="1"/>
+    <w:lsdException w:name="caption" w:semiHidden="1" w:uiPriority="35" w:unhideWhenUsed="1" w:qFormat="1"/>
+    <w:lsdException w:name="table of figures" w:semiHidden="1" w:unhideWhenUsed="1"/>
+    <w:lsdException w:name="envelope address" w:semiHidden="1" w:unhideWhenUsed="1"/>
+    <w:lsdException w:name="envelope return" w:semiHidden="1" w:unhideWhenUsed="1"/>
+    <w:lsdException w:name="footnote reference" w:semiHidden="1" w:unhideWhenUsed="1"/>
+    <w:lsdException w:name="annotation reference" w:semiHidden="1" w:unhideWhenUsed="1"/>
+    <w:lsdException w:name="line number" w:semiHidden="1" w:unhideWhenUsed="1"/>
+    <w:lsdException w:name="page number" w:semiHidden="1" w:unhideWhenUsed="1"/>
+    <w:lsdException w:name="endnote reference" w:semiHidden="1" w:unhideWhenUsed="1"/>
+    <w:lsdException w:name="endnote text" w:semiHidden="1" w:unhideWhenUsed="1"/>
+    <w:lsdException w:name="table of authorities" w:semiHidden="1" w:unhideWhenUsed="1"/>
+    <w:lsdException w:name="macro" w:semiHidden="1" w:unhideWhenUsed="1"/>
+    <w:lsdException w:name="toa heading" w:semiHidden="1" w:unhideWhenUsed="1"/>
+    <w:lsdException w:name="List" w:semiHidden="1" w:unhideWhenUsed="1"/>
+    <w:lsdException w:name="List Bullet" w:semiHidden="1" w:unhideWhenUsed="1"/>
+    <w:lsdException w:name="List Number" w:semiHidden="1" w:unhideWhenUsed="1"/>
+    <w:lsdException w:name="List 2" w:semiHidden="1" w:unhideWhenUsed="1"/>
+    <w:lsdException w:name="List 3" w:semiHidden="1" w:unhideWhenUsed="1"/>
+    <w:lsdException w:name="List 4" w:semiHidden="1" w:unhideWhenUsed="1"/>
+    <w:lsdException w:name="List 5" w:semiHidden="1" w:unhideWhenUsed="1"/>
+    <w:lsdException w:name="List Bullet 2" w:semiHidden="1" w:unhideWhenUsed="1"/>
+    <w:lsdException w:name="List Bullet 3" w:semiHidden="1" w:unhideWhenUsed="1"/>
+    <w:lsdException w:name="List Bullet 4" w:semiHidden="1" w:unhideWhenUsed="1"/>
+    <w:lsdException w:name="List Bullet 5" w:semiHidden="1" w:unhideWhenUsed="1"/>
+    <w:lsdException w:name="List Number 2" w:semiHidden="1" w:unhideWhenUsed="1"/>
+    <w:lsdException w:name="List Number 3" w:semiHidden="1" w:unhideWhenUsed="1"/>
+    <w:lsdException w:name="List Number 4" w:semiHidden="1" w:unhideWhenUsed="1"/>
+    <w:lsdException w:name="List Number 5" w:semiHidden="1" w:unhideWhenUsed="1"/>
+    <w:lsdException w:name="Title" w:uiPriority="10" w:qFormat="1"/>
+    <w:lsdException w:name="Closing" w:semiHidden="1" w:unhideWhenUsed="1"/>
+    <w:lsdException w:name="Signature" w:semiHidden="1" w:unhideWhenUsed="1"/>
+    <w:lsdException w:name="Default Paragraph Font" w:semiHidden="1" w:uiPriority="1" w:unhideWhenUsed="1"/>
+    <w:lsdException w:name="Body Text" w:semiHidden="1" w:unhideWhenUsed="1"/>
+    <w:lsdException w:name="Body Text Indent" w:semiHidden="1" w:unhideWhenUsed="1"/>
+    <w:lsdException w:name="List Continue" w:semiHidden="1" w:unhideWhenUsed="1"/>
+    <w:lsdException w:name="List Continue 2" w:semiHidden="1" w:unhideWhenUsed="1"/>
+    <w:lsdException w:name="List Continue 3" w:semiHidden="1" w:unhideWhenUsed="1"/>
+    <w:lsdException w:name="List Continue 4" w:semiHidden="1" w:unhideWhenUsed="1"/>
+    <w:lsdException w:name="List Continue 5" w:semiHidden="1" w:unhideWhenUsed="1"/>
+    <w:lsdException w:name="Message Header" w:semiHidden="1" w:unhideWhenUsed="1"/>
+    <w:lsdException w:name="Subtitle" w:uiPriority="11" w:qFormat="1"/>
+    <w:lsdException w:name="Salutation" w:semiHidden="1" w:unhideWhenUsed="1"/>
+    <w:lsdException w:name="Date" w:semiHidden="1" w:unhideWhenUsed="1"/>
+    <w:lsdException w:name="Body Text First Indent" w:semiHidden="1" w:unhideWhenUsed="1"/>
+    <w:lsdException w:name="Body Text First Indent 2" w:semiHidden="1" w:unhideWhenUsed="1"/>
+    <w:lsdException w:name="Note Heading" w:semiHidden="1" w:unhideWhenUsed="1"/>
+    <w:lsdException w:name="Body Text 2" w:semiHidden="1" w:unhideWhenUsed="1"/>
+    <w:lsdException w:name="Body Text 3" w:semiHidden="1" w:unhideWhenUsed="1"/>
+    <w:lsdException w:name="Body Text Indent 2" w:semiHidden="1" w:unhideWhenUsed="1"/>
+    <w:lsdException w:name="Body Text Indent 3" w:semiHidden="1" w:unhideWhenUsed="1"/>
+    <w:lsdException w:name="Block Text" w:semiHidden="1" w:unhideWhenUsed="1"/>
+    <w:lsdException w:name="Hyperlink" w:semiHidden="1" w:unhideWhenUsed="1"/>
+    <w:lsdException w:name="FollowedHyperlink" w:semiHidden="1" w:unhideWhenUsed="1"/>
+    <w:lsdException w:name="Strong" w:uiPriority="22" w:qFormat="1"/>
+    <w:lsdException w:name="Emphasis" w:uiPriority="20" w:qFormat="1"/>
+    <w:lsdException w:name="Document Map" w:semiHidden="1" w:unhideWhenUsed="1"/>
+    <w:lsdException w:name="Plain Text" w:semiHidden="1" w:unhideWhenUsed="1"/>
+    <w:lsdException w:name="E-mail Signature" w:semiHidden="1" w:unhideWhenUsed="1"/>
+    <w:lsdException w:name="HTML Top of Form" w:semiHidden="1" w:unhideWhenUsed="1"/>
+    <w:lsdException w:name="HTML Bottom of Form" w:semiHidden="1" w:unhideWhenUsed="1"/>
+    <w:lsdException w:name="Normal (Web)" w:semiHidden="1" w:unhideWhenUsed="1"/>
+    <w:lsdException w:name="HTML Acronym" w:semiHidden="1" w:unhideWhenUsed="1"/>
+    <w:lsdException w:name="HTML Address" w:semiHidden="1" w:unhideWhenUsed="1"/>
+    <w:lsdException w:name="HTML Cite" w:semiHidden="1" w:unhideWhenUsed="1"/>
+    <w:lsdException w:name="HTML Code" w:semiHidden="1" w:unhideWhenUsed="1"/>
+    <w:lsdException w:name="HTML Definition" w:semiHidden="1" w:unhideWhenUsed="1"/>
+    <w:lsdException w:name="HTML Keyboard" w:semiHidden="1" w:unhideWhenUsed="1"/>
+    <w:lsdException w:name="HTML Preformatted" w:semiHidden="1" w:unhideWhenUsed="1"/>
+    <w:lsdException w:name="HTML Sample" w:semiHidden="1" w:unhideWhenUsed="1"/>
+    <w:lsdException w:name="HTML Typewriter" w:semiHidden="1" w:unhideWhenUsed="1"/>
+    <w:lsdException w:name="HTML Variable" w:semiHidden="1" w:unhideWhenUsed="1"/>
+    <w:lsdException w:name="Normal Table" w:semiHidden="1" w:unhideWhenUsed="1"/>
+    <w:lsdException w:name="annotation subject" w:semiHidden="1" w:unhideWhenUsed="1"/>
+    <w:lsdException w:name="No List" w:semiHidden="1" w:unhideWhenUsed="1"/>
+    <w:lsdException w:name="Outline List 1" w:semiHidden="1" w:unhideWhenUsed="1"/>
+    <w:lsdException w:name="Outline List 2" w:semiHidden="1" w:unhideWhenUsed="1"/>
+    <w:lsdException w:name="Outline List 3" w:semiHidden="1" w:unhideWhenUsed="1"/>
+    <w:lsdException w:name="Table Simple 1" w:semiHidden="1" w:unhideWhenUsed="1"/>
+    <w:lsdException w:name="Table Simple 2" w:semiHidden="1" w:unhideWhenUsed="1"/>
+    <w:lsdException w:name="Table Simple 3" w:semiHidden="1" w:unhideWhenUsed="1"/>
+    <w:lsdException w:name="Table Classic 1" w:semiHidden="1" w:unhideWhenUsed="1"/>
+    <w:lsdException w:name="Table Classic 2" w:semiHidden="1" w:unhideWhenUsed="1"/>
+    <w:lsdException w:name="Table Classic 3" w:semiHidden="1" w:unhideWhenUsed="1"/>
+    <w:lsdException w:name="Table Classic 4" w:semiHidden="1" w:unhideWhenUsed="1"/>
+    <w:lsdException w:name="Table Colorful 1" w:semiHidden="1" w:unhideWhenUsed="1"/>
+    <w:lsdException w:name="Table Colorful 2" w:semiHidden="1" w:unhideWhenUsed="1"/>
+    <w:lsdException w:name="Table Colorful 3" w:semiHidden="1" w:unhideWhenUsed="1"/>
+    <w:lsdException w:name="Table Columns 1" w:semiHidden="1" w:unhideWhenUsed="1"/>
+    <w:lsdException w:name="Table Columns 2" w:semiHidden="1" w:unhideWhenUsed="1"/>
+    <w:lsdException w:name="Table Columns 3" w:semiHidden="1" w:unhideWhenUsed="1"/>
+    <w:lsdException w:name="Table Columns 4" w:semiHidden="1" w:unhideWhenUsed="1"/>
+    <w:lsdException w:name="Table Columns 5" w:semiHidden="1" w:unhideWhenUsed="1"/>
+    <w:lsdException w:name="Table Grid 1" w:semiHidden="1" w:unhideWhenUsed="1"/>
+    <w:lsdException w:name="Table Grid 2" w:semiHidden="1" w:unhideWhenUsed="1"/>
+    <w:lsdException w:name="Table Grid 3" w:semiHidden="1" w:unhideWhenUsed="1"/>
+    <w:lsdException w:name="Table Grid 4" w:semiHidden="1" w:unhideWhenUsed="1"/>
+    <w:lsdException w:name="Table Grid 5" w:semiHidden="1" w:unhideWhenUsed="1"/>
+    <w:lsdException w:name="Table Grid 6" w:semiHidden="1" w:unhideWhenUsed="1"/>
+    <w:lsdException w:name="Table Grid 7" w:semiHidden="1" w:unhideWhenUsed="1"/>
+    <w:lsdException w:name="Table Grid 8" w:semiHidden="1" w:unhideWhenUsed="1"/>
+    <w:lsdException w:name="Table List 1" w:semiHidden="1" w:unhideWhenUsed="1"/>
+    <w:lsdException w:name="Table List 2" w:semiHidden="1" w:unhideWhenUsed="1"/>
+    <w:lsdException w:name="Table List 3" w:semiHidden="1" w:unhideWhenUsed="1"/>
+    <w:lsdException w:name="Table List 4" w:semiHidden="1" w:unhideWhenUsed="1"/>
+    <w:lsdException w:name="Table List 5" w:semiHidden="1" w:unhideWhenUsed="1"/>
+    <w:lsdException w:name="Table List 6" w:semiHidden="1" w:unhideWhenUsed="1"/>
+    <w:lsdException w:name="Table List 7" w:semiHidden="1" w:unhideWhenUsed="1"/>
+    <w:lsdException w:name="Table List 8" w:semiHidden="1" w:unhideWhenUsed="1"/>
+    <w:lsdException w:name="Table 3D effects 1" w:semiHidden="1" w:unhideWhenUsed="1"/>
+    <w:lsdException w:name="Table 3D effects 2" w:semiHidden="1" w:unhideWhenUsed="1"/>
+    <w:lsdException w:name="Table 3D effects 3" w:semiHidden="1" w:unhideWhenUsed="1"/>
+    <w:lsdException w:name="Table Contemporary" w:semiHidden="1" w:unhideWhenUsed="1"/>
+    <w:lsdException w:name="Table Elegant" w:semiHidden="1" w:unhideWhenUsed="1"/>
+    <w:lsdException w:name="Table Professional" w:semiHidden="1" w:unhideWhenUsed="1"/>
+    <w:lsdException w:name="Table Subtle 1" w:semiHidden="1" w:unhideWhenUsed="1"/>
+    <w:lsdException w:name="Table Subtle 2" w:semiHidden="1" w:unhideWhenUsed="1"/>
+    <w:lsdException w:name="Table Web 1" w:semiHidden="1" w:unhideWhenUsed="1"/>
+    <w:lsdException w:name="Table Web 2" w:semiHidden="1" w:unhideWhenUsed="1"/>
+    <w:lsdException w:name="Table Web 3" w:semiHidden="1" w:unhideWhenUsed="1"/>
+    <w:lsdException w:name="Balloon Text" w:semiHidden="1" w:unhideWhenUsed="1"/>
+    <w:lsdException w:name="Table Grid" w:uiPriority="39"/>
+    <w:lsdException w:name="Table Theme" w:semiHidden="1" w:unhideWhenUsed="1"/>
+    <w:lsdException w:name="Placeholder Text" w:semiHidden="1"/>
+    <w:lsdException w:name="No Spacing" w:uiPriority="1" w:qFormat="1"/>
+    <w:lsdException w:name="Light Shading" w:uiPriority="60"/>
+    <w:lsdException w:name="Light List" w:uiPriority="61"/>
+    <w:lsdException w:name="Light Grid" w:uiPriority="62"/>
+    <w:lsdException w:name="Medium Shading 1" w:uiPriority="63"/>
+    <w:lsdException w:name="Medium Shading 2" w:uiPriority="64"/>
+    <w:lsdException w:name="Medium List 1" w:uiPriority="65"/>
+    <w:lsdException w:name="Medium List 2" w:uiPriority="66"/>
+    <w:lsdException w:name="Medium Grid 1" w:uiPriority="67"/>
+    <w:lsdException w:name="Medium Grid 2" w:uiPriority="68"/>
+    <w:lsdException w:name="Medium Grid 3" w:uiPriority="69"/>
+    <w:lsdException w:name="Dark List" w:uiPriority="70"/>
+    <w:lsdException w:name="Colorful Shading" w:uiPriority="71"/>
+    <w:lsdException w:name="Colorful List" w:uiPriority="72"/>
+    <w:lsdException w:name="Colorful Grid" w:uiPriority="73"/>
+    <w:lsdException w:name="Light Shading Accent 1" w:uiPriority="60"/>
+    <w:lsdException w:name="Light List Accent 1" w:uiPriority="61"/>
+    <w:lsdException w:name="Light Grid Accent 1" w:uiPriority="62"/>
+    <w:lsdException w:name="Medium Shading 1 Accent 1" w:uiPriority="63"/>
+    <w:lsdException w:name="Medium Shading 2 Accent 1" w:uiPriority="64"/>
+    <w:lsdException w:name="Medium List 1 Accent 1" w:uiPriority="65"/>
+    <w:lsdException w:name="Revision" w:semiHidden="1"/>
+    <w:lsdException w:name="List Paragraph" w:uiPriority="34" w:qFormat="1"/>
+    <w:lsdException w:name="Quote" w:uiPriority="29" w:qFormat="1"/>
+    <w:lsdException w:name="Intense Quote" w:uiPriority="30" w:qFormat="1"/>
+    <w:lsdException w:name="Medium List 2 Accent 1" w:uiPriority="66"/>
+    <w:lsdException w:name="Medium Grid 1 Accent 1" w:uiPriority="67"/>
+    <w:lsdException w:name="Medium Grid 2 Accent 1" w:uiPriority="68"/>
+    <w:lsdException w:name="Medium Grid 3 Accent 1" w:uiPriority="69"/>
+    <w:lsdException w:name="Dark List Accent 1" w:uiPriority="70"/>
+    <w:lsdException w:name="Colorful Shading Accent 1" w:uiPriority="71"/>
+    <w:lsdException w:name="Colorful List Accent 1" w:uiPriority="72"/>
+    <w:lsdException w:name="Colorful Grid Accent 1" w:uiPriority="73"/>
+    <w:lsdException w:name="Light Shading Accent 2" w:uiPriority="60"/>
+    <w:lsdException w:name="Light List Accent 2" w:uiPriority="61"/>
+    <w:lsdException w:name="Light Grid Accent 2" w:uiPriority="62"/>
+    <w:lsdException w:name="Medium Shading 1 Accent 2" w:uiPriority="63"/>
+    <w:lsdException w:name="Medium Shading 2 Accent 2" w:uiPriority="64"/>
+    <w:lsdException w:name="Medium List 1 Accent 2" w:uiPriority="65"/>
+    <w:lsdException w:name="Medium List 2 Accent 2" w:uiPriority="66"/>
+    <w:lsdException w:name="Medium Grid 1 Accent 2" w:uiPriority="67"/>
+    <w:lsdException w:name="Medium Grid 2 Accent 2" w:uiPriority="68"/>
+    <w:lsdException w:name="Medium Grid 3 Accent 2" w:uiPriority="69"/>
+    <w:lsdException w:name="Dark List Accent 2" w:uiPriority="70"/>
+    <w:lsdException w:name="Colorful Shading Accent 2" w:uiPriority="71"/>
+    <w:lsdException w:name="Colorful List Accent 2" w:uiPriority="72"/>
+    <w:lsdException w:name="Colorful Grid Accent 2" w:uiPriority="73"/>
+    <w:lsdException w:name="Light Shading Accent 3" w:uiPriority="60"/>
+    <w:lsdException w:name="Light List Accent 3" w:uiPriority="61"/>
+    <w:lsdException w:name="Light Grid Accent 3" w:uiPriority="62"/>
+    <w:lsdException w:name="Medium Shading 1 Accent 3" w:uiPriority="63"/>
+    <w:lsdException w:name="Medium Shading 2 Accent 3" w:uiPriority="64"/>
+    <w:lsdException w:name="Medium List 1 Accent 3" w:uiPriority="65"/>
+    <w:lsdException w:name="Medium List 2 Accent 3" w:uiPriority="66"/>
+    <w:lsdException w:name="Medium Grid 1 Accent 3" w:uiPriority="67"/>
+    <w:lsdException w:name="Medium Grid 2 Accent 3" w:uiPriority="68"/>
+    <w:lsdException w:name="Medium Grid 3 Accent 3" w:uiPriority="69"/>
+    <w:lsdException w:name="Dark List Accent 3" w:uiPriority="70"/>
+    <w:lsdException w:name="Colorful Shading Accent 3" w:uiPriority="71"/>
+    <w:lsdException w:name="Colorful List Accent 3" w:uiPriority="72"/>
+    <w:lsdException w:name="Colorful Grid Accent 3" w:uiPriority="73"/>
+    <w:lsdException w:name="Light Shading Accent 4" w:uiPriority="60"/>
+    <w:lsdException w:name="Light List Accent 4" w:uiPriority="61"/>
+    <w:lsdException w:name="Light Grid Accent 4" w:uiPriority="62"/>
+    <w:lsdException w:name="Medium Shading 1 Accent 4" w:uiPriority="63"/>
+    <w:lsdException w:name="Medium Shading 2 Accent 4" w:uiPriority="64"/>
+    <w:lsdException w:name="Medium List 1 Accent 4" w:uiPriority="65"/>
+    <w:lsdException w:name="Medium List 2 Accent 4" w:uiPriority="66"/>
+    <w:lsdException w:name="Medium Grid 1 Accent 4" w:uiPriority="67"/>
+    <w:lsdException w:name="Medium Grid 2 Accent 4" w:uiPriority="68"/>
+    <w:lsdException w:name="Medium Grid 3 Accent 4" w:uiPriority="69"/>
+    <w:lsdException w:name="Dark List Accent 4" w:uiPriority="70"/>
+    <w:lsdException w:name="Colorful Shading Accent 4" w:uiPriority="71"/>
+    <w:lsdException w:name="Colorful List Accent 4" w:uiPriority="72"/>
+    <w:lsdException w:name="Colorful Grid Accent 4" w:uiPriority="73"/>
+    <w:lsdException w:name="Light Shading Accent 5" w:uiPriority="60"/>
+    <w:lsdException w:name="Light List Accent 5" w:uiPriority="61"/>
+    <w:lsdException w:name="Light Grid Accent 5" w:uiPriority="62"/>
+    <w:lsdException w:name="Medium Shading 1 Accent 5" w:uiPriority="63"/>
+    <w:lsdException w:name="Medium Shading 2 Accent 5" w:uiPriority="64"/>
+    <w:lsdException w:name="Medium List 1 Accent 5" w:uiPriority="65"/>
+    <w:lsdException w:name="Medium List 2 Accent 5" w:uiPriority="66"/>
+    <w:lsdException w:name="Medium Grid 1 Accent 5" w:uiPriority="67"/>
+    <w:lsdException w:name="Medium Grid 2 Accent 5" w:uiPriority="68"/>
+    <w:lsdException w:name="Medium Grid 3 Accent 5" w:uiPriority="69"/>
+    <w:lsdException w:name="Dark List Accent 5" w:uiPriority="70"/>
+    <w:lsdException w:name="Colorful Shading Accent 5" w:uiPriority="71"/>
+    <w:lsdException w:name="Colorful List Accent 5" w:uiPriority="72"/>
+    <w:lsdException w:name="Colorful Grid Accent 5" w:uiPriority="73"/>
+    <w:lsdException w:name="Light Shading Accent 6" w:uiPriority="60"/>
+    <w:lsdException w:name="Light List Accent 6" w:uiPriority="61"/>
+    <w:lsdException w:name="Light Grid Accent 6" w:uiPriority="62"/>
+    <w:lsdException w:name="Medium Shading 1 Accent 6" w:uiPriority="63"/>
+    <w:lsdException w:name="Medium Shading 2 Accent 6" w:uiPriority="64"/>
+    <w:lsdException w:name="Medium List 1 Accent 6" w:uiPriority="65"/>
+    <w:lsdException w:name="Medium List 2 Accent 6" w:uiPriority="66"/>
+    <w:lsdException w:name="Medium Grid 1 Accent 6" w:uiPriority="67"/>
+    <w:lsdException w:name="Medium Grid 2 Accent 6" w:uiPriority="68"/>
+    <w:lsdException w:name="Medium Grid 3 Accent 6" w:uiPriority="69"/>
+    <w:lsdException w:name="Dark List Accent 6" w:uiPriority="70"/>
+    <w:lsdException w:name="Colorful Shading Accent 6" w:uiPriority="71"/>
+    <w:lsdException w:name="Colorful List Accent 6" w:uiPriority="72"/>
+    <w:lsdException w:name="Colorful Grid Accent 6" w:uiPriority="73"/>
+    <w:lsdException w:name="Subtle Emphasis" w:uiPriority="19" w:qFormat="1"/>
+    <w:lsdException w:name="Intense Emphasis" w:uiPriority="21" w:qFormat="1"/>
+    <w:lsdException w:name="Subtle Reference" w:uiPriority="31" w:qFormat="1"/>
+    <w:lsdException w:name="Intense Reference" w:uiPriority="32" w:qFormat="1"/>
+    <w:lsdException w:name="Book Title" w:uiPriority="33" w:qFormat="1"/>
+    <w:lsdException w:name="Bibliography" w:semiHidden="1" w:uiPriority="37" w:unhideWhenUsed="1"/>
+    <w:lsdException w:name="TOC Heading" w:semiHidden="1" w:uiPriority="39" w:unhideWhenUsed="1" w:qFormat="1"/>
+    <w:lsdException w:name="Plain Table 1" w:uiPriority="41"/>
+    <w:lsdException w:name="Plain Table 2" w:uiPriority="42"/>
+    <w:lsdException w:name="Plain Table 3" w:uiPriority="43"/>
+    <w:lsdException w:name="Plain Table 4" w:uiPriority="44"/>
+    <w:lsdException w:name="Plain Table 5" w:uiPriority="45"/>
+    <w:lsdException w:name="Grid Table Light" w:uiPriority="40"/>
+    <w:lsdException w:name="Grid Table 1 Light" w:uiPriority="46"/>
+    <w:lsdException w:name="Grid Table 2" w:uiPriority="47"/>
+    <w:lsdException w:name="Grid Table 3" w:uiPriority="48"/>
+    <w:lsdException w:name="Grid Table 4" w:uiPriority="49"/>
+    <w:lsdException w:name="Grid Table 5 Dark" w:uiPriority="50"/>
+    <w:lsdException w:name="Grid Table 6 Colorful" w:uiPriority="51"/>
+    <w:lsdException w:name="Grid Table 7 Colorful" w:uiPriority="52"/>
+    <w:lsdException w:name="Grid Table 1 Light Accent 1" w:uiPriority="46"/>
+    <w:lsdException w:name="Grid Table 2 Accent 1" w:uiPriority="47"/>
+    <w:lsdException w:name="Grid Table 3 Accent 1" w:uiPriority="48"/>
+    <w:lsdException w:name="Grid Table 4 Accent 1" w:uiPriority="49"/>
+    <w:lsdException w:name="Grid Table 5 Dark Accent 1" w:uiPriority="50"/>
+    <w:lsdException w:name="Grid Table 6 Colorful Accent 1" w:uiPriority="51"/>
+    <w:lsdException w:name="Grid Table 7 Colorful Accent 1" w:uiPriority="52"/>
+    <w:lsdException w:name="Grid Table 1 Light Accent 2" w:uiPriority="46"/>
+    <w:lsdException w:name="Grid Table 2 Accent 2" w:uiPriority="47"/>
+    <w:lsdException w:name="Grid Table 3 Accent 2" w:uiPriority="48"/>
+    <w:lsdException w:name="Grid Table 4 Accent 2" w:uiPriority="49"/>
+    <w:lsdException w:name="Grid Table 5 Dark Accent 2" w:uiPriority="50"/>
+    <w:lsdException w:name="Grid Table 6 Colorful Accent 2" w:uiPriority="51"/>
+    <w:lsdException w:name="Grid Table 7 Colorful Accent 2" w:uiPriority="52"/>
+    <w:lsdException w:name="Grid Table 1 Light Accent 3" w:uiPriority="46"/>
+    <w:lsdException w:name="Grid Table 2 Accent 3" w:uiPriority="47"/>
+    <w:lsdException w:name="Grid Table 3 Accent 3" w:uiPriority="48"/>
+    <w:lsdException w:name="Grid Table 4 Accent 3" w:uiPriority="49"/>
+    <w:lsdException w:name="Grid Table 5 Dark Accent 3" w:uiPriority="50"/>
+    <w:lsdException w:name="Grid Table 6 Colorful Accent 3" w:uiPriority="51"/>
+    <w:lsdException w:name="Grid Table 7 Colorful Accent 3" w:uiPriority="52"/>
+    <w:lsdException w:name="Grid Table 1 Light Accent 4" w:uiPriority="46"/>
+    <w:lsdException w:name="Grid Table 2 Accent 4" w:uiPriority="47"/>
+    <w:lsdException w:name="Grid Table 3 Accent 4" w:uiPriority="48"/>
+    <w:lsdException w:name="Grid Table 4 Accent 4" w:uiPriority="49"/>
+    <w:lsdException w:name="Grid Table 5 Dark Accent 4" w:uiPriority="50"/>
+    <w:lsdException w:name="Grid Table 6 Colorful Accent 4" w:uiPriority="51"/>
+    <w:lsdException w:name="Grid Table 7 Colorful Accent 4" w:uiPriority="52"/>
+    <w:lsdException w:name="Grid Table 1 Light Accent 5" w:uiPriority="46"/>
+    <w:lsdException w:name="Grid Table 2 Accent 5" w:uiPriority="47"/>
+    <w:lsdException w:name="Grid Table 3 Accent 5" w:uiPriority="48"/>
+    <w:lsdException w:name="Grid Table 4 Accent 5" w:uiPriority="49"/>
+    <w:lsdException w:name="Grid Table 5 Dark Accent 5" w:uiPriority="50"/>
+    <w:lsdException w:name="Grid Table 6 Colorful Accent 5" w:uiPriority="51"/>
+    <w:lsdException w:name="Grid Table 7 Colorful Accent 5" w:uiPriority="52"/>
+    <w:lsdException w:name="Grid Table 1 Light Accent 6" w:uiPriority="46"/>
+    <w:lsdException w:name="Grid Table 2 Accent 6" w:uiPriority="47"/>
+    <w:lsdException w:name="Grid Table 3 Accent 6" w:uiPriority="48"/>
+    <w:lsdException w:name="Grid Table 4 Accent 6" w:uiPriority="49"/>
+    <w:lsdException w:name="Grid Table 5 Dark Accent 6" w:uiPriority="50"/>
+    <w:lsdException w:name="Grid Table 6 Colorful Accent 6" w:uiPriority="51"/>
+    <w:lsdException w:name="Grid Table 7 Colorful Accent 6" w:uiPriority="52"/>
+    <w:lsdException w:name="List Table 1 Light" w:uiPriority="46"/>
+    <w:lsdException w:name="List Table 2" w:uiPriority="47"/>
+    <w:lsdException w:name="List Table 3" w:uiPriority="48"/>
+    <w:lsdException w:name="List Table 4" w:uiPriority="49"/>
+    <w:lsdException w:name="List Table 5 Dark" w:uiPriority="50"/>
+    <w:lsdException w:name="List Table 6 Colorful" w:uiPriority="51"/>
+    <w:lsdException w:name="List Table 7 Colorful" w:uiPriority="52"/>
+    <w:lsdException w:name="List Table 1 Light Accent 1" w:uiPriority="46"/>
+    <w:lsdException w:name="List Table 2 Accent 1" w:uiPriority="47"/>
+    <w:lsdException w:name="List Table 3 Accent 1" w:uiPriority="48"/>
+    <w:lsdException w:name="List Table 4 Accent 1" w:uiPriority="49"/>
+    <w:lsdException w:name="List Table 5 Dark Accent 1" w:uiPriority="50"/>
+    <w:lsdException w:name="List Table 6 Colorful Accent 1" w:uiPriority="51"/>
+    <w:lsdException w:name="List Table 7 Colorful Accent 1" w:uiPriority="52"/>
+    <w:lsdException w:name="List Table 1 Light Accent 2" w:uiPriority="46"/>
+    <w:lsdException w:name="List Table 2 Accent 2" w:uiPriority="47"/>
+    <w:lsdException w:name="List Table 3 Accent 2" w:uiPriority="48"/>
+    <w:lsdException w:name="List Table 4 Accent 2" w:uiPriority="49"/>
+    <w:lsdException w:name="List Table 5 Dark Accent 2" w:uiPriority="50"/>
+    <w:lsdException w:name="List Table 6 Colorful Accent 2" w:uiPriority="51"/>
+    <w:lsdException w:name="List Table 7 Colorful Accent 2" w:uiPriority="52"/>
+    <w:lsdException w:name="List Table 1 Light Accent 3" w:uiPriority="46"/>
+    <w:lsdException w:name="List Table 2 Accent 3" w:uiPriority="47"/>
+    <w:lsdException w:name="List Table 3 Accent 3" w:uiPriority="48"/>
+    <w:lsdException w:name="List Table 4 Accent 3" w:uiPriority="49"/>
+    <w:lsdException w:name="List Table 5 Dark Accent 3" w:uiPriority="50"/>
+    <w:lsdException w:name="List Table 6 Colorful Accent 3" w:uiPriority="51"/>
+    <w:lsdException w:name="List Table 7 Colorful Accent 3" w:uiPriority="52"/>
+    <w:lsdException w:name="List Table 1 Light Accent 4" w:uiPriority="46"/>
+    <w:lsdException w:name="List Table 2 Accent 4" w:uiPriority="47"/>
+    <w:lsdException w:name="List Table 3 Accent 4" w:uiPriority="48"/>
+    <w:lsdException w:name="List Table 4 Accent 4" w:uiPriority="49"/>
+    <w:lsdException w:name="List Table 5 Dark Accent 4" w:uiPriority="50"/>
+    <w:lsdException w:name="List Table 6 Colorful Accent 4" w:uiPriority="51"/>
+    <w:lsdException w:name="List Table 7 Colorful Accent 4" w:uiPriority="52"/>
+    <w:lsdException w:name="List Table 1 Light Accent 5" w:uiPriority="46"/>
+    <w:lsdException w:name="List Table 2 Accent 5" w:uiPriority="47"/>
+    <w:lsdException w:name="List Table 3 Accent 5" w:uiPriority="48"/>
+    <w:lsdException w:name="List Table 4 Accent 5" w:uiPriority="49"/>
+    <w:lsdException w:name="List Table 5 Dark Accent 5" w:uiPriority="50"/>
+    <w:lsdException w:name="List Table 6 Colorful Accent 5" w:uiPriority="51"/>
+    <w:lsdException w:name="List Table 7 Colorful Accent 5" w:uiPriority="52"/>
+    <w:lsdException w:name="List Table 1 Light Accent 6" w:uiPriority="46"/>
+    <w:lsdException w:name="List Table 2 Accent 6" w:uiPriority="47"/>
+    <w:lsdException w:name="List Table 3 Accent 6" w:uiPriority="48"/>
+    <w:lsdException w:name="List Table 4 Accent 6" w:uiPriority="49"/>
+    <w:lsdException w:name="List Table 5 Dark Accent 6" w:uiPriority="50"/>
+    <w:lsdException w:name="List Table 6 Colorful Accent 6" w:uiPriority="51"/>
+    <w:lsdException w:name="List Table 7 Colorful Accent 6" w:uiPriority="52"/>
+    <w:lsdException w:name="Mention" w:semiHidden="1" w:unhideWhenUsed="1"/>
+    <w:lsdException w:name="Smart Hyperlink" w:semiHidden="1" w:unhideWhenUsed="1"/>
+    <w:lsdException w:name="Hashtag" w:semiHidden="1" w:unhideWhenUsed="1"/>
+    <w:lsdException w:name="Unresolved Mention" w:semiHidden="1" w:unhideWhenUsed="1"/>
+    <w:lsdException w:name="Smart Link" w:semiHidden="1" w:unhideWhenUsed="1"/>
+  </w:latentStyles>
+  <w:style w:type="paragraph" w:default="1" w:styleId="Normal">
+    <w:name w:val="Normal"/>
     <w:qFormat/>
-    <w:rPr>
-      <w:sz w:val="56"/>
-      <w:szCs w:val="56"/>
-    </w:rPr>
   </w:style>
   <w:style w:type="paragraph" w:styleId="Heading1">
-    <w:name w:val="Heading 1"/>
-    <w:basedOn w:val="Normal"/>
-    <w:next w:val="Normal"/>
+    <w:name w:val="heading 1"/>
+    <w:uiPriority w:val="9"/>
     <w:qFormat/>
+    <w:pPr>
+      <w:outlineLvl w:val="0"/>
+    </w:pPr>
     <w:rPr>
-      <w:color w:val="2E74B5"/>
-      <w:sz w:val="32"/>
-      <w:szCs w:val="32"/>
+      <w:b/>
+      <w:bCs/>
+      <w:color w:val="2B2B2B"/>
+      <w:sz w:val="30"/>
+      <w:szCs w:val="30"/>
     </w:rPr>
   </w:style>
   <w:style w:type="paragraph" w:styleId="Heading2">
-    <w:name w:val="Heading 2"/>
-    <w:basedOn w:val="Normal"/>
-    <w:next w:val="Normal"/>
+    <w:name w:val="heading 2"/>
+    <w:uiPriority w:val="9"/>
+    <w:unhideWhenUsed/>
     <w:qFormat/>
+    <w:pPr>
+      <w:outlineLvl w:val="1"/>
+    </w:pPr>
     <w:rPr>
-      <w:color w:val="2E74B5"/>
+      <w:b/>
+      <w:bCs/>
+      <w:color w:val="4C72B0"/>
       <w:sz w:val="26"/>
       <w:szCs w:val="26"/>
     </w:rPr>
   </w:style>
   <w:style w:type="paragraph" w:styleId="Heading3">
-    <w:name w:val="Heading 3"/>
-    <w:basedOn w:val="Normal"/>
-    <w:next w:val="Normal"/>
+    <w:name w:val="heading 3"/>
+    <w:uiPriority w:val="9"/>
+    <w:semiHidden/>
+    <w:unhideWhenUsed/>
     <w:qFormat/>
+    <w:pPr>
+      <w:outlineLvl w:val="2"/>
+    </w:pPr>
     <w:rPr>
       <w:color w:val="1F4D78"/>
       <w:sz w:val="24"/>
@@ -3902,10 +5713,14 @@
     </w:rPr>
   </w:style>
   <w:style w:type="paragraph" w:styleId="Heading4">
-    <w:name w:val="Heading 4"/>
-    <w:basedOn w:val="Normal"/>
-    <w:next w:val="Normal"/>
+    <w:name w:val="heading 4"/>
+    <w:uiPriority w:val="9"/>
+    <w:semiHidden/>
+    <w:unhideWhenUsed/>
     <w:qFormat/>
+    <w:pPr>
+      <w:outlineLvl w:val="3"/>
+    </w:pPr>
     <w:rPr>
       <w:i/>
       <w:iCs/>
@@ -3913,27 +5728,69 @@
     </w:rPr>
   </w:style>
   <w:style w:type="paragraph" w:styleId="Heading5">
-    <w:name w:val="Heading 5"/>
-    <w:basedOn w:val="Normal"/>
-    <w:next w:val="Normal"/>
+    <w:name w:val="heading 5"/>
+    <w:uiPriority w:val="9"/>
+    <w:semiHidden/>
+    <w:unhideWhenUsed/>
     <w:qFormat/>
+    <w:pPr>
+      <w:outlineLvl w:val="4"/>
+    </w:pPr>
     <w:rPr>
       <w:color w:val="2E74B5"/>
     </w:rPr>
   </w:style>
   <w:style w:type="paragraph" w:styleId="Heading6">
-    <w:name w:val="Heading 6"/>
-    <w:basedOn w:val="Normal"/>
-    <w:next w:val="Normal"/>
+    <w:name w:val="heading 6"/>
+    <w:uiPriority w:val="9"/>
+    <w:semiHidden/>
+    <w:unhideWhenUsed/>
     <w:qFormat/>
+    <w:pPr>
+      <w:outlineLvl w:val="5"/>
+    </w:pPr>
     <w:rPr>
       <w:color w:val="1F4D78"/>
     </w:rPr>
   </w:style>
-  <w:style w:type="paragraph" w:styleId="Strong">
-    <w:name w:val="Strong"/>
-    <w:basedOn w:val="Normal"/>
-    <w:next w:val="Normal"/>
+  <w:style w:type="character" w:default="1" w:styleId="DefaultParagraphFont">
+    <w:name w:val="Default Paragraph Font"/>
+    <w:uiPriority w:val="1"/>
+    <w:semiHidden/>
+    <w:unhideWhenUsed/>
+  </w:style>
+  <w:style w:type="table" w:default="1" w:styleId="TableNormal">
+    <w:name w:val="Normal Table"/>
+    <w:uiPriority w:val="99"/>
+    <w:semiHidden/>
+    <w:unhideWhenUsed/>
+    <w:tblPr>
+      <w:tblInd w:w="0" w:type="dxa"/>
+      <w:tblCellMar>
+        <w:top w:w="0" w:type="dxa"/>
+        <w:left w:w="108" w:type="dxa"/>
+        <w:bottom w:w="0" w:type="dxa"/>
+        <w:right w:w="108" w:type="dxa"/>
+      </w:tblCellMar>
+    </w:tblPr>
+  </w:style>
+  <w:style w:type="numbering" w:default="1" w:styleId="NoList">
+    <w:name w:val="No List"/>
+    <w:uiPriority w:val="99"/>
+    <w:semiHidden/>
+    <w:unhideWhenUsed/>
+  </w:style>
+  <w:style w:type="paragraph" w:styleId="Title">
+    <w:name w:val="Title"/>
+    <w:uiPriority w:val="10"/>
+    <w:qFormat/>
+    <w:rPr>
+      <w:sz w:val="56"/>
+      <w:szCs w:val="56"/>
+    </w:rPr>
+  </w:style>
+  <w:style w:type="paragraph" w:customStyle="1" w:styleId="Strong1">
+    <w:name w:val="Strong1"/>
     <w:qFormat/>
     <w:rPr>
       <w:b/>
@@ -3942,12 +5799,10 @@
   </w:style>
   <w:style w:type="paragraph" w:styleId="ListParagraph">
     <w:name w:val="List Paragraph"/>
-    <w:basedOn w:val="Normal"/>
     <w:qFormat/>
   </w:style>
   <w:style w:type="character" w:styleId="Hyperlink">
     <w:name w:val="Hyperlink"/>
-    <w:basedOn w:val="DefaultParagraphFont"/>
     <w:uiPriority w:val="99"/>
     <w:unhideWhenUsed/>
     <w:rPr>
@@ -3957,7 +5812,6 @@
   </w:style>
   <w:style w:type="character" w:styleId="FootnoteReference">
     <w:name w:val="footnote reference"/>
-    <w:basedOn w:val="DefaultParagraphFont"/>
     <w:uiPriority w:val="99"/>
     <w:semiHidden/>
     <w:unhideWhenUsed/>
@@ -3967,22 +5821,17 @@
   </w:style>
   <w:style w:type="paragraph" w:styleId="FootnoteText">
     <w:name w:val="footnote text"/>
-    <w:basedOn w:val="Normal"/>
     <w:link w:val="FootnoteTextChar"/>
     <w:uiPriority w:val="99"/>
     <w:semiHidden/>
     <w:unhideWhenUsed/>
-    <w:pPr>
-      <w:spacing w:after="0" w:line="240" w:lineRule="auto"/>
-    </w:pPr>
     <w:rPr>
       <w:sz w:val="20"/>
       <w:szCs w:val="20"/>
     </w:rPr>
   </w:style>
-  <w:style w:type="character" w:styleId="FootnoteTextChar">
+  <w:style w:type="character" w:customStyle="1" w:styleId="FootnoteTextChar">
     <w:name w:val="Footnote Text Char"/>
-    <w:basedOn w:val="DefaultParagraphFont"/>
     <w:link w:val="FootnoteText"/>
     <w:uiPriority w:val="99"/>
     <w:semiHidden/>
@@ -3994,7 +5843,6 @@
   </w:style>
   <w:style w:type="character" w:styleId="EndnoteReference">
     <w:name w:val="endnote reference"/>
-    <w:basedOn w:val="DefaultParagraphFont"/>
     <w:uiPriority w:val="99"/>
     <w:semiHidden/>
     <w:unhideWhenUsed/>
@@ -4004,22 +5852,17 @@
   </w:style>
   <w:style w:type="paragraph" w:styleId="EndnoteText">
     <w:name w:val="endnote text"/>
-    <w:basedOn w:val="Normal"/>
     <w:link w:val="EndnoteTextChar"/>
     <w:uiPriority w:val="99"/>
     <w:semiHidden/>
     <w:unhideWhenUsed/>
-    <w:pPr>
-      <w:spacing w:after="0" w:line="240" w:lineRule="auto"/>
-    </w:pPr>
     <w:rPr>
       <w:sz w:val="20"/>
       <w:szCs w:val="20"/>
     </w:rPr>
   </w:style>
-  <w:style w:type="character" w:styleId="EndnoteTextChar">
+  <w:style w:type="character" w:customStyle="1" w:styleId="EndnoteTextChar">
     <w:name w:val="Endnote Text Char"/>
-    <w:basedOn w:val="DefaultParagraphFont"/>
     <w:link w:val="EndnoteText"/>
     <w:uiPriority w:val="99"/>
     <w:semiHidden/>
@@ -4029,29 +5872,332 @@
       <w:szCs w:val="20"/>
     </w:rPr>
   </w:style>
-  <w:style w:type="paragraph" w:styleId="Heading1">
-    <w:name w:val="Heading 1"/>
-    <w:basedOn w:val="Normal"/>
-    <w:next w:val="Normal"/>
+  <w:style w:type="character" w:styleId="UnresolvedMention">
+    <w:name w:val="Unresolved Mention"/>
+    <w:basedOn w:val="DefaultParagraphFont"/>
+    <w:uiPriority w:val="99"/>
+    <w:semiHidden/>
+    <w:unhideWhenUsed/>
+    <w:rsid w:val="00294D02"/>
     <w:rPr>
-      <w:b/>
-      <w:bCs/>
-      <w:color w:val="2b2b2b"/>
-      <w:sz w:val="30"/>
-      <w:szCs w:val="30"/>
-    </w:rPr>
-  </w:style>
-  <w:style w:type="paragraph" w:styleId="Heading2">
-    <w:name w:val="Heading 2"/>
-    <w:basedOn w:val="Normal"/>
-    <w:next w:val="Normal"/>
-    <w:rPr>
-      <w:b/>
-      <w:bCs/>
-      <w:color w:val="4C72B0"/>
-      <w:sz w:val="26"/>
-      <w:szCs w:val="26"/>
+      <w:color w:val="605E5C"/>
+      <w:shd w:val="clear" w:color="auto" w:fill="E1DFDD"/>
     </w:rPr>
   </w:style>
 </w:styles>
+</file>
+
+<file path=word/theme/theme1.xml><?xml version="1.0" encoding="utf-8"?>
+<a:theme xmlns:a="http://schemas.openxmlformats.org/drawingml/2006/main" name="Office Theme">
+  <a:themeElements>
+    <a:clrScheme name="Office">
+      <a:dk1>
+        <a:sysClr val="windowText" lastClr="000000"/>
+      </a:dk1>
+      <a:lt1>
+        <a:sysClr val="window" lastClr="FFFFFF"/>
+      </a:lt1>
+      <a:dk2>
+        <a:srgbClr val="0E2841"/>
+      </a:dk2>
+      <a:lt2>
+        <a:srgbClr val="E8E8E8"/>
+      </a:lt2>
+      <a:accent1>
+        <a:srgbClr val="156082"/>
+      </a:accent1>
+      <a:accent2>
+        <a:srgbClr val="E97132"/>
+      </a:accent2>
+      <a:accent3>
+        <a:srgbClr val="196B24"/>
+      </a:accent3>
+      <a:accent4>
+        <a:srgbClr val="0F9ED5"/>
+      </a:accent4>
+      <a:accent5>
+        <a:srgbClr val="A02B93"/>
+      </a:accent5>
+      <a:accent6>
+        <a:srgbClr val="4EA72E"/>
+      </a:accent6>
+      <a:hlink>
+        <a:srgbClr val="467886"/>
+      </a:hlink>
+      <a:folHlink>
+        <a:srgbClr val="96607D"/>
+      </a:folHlink>
+    </a:clrScheme>
+    <a:fontScheme name="Office">
+      <a:majorFont>
+        <a:latin typeface="Aptos Display" panose="02110004020202020204"/>
+        <a:ea typeface=""/>
+        <a:cs typeface=""/>
+        <a:font script="Jpan" typeface="游ゴシック Light"/>
+        <a:font script="Hang" typeface="맑은 고딕"/>
+        <a:font script="Hans" typeface="等线 Light"/>
+        <a:font script="Hant" typeface="新細明體"/>
+        <a:font script="Arab" typeface="Times New Roman"/>
+        <a:font script="Hebr" typeface="Times New Roman"/>
+        <a:font script="Thai" typeface="Angsana New"/>
+        <a:font script="Ethi" typeface="Nyala"/>
+        <a:font script="Beng" typeface="Vrinda"/>
+        <a:font script="Gujr" typeface="Shruti"/>
+        <a:font script="Khmr" typeface="MoolBoran"/>
+        <a:font script="Knda" typeface="Tunga"/>
+        <a:font script="Guru" typeface="Raavi"/>
+        <a:font script="Cans" typeface="Euphemia"/>
+        <a:font script="Cher" typeface="Plantagenet Cherokee"/>
+        <a:font script="Yiii" typeface="Microsoft Yi Baiti"/>
+        <a:font script="Tibt" typeface="Microsoft Himalaya"/>
+        <a:font script="Thaa" typeface="MV Boli"/>
+        <a:font script="Deva" typeface="Mangal"/>
+        <a:font script="Telu" typeface="Gautami"/>
+        <a:font script="Taml" typeface="Latha"/>
+        <a:font script="Syrc" typeface="Estrangelo Edessa"/>
+        <a:font script="Orya" typeface="Kalinga"/>
+        <a:font script="Mlym" typeface="Kartika"/>
+        <a:font script="Laoo" typeface="DokChampa"/>
+        <a:font script="Sinh" typeface="Iskoola Pota"/>
+        <a:font script="Mong" typeface="Mongolian Baiti"/>
+        <a:font script="Viet" typeface="Times New Roman"/>
+        <a:font script="Uigh" typeface="Microsoft Uighur"/>
+        <a:font script="Geor" typeface="Sylfaen"/>
+        <a:font script="Armn" typeface="Arial"/>
+        <a:font script="Bugi" typeface="Leelawadee UI"/>
+        <a:font script="Bopo" typeface="Microsoft JhengHei"/>
+        <a:font script="Java" typeface="Javanese Text"/>
+        <a:font script="Lisu" typeface="Segoe UI"/>
+        <a:font script="Mymr" typeface="Myanmar Text"/>
+        <a:font script="Nkoo" typeface="Ebrima"/>
+        <a:font script="Olck" typeface="Nirmala UI"/>
+        <a:font script="Osma" typeface="Ebrima"/>
+        <a:font script="Phag" typeface="Phagspa"/>
+        <a:font script="Syrn" typeface="Estrangelo Edessa"/>
+        <a:font script="Syrj" typeface="Estrangelo Edessa"/>
+        <a:font script="Syre" typeface="Estrangelo Edessa"/>
+        <a:font script="Sora" typeface="Nirmala UI"/>
+        <a:font script="Tale" typeface="Microsoft Tai Le"/>
+        <a:font script="Talu" typeface="Microsoft New Tai Lue"/>
+        <a:font script="Tfng" typeface="Ebrima"/>
+      </a:majorFont>
+      <a:minorFont>
+        <a:latin typeface="Aptos" panose="02110004020202020204"/>
+        <a:ea typeface=""/>
+        <a:cs typeface=""/>
+        <a:font script="Jpan" typeface="游明朝"/>
+        <a:font script="Hang" typeface="맑은 고딕"/>
+        <a:font script="Hans" typeface="等线"/>
+        <a:font script="Hant" typeface="新細明體"/>
+        <a:font script="Arab" typeface="Arial"/>
+        <a:font script="Hebr" typeface="Arial"/>
+        <a:font script="Thai" typeface="Cordia New"/>
+        <a:font script="Ethi" typeface="Nyala"/>
+        <a:font script="Beng" typeface="Vrinda"/>
+        <a:font script="Gujr" typeface="Shruti"/>
+        <a:font script="Khmr" typeface="DaunPenh"/>
+        <a:font script="Knda" typeface="Tunga"/>
+        <a:font script="Guru" typeface="Raavi"/>
+        <a:font script="Cans" typeface="Euphemia"/>
+        <a:font script="Cher" typeface="Plantagenet Cherokee"/>
+        <a:font script="Yiii" typeface="Microsoft Yi Baiti"/>
+        <a:font script="Tibt" typeface="Microsoft Himalaya"/>
+        <a:font script="Thaa" typeface="MV Boli"/>
+        <a:font script="Deva" typeface="Mangal"/>
+        <a:font script="Telu" typeface="Gautami"/>
+        <a:font script="Taml" typeface="Latha"/>
+        <a:font script="Syrc" typeface="Estrangelo Edessa"/>
+        <a:font script="Orya" typeface="Kalinga"/>
+        <a:font script="Mlym" typeface="Kartika"/>
+        <a:font script="Laoo" typeface="DokChampa"/>
+        <a:font script="Sinh" typeface="Iskoola Pota"/>
+        <a:font script="Mong" typeface="Mongolian Baiti"/>
+        <a:font script="Viet" typeface="Arial"/>
+        <a:font script="Uigh" typeface="Microsoft Uighur"/>
+        <a:font script="Geor" typeface="Sylfaen"/>
+        <a:font script="Armn" typeface="Arial"/>
+        <a:font script="Bugi" typeface="Leelawadee UI"/>
+        <a:font script="Bopo" typeface="Microsoft JhengHei"/>
+        <a:font script="Java" typeface="Javanese Text"/>
+        <a:font script="Lisu" typeface="Segoe UI"/>
+        <a:font script="Mymr" typeface="Myanmar Text"/>
+        <a:font script="Nkoo" typeface="Ebrima"/>
+        <a:font script="Olck" typeface="Nirmala UI"/>
+        <a:font script="Osma" typeface="Ebrima"/>
+        <a:font script="Phag" typeface="Phagspa"/>
+        <a:font script="Syrn" typeface="Estrangelo Edessa"/>
+        <a:font script="Syrj" typeface="Estrangelo Edessa"/>
+        <a:font script="Syre" typeface="Estrangelo Edessa"/>
+        <a:font script="Sora" typeface="Nirmala UI"/>
+        <a:font script="Tale" typeface="Microsoft Tai Le"/>
+        <a:font script="Talu" typeface="Microsoft New Tai Lue"/>
+        <a:font script="Tfng" typeface="Ebrima"/>
+      </a:minorFont>
+    </a:fontScheme>
+    <a:fmtScheme name="Office">
+      <a:fillStyleLst>
+        <a:solidFill>
+          <a:schemeClr val="phClr"/>
+        </a:solidFill>
+        <a:gradFill rotWithShape="1">
+          <a:gsLst>
+            <a:gs pos="0">
+              <a:schemeClr val="phClr">
+                <a:lumMod val="110000"/>
+                <a:satMod val="105000"/>
+                <a:tint val="67000"/>
+              </a:schemeClr>
+            </a:gs>
+            <a:gs pos="50000">
+              <a:schemeClr val="phClr">
+                <a:lumMod val="105000"/>
+                <a:satMod val="103000"/>
+                <a:tint val="73000"/>
+              </a:schemeClr>
+            </a:gs>
+            <a:gs pos="100000">
+              <a:schemeClr val="phClr">
+                <a:lumMod val="105000"/>
+                <a:satMod val="109000"/>
+                <a:tint val="81000"/>
+              </a:schemeClr>
+            </a:gs>
+          </a:gsLst>
+          <a:lin ang="5400000" scaled="0"/>
+        </a:gradFill>
+        <a:gradFill rotWithShape="1">
+          <a:gsLst>
+            <a:gs pos="0">
+              <a:schemeClr val="phClr">
+                <a:satMod val="103000"/>
+                <a:lumMod val="102000"/>
+                <a:tint val="94000"/>
+              </a:schemeClr>
+            </a:gs>
+            <a:gs pos="50000">
+              <a:schemeClr val="phClr">
+                <a:satMod val="110000"/>
+                <a:lumMod val="100000"/>
+                <a:shade val="100000"/>
+              </a:schemeClr>
+            </a:gs>
+            <a:gs pos="100000">
+              <a:schemeClr val="phClr">
+                <a:lumMod val="99000"/>
+                <a:satMod val="120000"/>
+                <a:shade val="78000"/>
+              </a:schemeClr>
+            </a:gs>
+          </a:gsLst>
+          <a:lin ang="5400000" scaled="0"/>
+        </a:gradFill>
+      </a:fillStyleLst>
+      <a:lnStyleLst>
+        <a:ln w="12700" cap="flat" cmpd="sng" algn="ctr">
+          <a:solidFill>
+            <a:schemeClr val="phClr"/>
+          </a:solidFill>
+          <a:prstDash val="solid"/>
+          <a:miter lim="800000"/>
+        </a:ln>
+        <a:ln w="19050" cap="flat" cmpd="sng" algn="ctr">
+          <a:solidFill>
+            <a:schemeClr val="phClr"/>
+          </a:solidFill>
+          <a:prstDash val="solid"/>
+          <a:miter lim="800000"/>
+        </a:ln>
+        <a:ln w="25400" cap="flat" cmpd="sng" algn="ctr">
+          <a:solidFill>
+            <a:schemeClr val="phClr"/>
+          </a:solidFill>
+          <a:prstDash val="solid"/>
+          <a:miter lim="800000"/>
+        </a:ln>
+      </a:lnStyleLst>
+      <a:effectStyleLst>
+        <a:effectStyle>
+          <a:effectLst/>
+        </a:effectStyle>
+        <a:effectStyle>
+          <a:effectLst/>
+        </a:effectStyle>
+        <a:effectStyle>
+          <a:effectLst>
+            <a:outerShdw blurRad="57150" dist="19050" dir="5400000" algn="ctr" rotWithShape="0">
+              <a:srgbClr val="000000">
+                <a:alpha val="63000"/>
+              </a:srgbClr>
+            </a:outerShdw>
+          </a:effectLst>
+        </a:effectStyle>
+      </a:effectStyleLst>
+      <a:bgFillStyleLst>
+        <a:solidFill>
+          <a:schemeClr val="phClr"/>
+        </a:solidFill>
+        <a:solidFill>
+          <a:schemeClr val="phClr">
+            <a:tint val="95000"/>
+            <a:satMod val="170000"/>
+          </a:schemeClr>
+        </a:solidFill>
+        <a:gradFill rotWithShape="1">
+          <a:gsLst>
+            <a:gs pos="0">
+              <a:schemeClr val="phClr">
+                <a:tint val="93000"/>
+                <a:satMod val="150000"/>
+                <a:shade val="98000"/>
+                <a:lumMod val="102000"/>
+              </a:schemeClr>
+            </a:gs>
+            <a:gs pos="50000">
+              <a:schemeClr val="phClr">
+                <a:tint val="98000"/>
+                <a:satMod val="130000"/>
+                <a:shade val="90000"/>
+                <a:lumMod val="103000"/>
+              </a:schemeClr>
+            </a:gs>
+            <a:gs pos="100000">
+              <a:schemeClr val="phClr">
+                <a:shade val="63000"/>
+                <a:satMod val="120000"/>
+              </a:schemeClr>
+            </a:gs>
+          </a:gsLst>
+          <a:lin ang="5400000" scaled="0"/>
+        </a:gradFill>
+      </a:bgFillStyleLst>
+    </a:fmtScheme>
+  </a:themeElements>
+  <a:objectDefaults>
+    <a:lnDef>
+      <a:spPr/>
+      <a:bodyPr/>
+      <a:lstStyle/>
+      <a:style>
+        <a:lnRef idx="2">
+          <a:schemeClr val="accent1"/>
+        </a:lnRef>
+        <a:fillRef idx="0">
+          <a:schemeClr val="accent1"/>
+        </a:fillRef>
+        <a:effectRef idx="1">
+          <a:schemeClr val="accent1"/>
+        </a:effectRef>
+        <a:fontRef idx="minor">
+          <a:schemeClr val="tx1"/>
+        </a:fontRef>
+      </a:style>
+    </a:lnDef>
+  </a:objectDefaults>
+  <a:extraClrSchemeLst/>
+  <a:extLst>
+    <a:ext uri="{05A4C25C-085E-4340-85A3-A5531E510DB2}">
+      <thm15:themeFamily xmlns:thm15="http://schemas.microsoft.com/office/thememl/2012/main" name="Office Theme" id="{2E142A2C-CD16-42D6-873A-C26D2A0506FA}" vid="{1BDDFF52-6CD6-40A5-AB3C-68EB2F1E4D0A}"/>
+    </a:ext>
+  </a:extLst>
+</a:theme>
 </file>